--- a/research-reviews/2026-10-24/VV-FUTURES-NEW-REVIEWED-FINDINGS.docx
+++ b/research-reviews/2026-10-24/VV-FUTURES-NEW-REVIEWED-FINDINGS.docx
@@ -26023,6 +26023,6096 @@
         </w:tc>
       </w:tr>
     </w:tbl>
+    <w:p>
+      <w:r>
+        <w:br w:type="page"/>
+      </w:r>
+    </w:p>
+    <w:p>
+      <w:pPr>
+        <w:pStyle w:val="Heading1"/>
+      </w:pPr>
+      <w:r>
+        <w:t>Research addendum | retrospective evidence update</w:t>
+      </w:r>
+    </w:p>
+    <w:p>
+      <w:pPr/>
+      <w:r>
+        <w:t>Companion evidence synthesis, 28 October 2026. Added to the existing 24 October review without removing or changing earlier source or review records.</w:t>
+      </w:r>
+    </w:p>
+    <w:p>
+      <w:r>
+        <w:t>This addendum was prepared from the evidence handoff and uses stable claim IDs. It is not a new scanner run, does not change any historical paper, and does not turn provisional comparisons into formally verified outcomes.</w:t>
+      </w:r>
+    </w:p>
+    <w:p>
+      <w:r>
+        <w:t>Evidence cutoff: 28 October 2026. The newer retrospective includes 32 research comparisons and 152 later-source notes. Original-study and later-source verification varies. The 63-account editorial audit is primarily a consistency review: 44 accounts received metadata/internal-consistency assessment only, and only 12 had selected independent web spot-checks in that research pass.</w:t>
+      </w:r>
+    </w:p>
+    <w:p>
+      <w:r>
+        <w:t>Status distribution: 17 premature; 7 mixed; 6 not directly testable; 1 supported; 1 unresolved. None should be interpreted as a statistical estimate of foresight accuracy.</w:t>
+      </w:r>
+    </w:p>
+    <w:p>
+      <w:r>
+        <w:t>All material originally contained in this 24 October document precedes this addendum and remains intact. Newer judgments should be read alongside, not mistaken for silent corrections of, the earlier review.</w:t>
+      </w:r>
+    </w:p>
+    <w:p>
+      <w:pPr>
+        <w:pStyle w:val="Heading1"/>
+      </w:pPr>
+      <w:r>
+        <w:t>Synthesis: what the investigated foresight cases show</w:t>
+      </w:r>
+    </w:p>
+    <w:p>
+      <w:r>
+        <w:t>The strongest theme is that researchers often identified structural pressures, conditional pathways and policy dependencies, but observed developments depended on shocks, investment, governance and execution. A scenario is not a failed prediction merely because the path selected by history differed from one modelled possibility.</w:t>
+      </w:r>
+    </w:p>
+    <w:p>
+      <w:pPr>
+        <w:pStyle w:val="Heading2"/>
+      </w:pPr>
+      <w:r>
+        <w:t>SYN-01 — Dependency warnings can be right while their demand assumptions are wrong</w:t>
+      </w:r>
+    </w:p>
+    <w:p>
+      <w:r>
+        <w:rPr>
+          <w:b/>
+          <w:color w:val="1F414B"/>
+        </w:rPr>
+        <w:t xml:space="preserve">Evidence cases: </w:t>
+      </w:r>
+      <w:r>
+        <w:t>R24-01,P26-03,R24-05</w:t>
+      </w:r>
+    </w:p>
+    <w:p>
+      <w:r>
+        <w:rPr>
+          <w:b/>
+          <w:color w:val="1F414B"/>
+        </w:rPr>
+        <w:t xml:space="preserve">Interpretation: </w:t>
+      </w:r>
+      <w:r>
+        <w:t>Energy security was framed around additional supply routes; later exposure was amplified by declining domestic output and disrupted by war. Diversification became LNG, demand reduction, legislation and industrial policy, rather than one new corridor.</w:t>
+      </w:r>
+    </w:p>
+    <w:p>
+      <w:r>
+        <w:rPr>
+          <w:b/>
+          <w:color w:val="1F414B"/>
+        </w:rPr>
+        <w:t xml:space="preserve">Limits: </w:t>
+      </w:r>
+      <w:r>
+        <w:t>2030 gas demand and autonomy outcomes still open</w:t>
+      </w:r>
+    </w:p>
+    <w:p>
+      <w:r>
+        <w:rPr>
+          <w:b/>
+          <w:color w:val="1F414B"/>
+        </w:rPr>
+        <w:t xml:space="preserve">Evidence strength: </w:t>
+      </w:r>
+      <w:r>
+        <w:t>High (qualitative editorial assessment, not a measured probability)</w:t>
+      </w:r>
+    </w:p>
+    <w:p>
+      <w:pPr>
+        <w:pStyle w:val="Heading2"/>
+      </w:pPr>
+      <w:r>
+        <w:t>SYN-02 — Infrastructure deployment is a separate hypothesis from technology viability</w:t>
+      </w:r>
+    </w:p>
+    <w:p>
+      <w:r>
+        <w:rPr>
+          <w:b/>
+          <w:color w:val="1F414B"/>
+        </w:rPr>
+        <w:t xml:space="preserve">Evidence cases: </w:t>
+      </w:r>
+      <w:r>
+        <w:t>P26-01,P26-06,R24-03,R24-02</w:t>
+      </w:r>
+    </w:p>
+    <w:p>
+      <w:r>
+        <w:rPr>
+          <w:b/>
+          <w:color w:val="1F414B"/>
+        </w:rPr>
+        <w:t xml:space="preserve">Interpretation: </w:t>
+      </w:r>
+      <w:r>
+        <w:t>Hydrogen, ocean energy, transcontinental electricity and CO2 transport could be modelled as technically credible without creating matching finance, offtake, planning and cross-border physical networks.</w:t>
+      </w:r>
+    </w:p>
+    <w:p>
+      <w:r>
+        <w:rPr>
+          <w:b/>
+          <w:color w:val="1F414B"/>
+        </w:rPr>
+        <w:t xml:space="preserve">Limits: </w:t>
+      </w:r>
+      <w:r>
+        <w:t>2030/2050 deployment horizons not reached</w:t>
+      </w:r>
+    </w:p>
+    <w:p>
+      <w:r>
+        <w:rPr>
+          <w:b/>
+          <w:color w:val="1F414B"/>
+        </w:rPr>
+        <w:t xml:space="preserve">Evidence strength: </w:t>
+      </w:r>
+      <w:r>
+        <w:t>High (qualitative editorial assessment, not a measured probability)</w:t>
+      </w:r>
+    </w:p>
+    <w:p>
+      <w:pPr>
+        <w:pStyle w:val="Heading2"/>
+      </w:pPr>
+      <w:r>
+        <w:t>SYN-03 — Policy adoption can make a topic salient without proving implementation</w:t>
+      </w:r>
+    </w:p>
+    <w:p>
+      <w:r>
+        <w:rPr>
+          <w:b/>
+          <w:color w:val="1F414B"/>
+        </w:rPr>
+        <w:t xml:space="preserve">Evidence cases: </w:t>
+      </w:r>
+      <w:r>
+        <w:t>P26-03,R24-03,R24-04,ED-48</w:t>
+      </w:r>
+    </w:p>
+    <w:p>
+      <w:r>
+        <w:rPr>
+          <w:b/>
+          <w:color w:val="1F414B"/>
+        </w:rPr>
+        <w:t xml:space="preserve">Interpretation: </w:t>
+      </w:r>
+      <w:r>
+        <w:t>Legislation and strategic documents are observations of political salience. Measurable industry capacity and social outcomes are a separate evidentiary tier.</w:t>
+      </w:r>
+    </w:p>
+    <w:p>
+      <w:r>
+        <w:rPr>
+          <w:b/>
+          <w:color w:val="1F414B"/>
+        </w:rPr>
+        <w:t xml:space="preserve">Limits: </w:t>
+      </w:r>
+      <w:r>
+        <w:t>Causal influence from original studies mostly untraced</w:t>
+      </w:r>
+    </w:p>
+    <w:p>
+      <w:r>
+        <w:rPr>
+          <w:b/>
+          <w:color w:val="1F414B"/>
+        </w:rPr>
+        <w:t xml:space="preserve">Evidence strength: </w:t>
+      </w:r>
+      <w:r>
+        <w:t>High (qualitative editorial assessment, not a measured probability)</w:t>
+      </w:r>
+    </w:p>
+    <w:p>
+      <w:pPr>
+        <w:pStyle w:val="Heading2"/>
+      </w:pPr>
+      <w:r>
+        <w:t>SYN-04 — Spatial hazard foresight performed better at direction than attribution</w:t>
+      </w:r>
+    </w:p>
+    <w:p>
+      <w:r>
+        <w:rPr>
+          <w:b/>
+          <w:color w:val="1F414B"/>
+        </w:rPr>
+        <w:t xml:space="preserve">Evidence cases: </w:t>
+      </w:r>
+      <w:r>
+        <w:t>R24-10,P26-10,R24-07</w:t>
+      </w:r>
+    </w:p>
+    <w:p>
+      <w:r>
+        <w:rPr>
+          <w:b/>
+          <w:color w:val="1F414B"/>
+        </w:rPr>
+        <w:t xml:space="preserve">Interpretation: </w:t>
+      </w:r>
+      <w:r>
+        <w:t>Mosquito establishment and species-range lags illustrate the usefulness of mapping climatic suitability, while transport, introductions, land use and extinction processes determine observed geography.</w:t>
+      </w:r>
+    </w:p>
+    <w:p>
+      <w:r>
+        <w:rPr>
+          <w:b/>
+          <w:color w:val="1F414B"/>
+        </w:rPr>
+        <w:t xml:space="preserve">Limits: </w:t>
+      </w:r>
+      <w:r>
+        <w:t>Biological establishment and climate attribution differ</w:t>
+      </w:r>
+    </w:p>
+    <w:p>
+      <w:r>
+        <w:rPr>
+          <w:b/>
+          <w:color w:val="1F414B"/>
+        </w:rPr>
+        <w:t xml:space="preserve">Evidence strength: </w:t>
+      </w:r>
+      <w:r>
+        <w:t>Moderate (qualitative editorial assessment, not a measured probability)</w:t>
+      </w:r>
+    </w:p>
+    <w:p>
+      <w:pPr>
+        <w:pStyle w:val="Heading2"/>
+      </w:pPr>
+      <w:r>
+        <w:t>SYN-05 — Emissions and exposure can move in different directions</w:t>
+      </w:r>
+    </w:p>
+    <w:p>
+      <w:r>
+        <w:rPr>
+          <w:b/>
+          <w:color w:val="1F414B"/>
+        </w:rPr>
+        <w:t xml:space="preserve">Evidence cases: </w:t>
+      </w:r>
+      <w:r>
+        <w:t>R24-07,R24-08,R24-09,R24-13</w:t>
+      </w:r>
+    </w:p>
+    <w:p>
+      <w:r>
+        <w:rPr>
+          <w:b/>
+          <w:color w:val="1F414B"/>
+        </w:rPr>
+        <w:t xml:space="preserve">Interpretation: </w:t>
+      </w:r>
+      <w:r>
+        <w:t>European precursor emissions and Finnish sectoral emissions decreased, but ozone metrics, public-health endpoints, and forest sinks respond to interacting processes rather than one emissions inventory.</w:t>
+      </w:r>
+    </w:p>
+    <w:p>
+      <w:r>
+        <w:rPr>
+          <w:b/>
+          <w:color w:val="1F414B"/>
+        </w:rPr>
+        <w:t xml:space="preserve">Limits: </w:t>
+      </w:r>
+      <w:r>
+        <w:t>Long-range ozone and health horizons open</w:t>
+      </w:r>
+    </w:p>
+    <w:p>
+      <w:r>
+        <w:rPr>
+          <w:b/>
+          <w:color w:val="1F414B"/>
+        </w:rPr>
+        <w:t xml:space="preserve">Evidence strength: </w:t>
+      </w:r>
+      <w:r>
+        <w:t>Moderate (qualitative editorial assessment, not a measured probability)</w:t>
+      </w:r>
+    </w:p>
+    <w:p>
+      <w:pPr>
+        <w:pStyle w:val="Heading2"/>
+      </w:pPr>
+      <w:r>
+        <w:t>SYN-06 — National emissions progress need not deliver net climate neutrality</w:t>
+      </w:r>
+    </w:p>
+    <w:p>
+      <w:r>
+        <w:rPr>
+          <w:b/>
+          <w:color w:val="1F414B"/>
+        </w:rPr>
+        <w:t xml:space="preserve">Evidence cases: </w:t>
+      </w:r>
+      <w:r>
+        <w:t>R24-13,R24-11,P26-10</w:t>
+      </w:r>
+    </w:p>
+    <w:p>
+      <w:r>
+        <w:rPr>
+          <w:b/>
+          <w:color w:val="1F414B"/>
+        </w:rPr>
+        <w:t xml:space="preserve">Interpretation: </w:t>
+      </w:r>
+      <w:r>
+        <w:t>Finland cut territorial emissions excluding land use, but the LULUCF sector turned net positive; the forest sink is a nonlinear constraint on a seemingly linear energy-transition narrative.</w:t>
+      </w:r>
+    </w:p>
+    <w:p>
+      <w:r>
+        <w:rPr>
+          <w:b/>
+          <w:color w:val="1F414B"/>
+        </w:rPr>
+        <w:t xml:space="preserve">Limits: </w:t>
+      </w:r>
+      <w:r>
+        <w:t>Finland 2035 neutrality and EU sink evolution uncertain</w:t>
+      </w:r>
+    </w:p>
+    <w:p>
+      <w:r>
+        <w:rPr>
+          <w:b/>
+          <w:color w:val="1F414B"/>
+        </w:rPr>
+        <w:t xml:space="preserve">Evidence strength: </w:t>
+      </w:r>
+      <w:r>
+        <w:t>High (qualitative editorial assessment, not a measured probability)</w:t>
+      </w:r>
+    </w:p>
+    <w:p>
+      <w:pPr>
+        <w:pStyle w:val="Heading2"/>
+      </w:pPr>
+      <w:r>
+        <w:t>SYN-07 — A scenario condition can become obsolete before its date arrives</w:t>
+      </w:r>
+    </w:p>
+    <w:p>
+      <w:r>
+        <w:rPr>
+          <w:b/>
+          <w:color w:val="1F414B"/>
+        </w:rPr>
+        <w:t xml:space="preserve">Evidence cases: </w:t>
+      </w:r>
+      <w:r>
+        <w:t>R24-12,R24-17,R24-01</w:t>
+      </w:r>
+    </w:p>
+    <w:p>
+      <w:r>
+        <w:rPr>
+          <w:b/>
+          <w:color w:val="1F414B"/>
+        </w:rPr>
+        <w:t xml:space="preserve">Interpretation: </w:t>
+      </w:r>
+      <w:r>
+        <w:t>Russia war interrupted Finland–Russia rail assumptions; European waste treatment changed the fixed-plants baseline; a new gas security regime displaced old demand assumptions.</w:t>
+      </w:r>
+    </w:p>
+    <w:p>
+      <w:r>
+        <w:rPr>
+          <w:b/>
+          <w:color w:val="1F414B"/>
+        </w:rPr>
+        <w:t xml:space="preserve">Limits: </w:t>
+      </w:r>
+      <w:r>
+        <w:t>Counterfactual outcomes are unobservable</w:t>
+      </w:r>
+    </w:p>
+    <w:p>
+      <w:r>
+        <w:rPr>
+          <w:b/>
+          <w:color w:val="1F414B"/>
+        </w:rPr>
+        <w:t xml:space="preserve">Evidence strength: </w:t>
+      </w:r>
+      <w:r>
+        <w:t>High (qualitative editorial assessment, not a measured probability)</w:t>
+      </w:r>
+    </w:p>
+    <w:p>
+      <w:pPr>
+        <w:pStyle w:val="Heading2"/>
+      </w:pPr>
+      <w:r>
+        <w:t>SYN-08 — Labour supply is contingent on migration, retention and policy responses</w:t>
+      </w:r>
+    </w:p>
+    <w:p>
+      <w:r>
+        <w:rPr>
+          <w:b/>
+          <w:color w:val="1F414B"/>
+        </w:rPr>
+        <w:t xml:space="preserve">Evidence cases: </w:t>
+      </w:r>
+      <w:r>
+        <w:t>R24-16,R24-18,P26-11</w:t>
+      </w:r>
+    </w:p>
+    <w:p>
+      <w:r>
+        <w:rPr>
+          <w:b/>
+          <w:color w:val="1F414B"/>
+        </w:rPr>
+        <w:t xml:space="preserve">Interpretation: </w:t>
+      </w:r>
+      <w:r>
+        <w:t>Nursing staffing rose despite a contraction-risk scenario, with international recruitment essential. EU population also grew because net migration offset natural decrease. Bulgaria aged without an observed fall in productivity.</w:t>
+      </w:r>
+    </w:p>
+    <w:p>
+      <w:r>
+        <w:rPr>
+          <w:b/>
+          <w:color w:val="1F414B"/>
+        </w:rPr>
+        <w:t xml:space="preserve">Limits: </w:t>
+      </w:r>
+      <w:r>
+        <w:t>2050 demographic consequences remain unresolved</w:t>
+      </w:r>
+    </w:p>
+    <w:p>
+      <w:r>
+        <w:rPr>
+          <w:b/>
+          <w:color w:val="1F414B"/>
+        </w:rPr>
+        <w:t xml:space="preserve">Evidence strength: </w:t>
+      </w:r>
+      <w:r>
+        <w:t>High (qualitative editorial assessment, not a measured probability)</w:t>
+      </w:r>
+    </w:p>
+    <w:p>
+      <w:pPr>
+        <w:pStyle w:val="Heading2"/>
+      </w:pPr>
+      <w:r>
+        <w:t>SYN-09 — Extrapolated health trajectories require serial recalibration</w:t>
+      </w:r>
+    </w:p>
+    <w:p>
+      <w:r>
+        <w:rPr>
+          <w:b/>
+          <w:color w:val="1F414B"/>
+        </w:rPr>
+        <w:t xml:space="preserve">Evidence cases: </w:t>
+      </w:r>
+      <w:r>
+        <w:t>R24-14,R24-15,R24-16</w:t>
+      </w:r>
+    </w:p>
+    <w:p>
+      <w:r>
+        <w:rPr>
+          <w:b/>
+          <w:color w:val="1F414B"/>
+        </w:rPr>
+        <w:t xml:space="preserve">Interpretation: </w:t>
+      </w:r>
+      <w:r>
+        <w:t>Obesity remained high but trajectories slowed relative to older extrapolation; 2024 UK measured obesity is 30%. Scenario midpoints and data collection methods matter more than one ultimate verdict.</w:t>
+      </w:r>
+    </w:p>
+    <w:p>
+      <w:r>
+        <w:rPr>
+          <w:b/>
+          <w:color w:val="1F414B"/>
+        </w:rPr>
+        <w:t xml:space="preserve">Limits: </w:t>
+      </w:r>
+      <w:r>
+        <w:t>Irish cost burden and 2030 prevalence not settled</w:t>
+      </w:r>
+    </w:p>
+    <w:p>
+      <w:r>
+        <w:rPr>
+          <w:b/>
+          <w:color w:val="1F414B"/>
+        </w:rPr>
+        <w:t xml:space="preserve">Evidence strength: </w:t>
+      </w:r>
+      <w:r>
+        <w:t>Moderate (qualitative editorial assessment, not a measured probability)</w:t>
+      </w:r>
+    </w:p>
+    <w:p>
+      <w:pPr>
+        <w:pStyle w:val="Heading2"/>
+      </w:pPr>
+      <w:r>
+        <w:t>SYN-10 — The green transition creates a new resource-security problem</w:t>
+      </w:r>
+    </w:p>
+    <w:p>
+      <w:r>
+        <w:rPr>
+          <w:b/>
+          <w:color w:val="1F414B"/>
+        </w:rPr>
+        <w:t xml:space="preserve">Evidence cases: </w:t>
+      </w:r>
+      <w:r>
+        <w:t>P26-03,P26-01,R24-02</w:t>
+      </w:r>
+    </w:p>
+    <w:p>
+      <w:r>
+        <w:rPr>
+          <w:b/>
+          <w:color w:val="1F414B"/>
+        </w:rPr>
+        <w:t xml:space="preserve">Interpretation: </w:t>
+      </w:r>
+      <w:r>
+        <w:t>Raw material concentration and electrolyser supply show how reducing fossil dependence can create import and infrastructure dependencies, rather than removing dependence in general.</w:t>
+      </w:r>
+    </w:p>
+    <w:p>
+      <w:r>
+        <w:rPr>
+          <w:b/>
+          <w:color w:val="1F414B"/>
+        </w:rPr>
+        <w:t xml:space="preserve">Limits: </w:t>
+      </w:r>
+      <w:r>
+        <w:t>2030 extraction / recycling / diversification projects mostly in progress</w:t>
+      </w:r>
+    </w:p>
+    <w:p>
+      <w:r>
+        <w:rPr>
+          <w:b/>
+          <w:color w:val="1F414B"/>
+        </w:rPr>
+        <w:t xml:space="preserve">Evidence strength: </w:t>
+      </w:r>
+      <w:r>
+        <w:t>High (qualitative editorial assessment, not a measured probability)</w:t>
+      </w:r>
+    </w:p>
+    <w:p>
+      <w:pPr>
+        <w:pStyle w:val="Heading2"/>
+      </w:pPr>
+      <w:r>
+        <w:t>SYN-11 — Market transformation can be real but uneven within one sector</w:t>
+      </w:r>
+    </w:p>
+    <w:p>
+      <w:r>
+        <w:rPr>
+          <w:b/>
+          <w:color w:val="1F414B"/>
+        </w:rPr>
+        <w:t xml:space="preserve">Evidence cases: </w:t>
+      </w:r>
+      <w:r>
+        <w:t>P26-02,ED-30,P26-08</w:t>
+      </w:r>
+    </w:p>
+    <w:p>
+      <w:r>
+        <w:rPr>
+          <w:b/>
+          <w:color w:val="1F414B"/>
+        </w:rPr>
+        <w:t xml:space="preserve">Interpretation: </w:t>
+      </w:r>
+      <w:r>
+        <w:t>Organic sales grew in nominal value but fell during 2022; declining graphic papers coexisted with growing packaging grades. One average trend can hide substitutions and reversals.</w:t>
+      </w:r>
+    </w:p>
+    <w:p>
+      <w:r>
+        <w:rPr>
+          <w:b/>
+          <w:color w:val="1F414B"/>
+        </w:rPr>
+        <w:t xml:space="preserve">Limits: </w:t>
+      </w:r>
+      <w:r>
+        <w:t>Volume, value and country series not harmonised</w:t>
+      </w:r>
+    </w:p>
+    <w:p>
+      <w:r>
+        <w:rPr>
+          <w:b/>
+          <w:color w:val="1F414B"/>
+        </w:rPr>
+        <w:t xml:space="preserve">Evidence strength: </w:t>
+      </w:r>
+      <w:r>
+        <w:t>Moderate (qualitative editorial assessment, not a measured probability)</w:t>
+      </w:r>
+    </w:p>
+    <w:p>
+      <w:pPr>
+        <w:pStyle w:val="Heading2"/>
+      </w:pPr>
+      <w:r>
+        <w:t>SYN-12 — The agenda moved from optimized futures to stress-tested resilience</w:t>
+      </w:r>
+    </w:p>
+    <w:p>
+      <w:r>
+        <w:rPr>
+          <w:b/>
+          <w:color w:val="1F414B"/>
+        </w:rPr>
+        <w:t xml:space="preserve">Evidence cases: </w:t>
+      </w:r>
+      <w:r>
+        <w:t>R24-04,R24-05,R24-18,P26-03</w:t>
+      </w:r>
+    </w:p>
+    <w:p>
+      <w:r>
+        <w:rPr>
+          <w:b/>
+          <w:color w:val="1F414B"/>
+        </w:rPr>
+        <w:t xml:space="preserve">Interpretation: </w:t>
+      </w:r>
+      <w:r>
+        <w:t>Early scenario analyses stressed technology pathways and global integration; later institutional agendas increasingly emphasized autonomy, supply chains, asymmetric security, resilience and integration under shocks.</w:t>
+      </w:r>
+    </w:p>
+    <w:p>
+      <w:r>
+        <w:rPr>
+          <w:b/>
+          <w:color w:val="1F414B"/>
+        </w:rPr>
+        <w:t xml:space="preserve">Limits: </w:t>
+      </w:r>
+      <w:r>
+        <w:t>Collection biased toward selected available studies</w:t>
+      </w:r>
+    </w:p>
+    <w:p>
+      <w:r>
+        <w:rPr>
+          <w:b/>
+          <w:color w:val="1F414B"/>
+        </w:rPr>
+        <w:t xml:space="preserve">Evidence strength: </w:t>
+      </w:r>
+      <w:r>
+        <w:t>Moderate (qualitative editorial assessment, not a measured probability)</w:t>
+      </w:r>
+    </w:p>
+    <w:p>
+      <w:pPr>
+        <w:pStyle w:val="Heading1"/>
+      </w:pPr>
+      <w:r>
+        <w:t>Research cases: historical proposition versus observed development</w:t>
+      </w:r>
+    </w:p>
+    <w:p>
+      <w:r>
+        <w:t>The summaries below are concise editorial handoff descriptions. For full references, evidence notes and source-access tiers consult the updated WORLD_RADAR_MASTER.xlsx or VV-FUTURES-ALL-CLAIMS-AND-SOURCES.xlsx. Later research links alone do not establish empirical outcomes.</w:t>
+      </w:r>
+    </w:p>
+    <w:p>
+      <w:pPr>
+        <w:pStyle w:val="Heading2"/>
+      </w:pPr>
+      <w:r>
+        <w:t>R24-01 | The European Union's Strategic Gas Supply Options and the Prevalence of the Southern Corridor (2013)</w:t>
+      </w:r>
+    </w:p>
+    <w:p>
+      <w:r>
+        <w:rPr>
+          <w:b/>
+          <w:color w:val="1F414B"/>
+        </w:rPr>
+        <w:t xml:space="preserve">Stable historical identifier: </w:t>
+      </w:r>
+      <w:r>
+        <w:t>claim-c8bd592f750e834c</w:t>
+      </w:r>
+    </w:p>
+    <w:p>
+      <w:r>
+        <w:rPr>
+          <w:b/>
+          <w:color w:val="1F414B"/>
+        </w:rPr>
+        <w:t xml:space="preserve">Original publication: </w:t>
+      </w:r>
+      <w:r>
+        <w:t>https://doi.org/10.54648/eerr2013040</w:t>
+      </w:r>
+    </w:p>
+    <w:p>
+      <w:r>
+        <w:rPr>
+          <w:b/>
+          <w:color w:val="1F414B"/>
+        </w:rPr>
+        <w:t xml:space="preserve">Type / horizon / status: </w:t>
+      </w:r>
+      <w:r>
+        <w:t>projection | 2030 | mixed</w:t>
+      </w:r>
+    </w:p>
+    <w:p>
+      <w:r>
+        <w:rPr>
+          <w:b/>
+          <w:color w:val="1F414B"/>
+        </w:rPr>
+        <w:t xml:space="preserve">Historical research proposition: </w:t>
+      </w:r>
+      <w:r>
+        <w:t>Paraphrase from the abstract: EU gas consumption was expected to rise significantly, and the authors cite current estimates that the EU would need to import “up to 80% of the gas it will consume in 2030”, amid strong concern about reliance on Russian gas, especially in Eastern Europe. Weighing shale gas, more LNG and supplier diversification, they conclude that the EU’s main priority appeared to be the Southern Gas…</w:t>
+      </w:r>
+    </w:p>
+    <w:p>
+      <w:r>
+        <w:rPr>
+          <w:b/>
+          <w:color w:val="1F414B"/>
+        </w:rPr>
+        <w:t xml:space="preserve">Later observation: </w:t>
+      </w:r>
+      <w:r>
+        <w:t>The concern about import dependence proved well founded, but for a different reason than expected. Eurostat’s energy-dependency series shows the EU-27’s import dependence for natural gas rising from 68.3% in 2013 to above 80% already in 2017 (80.2%), peaking at 97.6% in 2022 and standing at 85.0% in 2024. The driver was the collapse of domestic production — from about 135 bcm in 2013 to about 37 bcm in 2024 — not rising demand. Gas consumption never grew as the article assumed: it stayed around 390–420 bcm until 2021 and then fell by about a…</w:t>
+      </w:r>
+    </w:p>
+    <w:p>
+      <w:r>
+        <w:rPr>
+          <w:b/>
+          <w:color w:val="1F414B"/>
+        </w:rPr>
+        <w:t xml:space="preserve">Research interpretation: </w:t>
+      </w:r>
+      <w:r>
+        <w:t>The import-dependence warning materialised early, through falling domestic production rather than rising demand. The Southern Corridor became a working supply route but at modest scale; it did not “prevail” as the Union’s central diversification option. The break with Russian gas came through an unexpected geopolitical shock and was achieved mainly through LNG, Norwegian supply and lower demand.</w:t>
+      </w:r>
+    </w:p>
+    <w:p>
+      <w:r>
+        <w:rPr>
+          <w:b/>
+          <w:color w:val="1F414B"/>
+        </w:rPr>
+        <w:t xml:space="preserve">Uncertainty / qualification: </w:t>
+      </w:r>
+      <w:r>
+        <w:t>The original article was read as an abstract only, so the projects it compared (Nabucco, TAP, ITGI, South Stream) and the source of the 80% estimate are unchecked. Corridor milestones such as the 2013 selection of TAP and the July 2022 EU–Azerbaijan memorandum were not verified against primary sources. Partner shares are the reviewer’s calculations from Eurostat data that…</w:t>
+      </w:r>
+    </w:p>
+    <w:p>
+      <w:r>
+        <w:rPr>
+          <w:b/>
+          <w:color w:val="1F414B"/>
+        </w:rPr>
+        <w:t xml:space="preserve">Source-access tier: </w:t>
+      </w:r>
+      <w:r>
+        <w:t>Abstract-only assessment. Later statistical and legal evidence was read in full.</w:t>
+      </w:r>
+    </w:p>
+    <w:p>
+      <w:r>
+        <w:rPr>
+          <w:b/>
+          <w:color w:val="1F414B"/>
+        </w:rPr>
+        <w:t xml:space="preserve">Illustrative later-source links: </w:t>
+      </w:r>
+      <w:r>
+        <w:t>https://ec.europa.eu/eurostat/web/main/data/database | https://doi.org/10.26889/9781784671167 | https://fiia.fi/wp-content/uploads/2017/04/bp216_the_southern_gas_corridor.pdf</w:t>
+      </w:r>
+    </w:p>
+    <w:p>
+      <w:pPr>
+        <w:pStyle w:val="Heading2"/>
+      </w:pPr>
+      <w:r>
+        <w:t>R24-02 | Scenarios for renewable energy deployment in North African countries and electricity exchange with Europe – A modelbased analysis for 2050 (2014)</w:t>
+      </w:r>
+    </w:p>
+    <w:p>
+      <w:r>
+        <w:rPr>
+          <w:b/>
+          <w:color w:val="1F414B"/>
+        </w:rPr>
+        <w:t xml:space="preserve">Stable historical identifier: </w:t>
+      </w:r>
+      <w:r>
+        <w:t>claim-b2a08bb4b054505c</w:t>
+      </w:r>
+    </w:p>
+    <w:p>
+      <w:r>
+        <w:rPr>
+          <w:b/>
+          <w:color w:val="1F414B"/>
+        </w:rPr>
+        <w:t xml:space="preserve">Original publication: </w:t>
+      </w:r>
+      <w:r>
+        <w:t>https://doi.org/10.12720/sgce.3.3.299-306</w:t>
+      </w:r>
+    </w:p>
+    <w:p>
+      <w:r>
+        <w:rPr>
+          <w:b/>
+          <w:color w:val="1F414B"/>
+        </w:rPr>
+        <w:t xml:space="preserve">Type / horizon / status: </w:t>
+      </w:r>
+      <w:r>
+        <w:t>scenario | 2050 | premature</w:t>
+      </w:r>
+    </w:p>
+    <w:p>
+      <w:r>
+        <w:rPr>
+          <w:b/>
+          <w:color w:val="1F414B"/>
+        </w:rPr>
+        <w:t xml:space="preserve">Historical research proposition: </w:t>
+      </w:r>
+      <w:r>
+        <w:t>Paraphrase from the abstract: four scenarios with renewable shares of 83–98% of electricity generation (regional average) in Morocco, Algeria, Tunisia, Libya and Egypt by 2050, evaluating the opportunities and technical challenges of electricity exchange within the region and with Europe; the authors found that “extensive grid reinforcements would be required” (abstract). The 2016 Fraunhofer report by the same team…</w:t>
+      </w:r>
+    </w:p>
+    <w:p>
+      <w:r>
+        <w:rPr>
+          <w:b/>
+          <w:color w:val="1F414B"/>
+        </w:rPr>
+        <w:t xml:space="preserve">Later observation: </w:t>
+      </w:r>
+      <w:r>
+        <w:t>The 2050 horizon has not been reached, but current trends lie far below all four pathways. Ember generation data show renewables supplying about 9% of electricity across the five countries in 2024, up from about 6.5% in 2013 (reviewer’s aggregation). Morocco reached about 24% and Egypt about 11%, while Tunisia, Algeria and Libya remained at or below about 4%. The scenarios’ intermediate shares for 2030 were around 59–68%. Electricity trade across the Mediterranean stayed small and ran largely in the opposite direction. Eurostat’s trade…</w:t>
+      </w:r>
+    </w:p>
+    <w:p>
+      <w:r>
+        <w:rPr>
+          <w:b/>
+          <w:color w:val="1F414B"/>
+        </w:rPr>
+        <w:t xml:space="preserve">Research interpretation: </w:t>
+      </w:r>
+      <w:r>
+        <w:t>So far the imagined pathway of large-scale renewable electricity exports from North Africa to Europe has not materialised; the region’s own renewable build-out has been slow outside Morocco, and the export idea has been largely reframed towards hydrogen and selected bilateral interconnectors. Because the scenarios are conditional and their horizon is 2050, they remain formally open, but the intermediate milestones are far out of reach.</w:t>
+      </w:r>
+    </w:p>
+    <w:p>
+      <w:r>
+        <w:rPr>
+          <w:b/>
+          <w:color w:val="1F414B"/>
+        </w:rPr>
+        <w:t xml:space="preserve">Uncertainty / qualification: </w:t>
+      </w:r>
+      <w:r>
+        <w:t>The 2014 paper itself could not be opened; scenario details come from its abstract and the same team’s 2016 report. The retreat of the Desertec industrial initiative, the status of proposed interconnectors (for example Morocco–United Kingdom, Tunisia–Italy and Egypt–Greece) and national hydrogen strategies were not verified. Renewable shares are generation shares partly…</w:t>
+      </w:r>
+    </w:p>
+    <w:p>
+      <w:r>
+        <w:rPr>
+          <w:b/>
+          <w:color w:val="1F414B"/>
+        </w:rPr>
+        <w:t xml:space="preserve">Source-access tier: </w:t>
+      </w:r>
+      <w:r>
+        <w:t>Abstract-only assessment (original); later statistical evidence read directly.</w:t>
+      </w:r>
+    </w:p>
+    <w:p>
+      <w:r>
+        <w:rPr>
+          <w:b/>
+          <w:color w:val="1F414B"/>
+        </w:rPr>
+        <w:t xml:space="preserve">Illustrative later-source links: </w:t>
+      </w:r>
+      <w:r>
+        <w:t>https://ourworldindata.org/grapher/share-electricity-renewables | https://ec.europa.eu/eurostat/web/main/data/database | https://www.ise.fraunhofer.de/content/dam/ise/en/documents/press-releases/2016/Study_Supergrid_final_160412_.pdf</w:t>
+      </w:r>
+    </w:p>
+    <w:p>
+      <w:pPr>
+        <w:pStyle w:val="Heading2"/>
+      </w:pPr>
+      <w:r>
+        <w:t>R24-03 | The feasibility of a European‐wide integrated CO 2 transport network (2014)</w:t>
+      </w:r>
+    </w:p>
+    <w:p>
+      <w:r>
+        <w:rPr>
+          <w:b/>
+          <w:color w:val="1F414B"/>
+        </w:rPr>
+        <w:t xml:space="preserve">Stable historical identifier: </w:t>
+      </w:r>
+      <w:r>
+        <w:t>claim-29bd38aa3695dbd3</w:t>
+      </w:r>
+    </w:p>
+    <w:p>
+      <w:r>
+        <w:rPr>
+          <w:b/>
+          <w:color w:val="1F414B"/>
+        </w:rPr>
+        <w:t xml:space="preserve">Original publication: </w:t>
+      </w:r>
+      <w:r>
+        <w:t>https://doi.org/10.1002/ghg.1410</w:t>
+      </w:r>
+    </w:p>
+    <w:p>
+      <w:r>
+        <w:rPr>
+          <w:b/>
+          <w:color w:val="1F414B"/>
+        </w:rPr>
+        <w:t xml:space="preserve">Type / horizon / status: </w:t>
+      </w:r>
+      <w:r>
+        <w:t>projection | 2030 and 2050 | mixed</w:t>
+      </w:r>
+    </w:p>
+    <w:p>
+      <w:r>
+        <w:rPr>
+          <w:b/>
+          <w:color w:val="1F414B"/>
+        </w:rPr>
+        <w:t xml:space="preserve">Historical research proposition: </w:t>
+      </w:r>
+      <w:r>
+        <w:t>Key phrase (conclusions): extensive CO₂ pipeline networks “will be required by both low and high levels of CCS deployment”. Paraphrase: modelling capture of 50–350 Mt CO₂ a year by 2030 and 280–800 Mt by 2050, the authors found that least-cost networks would need roughly 7,000–15,000 km of pipeline by 2030 and 12,000–20,000 km by 2050, with pipeline capital costs of the order of €10–20 billion; offshore storage would…</w:t>
+      </w:r>
+    </w:p>
+    <w:p>
+      <w:r>
+        <w:rPr>
+          <w:b/>
+          <w:color w:val="1F414B"/>
+        </w:rPr>
+        <w:t xml:space="preserve">Later observation: </w:t>
+      </w:r>
+      <w:r>
+        <w:t>Deployment on the assumed timescale did not happen. In its February 2024 Industrial Carbon Management Strategy the Commission acknowledged that operational large-scale projects were limited in Europe; draft national plans then projected only about 34 Mt of CO₂ captured in 2030. The Net-Zero Industry Act of June 2024 set a binding Union objective of at least 50 Mt a year of CO₂ injection capacity by 2030 — equal to the lowest of the paper’s 2030 scenarios, and a target rather than an outcome. The infrastructure that is emerging has a different…</w:t>
+      </w:r>
+    </w:p>
+    <w:p>
+      <w:r>
+        <w:rPr>
+          <w:b/>
+          <w:color w:val="1F414B"/>
+        </w:rPr>
+        <w:t xml:space="preserve">Research interpretation: </w:t>
+      </w:r>
+      <w:r>
+        <w:t>The study’s core insight — that CCS at scale in Europe requires transboundary transport and offshore storage — has been absorbed into EU policy, but the envisaged integrated pipeline network has been delayed by roughly a decade and reshaped into clusters linked by shipping, with 2030 ambitions at the low end of the 2014 scenarios. The 2050 horizon remains open.</w:t>
+      </w:r>
+    </w:p>
+    <w:p>
+      <w:r>
+        <w:rPr>
+          <w:b/>
+          <w:color w:val="1F414B"/>
+        </w:rPr>
+        <w:t xml:space="preserve">Uncertainty / qualification: </w:t>
+      </w:r>
+      <w:r>
+        <w:t>The original was read as an accepted manuscript; its abstract and body give inconsistent figures for the cost increase without onshore storage. Cost figures are not comparable across sources (2010 pipeline capital costs versus 2024 estimates that include shipping). The status of other flagship projects (Porthos, Greensand, UK cluster investments) and total operational CCS…</w:t>
+      </w:r>
+    </w:p>
+    <w:p>
+      <w:r>
+        <w:rPr>
+          <w:b/>
+          <w:color w:val="1F414B"/>
+        </w:rPr>
+        <w:t xml:space="preserve">Source-access tier: </w:t>
+      </w:r>
+      <w:r>
+        <w:t>Source-verified for the original paper and the EU policy documents; project-level status beyond Northern Lights not verified.</w:t>
+      </w:r>
+    </w:p>
+    <w:p>
+      <w:r>
+        <w:rPr>
+          <w:b/>
+          <w:color w:val="1F414B"/>
+        </w:rPr>
+        <w:t xml:space="preserve">Illustrative later-source links: </w:t>
+      </w:r>
+      <w:r>
+        <w:t>https://eur-lex.europa.eu/eli/reg/2024/1735/oj | https://eur-lex.europa.eu/legal-content/EN/TXT/?uri=CELEX:52024DC0062 | https://pgjonline.com/news/2025/august/norways-northern-lights-ccs-project-starts-operations-with-first-co2-injected</w:t>
+      </w:r>
+    </w:p>
+    <w:p>
+      <w:pPr>
+        <w:pStyle w:val="Heading2"/>
+      </w:pPr>
+      <w:r>
+        <w:t>R24-04 | Analytical support to foresighting EU roles as a Global Security Actor (2013)</w:t>
+      </w:r>
+    </w:p>
+    <w:p>
+      <w:r>
+        <w:rPr>
+          <w:b/>
+          <w:color w:val="1F414B"/>
+        </w:rPr>
+        <w:t xml:space="preserve">Stable historical identifier: </w:t>
+      </w:r>
+      <w:r>
+        <w:t>claim-69950b53a5830d9a</w:t>
+      </w:r>
+    </w:p>
+    <w:p>
+      <w:r>
+        <w:rPr>
+          <w:b/>
+          <w:color w:val="1F414B"/>
+        </w:rPr>
+        <w:t xml:space="preserve">Original publication: </w:t>
+      </w:r>
+      <w:r>
+        <w:t>https://doi.org/10.11610/isij.2902</w:t>
+      </w:r>
+    </w:p>
+    <w:p>
+      <w:r>
+        <w:rPr>
+          <w:b/>
+          <w:color w:val="1F414B"/>
+        </w:rPr>
+        <w:t xml:space="preserve">Type / horizon / status: </w:t>
+      </w:r>
+      <w:r>
+        <w:t>scenario | 2035 | premature</w:t>
+      </w:r>
+    </w:p>
+    <w:p>
+      <w:r>
+        <w:rPr>
+          <w:b/>
+          <w:color w:val="1F414B"/>
+        </w:rPr>
+        <w:t xml:space="preserve">Historical research proposition: </w:t>
+      </w:r>
+      <w:r>
+        <w:t>Key phrase (conclusion): scenario-based foresight “cannot be rigorously performed without adequate analytical support”. Paraphrase: the paper describes how expert groups and formal tools built three context scenarios for 2035 — Constructive, Fragmented and Confusing World — and explored possible new EU roles as a global security actor beyond the Petersberg tasks of the Lisbon Treaty, clustered in cybersecurity,…</w:t>
+      </w:r>
+    </w:p>
+    <w:p>
+      <w:r>
+        <w:rPr>
+          <w:b/>
+          <w:color w:val="1F414B"/>
+        </w:rPr>
+        <w:t xml:space="preserve">Later observation: </w:t>
+      </w:r>
+      <w:r>
+        <w:t>Several of the role areas identified in 2012 became established EU security fields within a decade, largely in the form of policies, coordination and financing rather than autonomous EU operations. The Strategic Compass approved in March 2022 and its first progress report record an EU cyber-defence policy and a hybrid toolbox, coordinated naval presences in the Gulf of Guinea and the north-western Indian Ocean with an updated maritime security strategy, a first EU space strategy for security and defence, and exercises of the treaty’s…</w:t>
+      </w:r>
+    </w:p>
+    <w:p>
+      <w:r>
+        <w:rPr>
+          <w:b/>
+          <w:color w:val="1F414B"/>
+        </w:rPr>
+        <w:t xml:space="preserve">Research interpretation: </w:t>
+      </w:r>
+      <w:r>
+        <w:t>The EU’s security role developed partly along the role areas the exercise identified — cyber, maritime, space and solidarity/defence — but mainly through regulatory, financial and industrial instruments, and since 2022 under conditions closer to the project’s fragmented or conflict-dominated configurations than to its “Constructive World” (the reviewer’s mapping, not the authors’). Whether the EU will perform wider roles itself by 2035 remains open.</w:t>
+      </w:r>
+    </w:p>
+    <w:p>
+      <w:r>
+        <w:rPr>
+          <w:b/>
+          <w:color w:val="1F414B"/>
+        </w:rPr>
+        <w:t xml:space="preserve">Uncertainty / qualification: </w:t>
+      </w:r>
+      <w:r>
+        <w:t>The original was read through text extraction of a mirror copy, and the full FOCUS scenario deliverables were not read. Much of the later evidence is official self-reporting or national spending aggregates. No evaluation was found of whether FOCUS shaped EU security-research planning, and the operational status of the EU Rapid Deployment Capacity in 2025 was not verified.</w:t>
+      </w:r>
+    </w:p>
+    <w:p>
+      <w:r>
+        <w:rPr>
+          <w:b/>
+          <w:color w:val="1F414B"/>
+        </w:rPr>
+        <w:t xml:space="preserve">Source-access tier: </w:t>
+      </w:r>
+      <w:r>
+        <w:t>Source-verified, with the caveats stated.</w:t>
+      </w:r>
+    </w:p>
+    <w:p>
+      <w:r>
+        <w:rPr>
+          <w:b/>
+          <w:color w:val="1F414B"/>
+        </w:rPr>
+        <w:t xml:space="preserve">Illustrative later-source links: </w:t>
+      </w:r>
+      <w:r>
+        <w:t>https://data.consilium.europa.eu/doc/document/ST-6891-2023-INIT/en/pdf | https://www.consilium.europa.eu/en/policies/european-peace-facility/ | https://www.europarl.europa.eu/RegData/etudes/IDAN/2025/764354/ECTI_IDA(2025</w:t>
+      </w:r>
+    </w:p>
+    <w:p>
+      <w:pPr>
+        <w:pStyle w:val="Heading2"/>
+      </w:pPr>
+      <w:r>
+        <w:t>R24-05 | Towards Europe 2035 - In Search of the Archimedean Screw: FOCUS in Perspective (2013)</w:t>
+      </w:r>
+    </w:p>
+    <w:p>
+      <w:r>
+        <w:rPr>
+          <w:b/>
+          <w:color w:val="1F414B"/>
+        </w:rPr>
+        <w:t xml:space="preserve">Stable historical identifier: </w:t>
+      </w:r>
+      <w:r>
+        <w:t>claim-5e5974ad685d9d38</w:t>
+      </w:r>
+    </w:p>
+    <w:p>
+      <w:r>
+        <w:rPr>
+          <w:b/>
+          <w:color w:val="1F414B"/>
+        </w:rPr>
+        <w:t xml:space="preserve">Original publication: </w:t>
+      </w:r>
+      <w:r>
+        <w:t>https://doi.org/10.11610/isij.2912</w:t>
+      </w:r>
+    </w:p>
+    <w:p>
+      <w:r>
+        <w:rPr>
+          <w:b/>
+          <w:color w:val="1F414B"/>
+        </w:rPr>
+        <w:t xml:space="preserve">Type / horizon / status: </w:t>
+      </w:r>
+      <w:r>
+        <w:t>scenario | 2035 | premature</w:t>
+      </w:r>
+    </w:p>
+    <w:p>
+      <w:r>
+        <w:rPr>
+          <w:b/>
+          <w:color w:val="1F414B"/>
+        </w:rPr>
+        <w:t xml:space="preserve">Historical research proposition: </w:t>
+      </w:r>
+      <w:r>
+        <w:t>Key phrase (p. 166): reliance on the United States “can no longer be taken for granted”. Paraphrase: setting the FOCUS 2035 scenarios against the US National Intelligence Council’s Global Trends 2030, Nerlich described a Europe seen by other powers as in relative decline, with signs of renationalisation; he warned that the EU would appear marginal if some $300 billion of annual collective defence spending kept…</w:t>
+      </w:r>
+    </w:p>
+    <w:p>
+      <w:r>
+        <w:rPr>
+          <w:b/>
+          <w:color w:val="1F414B"/>
+        </w:rPr>
+        <w:t xml:space="preserve">Later observation: </w:t>
+      </w:r>
+      <w:r>
+        <w:t>The conditions Nerlich highlighted became central after 2022, triggered mainly by Russia’s full-scale invasion of Ukraine and by shifts in US policy rather than by deliberate planning. At NATO’s 2025 summit, allies committed to spend 5% of GDP on defence and related security by 2035 under strong US pressure. Defence spending by the 27 EU states rose to €418 billion in 2025 (2.2% of GDP), a figure not directly comparable with his 2013 estimate because of differences in currency, prices and membership. The EU did not fragment as a security actor;…</w:t>
+      </w:r>
+    </w:p>
+    <w:p>
+      <w:r>
+        <w:rPr>
+          <w:b/>
+          <w:color w:val="1F414B"/>
+        </w:rPr>
+        <w:t xml:space="preserve">Research interpretation: </w:t>
+      </w:r>
+      <w:r>
+        <w:t>The dependencies and weaknesses Nerlich flagged became the core of the EU’s security agenda, but the change was driven by an external shock and US policy rather than by the long-term strategic planning he advocated. Whether the EU becomes a strategic unit by 2035 remains open.</w:t>
+      </w:r>
+    </w:p>
+    <w:p>
+      <w:r>
+        <w:rPr>
+          <w:b/>
+          <w:color w:val="1F414B"/>
+        </w:rPr>
+        <w:t xml:space="preserve">Uncertainty / qualification: </w:t>
+      </w:r>
+      <w:r>
+        <w:t>The original was read through extraction of a mirror copy and not every paragraph was read closely. The 2026 sources were assessed from abstracts. Spending figures are not comparable across 2013–2025, and the follow-up to FOCUS was not traced.</w:t>
+      </w:r>
+    </w:p>
+    <w:p>
+      <w:r>
+        <w:rPr>
+          <w:b/>
+          <w:color w:val="1F414B"/>
+        </w:rPr>
+        <w:t xml:space="preserve">Source-access tier: </w:t>
+      </w:r>
+      <w:r>
+        <w:t>Provisional interpretation. Key passages of the original and the official data were read; strategic-culture and transatlantic evidence rests partly on abstracts.</w:t>
+      </w:r>
+    </w:p>
+    <w:p>
+      <w:r>
+        <w:rPr>
+          <w:b/>
+          <w:color w:val="1F414B"/>
+        </w:rPr>
+        <w:t xml:space="preserve">Illustrative later-source links: </w:t>
+      </w:r>
+      <w:r>
+        <w:t>https://eda.europa.eu/docs/default-source/eda-publications/2026-eda_defencedata_webpublic.pdf | https://www.nato.int | https://www.consilium.europa.eu/en/policies/european-peace-facility/</w:t>
+      </w:r>
+    </w:p>
+    <w:p>
+      <w:pPr>
+        <w:pStyle w:val="Heading2"/>
+      </w:pPr>
+      <w:r>
+        <w:t>R24-06 | The Purpose and Pitfalls of Constructivist Forecasting: Insights from Strategic Culture Research for the European Union’s Evolution as a Military Power1 (2011)</w:t>
+      </w:r>
+    </w:p>
+    <w:p>
+      <w:r>
+        <w:rPr>
+          <w:b/>
+          <w:color w:val="1F414B"/>
+        </w:rPr>
+        <w:t xml:space="preserve">Stable historical identifier: </w:t>
+      </w:r>
+      <w:r>
+        <w:t>claim-c3b72e57c2fbf098</w:t>
+      </w:r>
+    </w:p>
+    <w:p>
+      <w:r>
+        <w:rPr>
+          <w:b/>
+          <w:color w:val="1F414B"/>
+        </w:rPr>
+        <w:t xml:space="preserve">Original publication: </w:t>
+      </w:r>
+      <w:r>
+        <w:t>https://doi.org/10.1111/j.1468-2478.2011.00648.x</w:t>
+      </w:r>
+    </w:p>
+    <w:p>
+      <w:r>
+        <w:rPr>
+          <w:b/>
+          <w:color w:val="1F414B"/>
+        </w:rPr>
+        <w:t xml:space="preserve">Type / horizon / status: </w:t>
+      </w:r>
+      <w:r>
+        <w:t>other | open | not directly testable</w:t>
+      </w:r>
+    </w:p>
+    <w:p>
+      <w:r>
+        <w:rPr>
+          <w:b/>
+          <w:color w:val="1F414B"/>
+        </w:rPr>
+        <w:t xml:space="preserve">Historical research proposition: </w:t>
+      </w:r>
+      <w:r>
+        <w:t>Key phrase (abstract): strategic culture research suits outlining “trajectories of the likely” when combined with drivers, discontinuities and key uncertainties. Paraphrase: the article argues that forecasting is scientifically rewarding and normatively desirable for constructivist scholars and uses the EU’s evolution as a military power as its example. The specific trajectories and uncertainties it identified for…</w:t>
+      </w:r>
+    </w:p>
+    <w:p>
+      <w:r>
+        <w:rPr>
+          <w:b/>
+          <w:color w:val="1F414B"/>
+        </w:rPr>
+        <w:t xml:space="preserve">Later observation: </w:t>
+      </w:r>
+      <w:r>
+        <w:t>Research since 2011 points to partial and uneven convergence of European strategic cultures. Studies before 2022 generally saw an EU strategic culture developing alongside, rather than replacing, national ones; a content analysis of German, Polish and Irish discourse for 2000–2020 found convergence in threat perceptions but persistent differences over goals and means. Meyer’s own 2023 handbook chapter describes an EU culture centred on civilian instruments and human security, shaped and limited by member-state cultures. A 2026 monograph argues…</w:t>
+      </w:r>
+    </w:p>
+    <w:p>
+      <w:r>
+        <w:rPr>
+          <w:b/>
+          <w:color w:val="1F414B"/>
+        </w:rPr>
+        <w:t xml:space="preserve">Research interpretation: </w:t>
+      </w:r>
+      <w:r>
+        <w:t>This record cannot be scored as held or failed. The EU’s military role grew after 2022, mainly through money and industry and under the shock of war; national strategic cultures shifted unevenly; and the methodological programme of combining strategic culture with material drivers has been carried forward by the author. Meyer’s substantive trajectories remain to be checked against the full text.</w:t>
+      </w:r>
+    </w:p>
+    <w:p>
+      <w:r>
+        <w:rPr>
+          <w:b/>
+          <w:color w:val="1F414B"/>
+        </w:rPr>
+        <w:t xml:space="preserve">Uncertainty / qualification: </w:t>
+      </w:r>
+      <w:r>
+        <w:t>Only the abstract and reference list of the original were read; an accepted manuscript appears to exist in the King’s College London repository but could not be opened. Most later sources were assessed from abstracts. The first-author initials of two 2026 items were not verified.</w:t>
+      </w:r>
+    </w:p>
+    <w:p>
+      <w:r>
+        <w:rPr>
+          <w:b/>
+          <w:color w:val="1F414B"/>
+        </w:rPr>
+        <w:t xml:space="preserve">Source-access tier: </w:t>
+      </w:r>
+      <w:r>
+        <w:t>Abstract-only assessment. Flagged for source verification of the original’s substantive trajectories.</w:t>
+      </w:r>
+    </w:p>
+    <w:p>
+      <w:r>
+        <w:rPr>
+          <w:b/>
+          <w:color w:val="1F414B"/>
+        </w:rPr>
+        <w:t xml:space="preserve">Illustrative later-source links: </w:t>
+      </w:r>
+      <w:r>
+        <w:t>https://doi.org/10.1080/09662839.2022.2159384 | https://doi.org/10.4324/9781032636566 | https://doi.org/10.4324/9781003010302-10</w:t>
+      </w:r>
+    </w:p>
+    <w:p>
+      <w:pPr>
+        <w:pStyle w:val="Heading2"/>
+      </w:pPr>
+      <w:r>
+        <w:t>R24-07 | European atmosphere in 2050, a regional air quality and climate perspective under CMIP5 scenarios (2013)</w:t>
+      </w:r>
+    </w:p>
+    <w:p>
+      <w:r>
+        <w:rPr>
+          <w:b/>
+          <w:color w:val="1F414B"/>
+        </w:rPr>
+        <w:t xml:space="preserve">Stable historical identifier: </w:t>
+      </w:r>
+      <w:r>
+        <w:t>claim-d2d9280bed1f4887</w:t>
+      </w:r>
+    </w:p>
+    <w:p>
+      <w:r>
+        <w:rPr>
+          <w:b/>
+          <w:color w:val="1F414B"/>
+        </w:rPr>
+        <w:t xml:space="preserve">Original publication: </w:t>
+      </w:r>
+      <w:r>
+        <w:t>https://doi.org/10.5194/acp-13-7451-2013</w:t>
+      </w:r>
+    </w:p>
+    <w:p>
+      <w:r>
+        <w:rPr>
+          <w:b/>
+          <w:color w:val="1F414B"/>
+        </w:rPr>
+        <w:t xml:space="preserve">Type / horizon / status: </w:t>
+      </w:r>
+      <w:r>
+        <w:t>other | 2050 | premature</w:t>
+      </w:r>
+    </w:p>
+    <w:p>
+      <w:r>
+        <w:rPr>
+          <w:b/>
+          <w:color w:val="1F414B"/>
+        </w:rPr>
+        <w:t xml:space="preserve">Historical research proposition: </w:t>
+      </w:r>
+      <w:r>
+        <w:t>Key phrase (final abstract): the main driver of future air quality is “air pollutant emissions, rather than climate change”. Paraphrase: comparing a reference world without climate policy with a 2°C mitigation world, population-weighted ozone exposure (SOMO35) rises about 7% by 2050 in the reference case but falls about 80% under mitigation, and PM2.5 falls by about 62% and 78% respectively; the ozone climate penalty…</w:t>
+      </w:r>
+    </w:p>
+    <w:p>
+      <w:r>
+        <w:rPr>
+          <w:b/>
+          <w:color w:val="1F414B"/>
+        </w:rPr>
+        <w:t xml:space="preserve">Later observation: </w:t>
+      </w:r>
+      <w:r>
+        <w:t>The 2050 horizon lies ahead, so only intermediate trends can be compared. Precursor emissions moved in the expected direction: European NOx emissions fell by about half between 2000 and 2019, and PM2.5 and NO₂ concentrations declined, although NO₂ fell less than reported emissions. Ozone behaved less simply. At rural EMEP monitoring sites the highest summer values fell only 0.3–0.6% a year while the lowest percentiles rose, and the EMEP model run with reported emissions simulated somewhat stronger declines than were observed, particularly in…</w:t>
+      </w:r>
+    </w:p>
+    <w:p>
+      <w:r>
+        <w:rPr>
+          <w:b/>
+          <w:color w:val="1F414B"/>
+        </w:rPr>
+        <w:t xml:space="preserve">Research interpretation: </w:t>
+      </w:r>
+      <w:r>
+        <w:t>Open: the horizon has not been reached and the two pathways cannot yet be distinguished by observation. Intermediate evidence fits the paper’s core claim that emissions control the trajectory, but ozone exposure has responded more weakly to precursor cuts than models suggest, and the hemispheric background concern has become more central rather than less.</w:t>
+      </w:r>
+    </w:p>
+    <w:p>
+      <w:r>
+        <w:rPr>
+          <w:b/>
+          <w:color w:val="1F414B"/>
+        </w:rPr>
+        <w:t xml:space="preserve">Uncertainty / qualification: </w:t>
+      </w:r>
+      <w:r>
+        <w:t>No observational study isolating the climate penalty in Europe was verified. Monitoring after 2021, including EEA status reports and the 2022–2025 heat summers, was not checked. Some table values were read through text extraction of the publisher PDF and should be spot-checked.</w:t>
+      </w:r>
+    </w:p>
+    <w:p>
+      <w:r>
+        <w:rPr>
+          <w:b/>
+          <w:color w:val="1F414B"/>
+        </w:rPr>
+        <w:t xml:space="preserve">Source-access tier: </w:t>
+      </w:r>
+      <w:r>
+        <w:t>Provisional interpretation. The original and the key later evidence were read in full; horizon not reached.</w:t>
+      </w:r>
+    </w:p>
+    <w:p>
+      <w:r>
+        <w:rPr>
+          <w:b/>
+          <w:color w:val="1F414B"/>
+        </w:rPr>
+        <w:t xml:space="preserve">Illustrative later-source links: </w:t>
+      </w:r>
+      <w:r>
+        <w:t>https://doi.org/10.4209/aaqr.230237 | https://doi.org/10.1038/s41467-024-46103-3 | https://doi.org/10.5194/acp-25-16009-2025</w:t>
+      </w:r>
+    </w:p>
+    <w:p>
+      <w:pPr>
+        <w:pStyle w:val="Heading2"/>
+      </w:pPr>
+      <w:r>
+        <w:t>R24-08 | Future air quality in Europe: a multi-model assessment of projected exposure to ozone (2012)</w:t>
+      </w:r>
+    </w:p>
+    <w:p>
+      <w:r>
+        <w:rPr>
+          <w:b/>
+          <w:color w:val="1F414B"/>
+        </w:rPr>
+        <w:t xml:space="preserve">Stable historical identifier: </w:t>
+      </w:r>
+      <w:r>
+        <w:t>claim-872e8bc8934fa439</w:t>
+      </w:r>
+    </w:p>
+    <w:p>
+      <w:r>
+        <w:rPr>
+          <w:b/>
+          <w:color w:val="1F414B"/>
+        </w:rPr>
+        <w:t xml:space="preserve">Original publication: </w:t>
+      </w:r>
+      <w:r>
+        <w:t>https://doi.org/10.5194/acp-12-10613-2012</w:t>
+      </w:r>
+    </w:p>
+    <w:p>
+      <w:r>
+        <w:rPr>
+          <w:b/>
+          <w:color w:val="1F414B"/>
+        </w:rPr>
+        <w:t xml:space="preserve">Type / horizon / status: </w:t>
+      </w:r>
+      <w:r>
+        <w:t>scenario | 2030 | premature</w:t>
+      </w:r>
+    </w:p>
+    <w:p>
+      <w:r>
+        <w:rPr>
+          <w:b/>
+          <w:color w:val="1F414B"/>
+        </w:rPr>
+        <w:t xml:space="preserve">Historical research proposition: </w:t>
+      </w:r>
+      <w:r>
+        <w:t>Key phrase (abstract): air pollution mitigation measures “are the main factors leading to the improvement”. Paraphrase: under two Global Energy Assessment scenarios, NOx emissions fall to 30–50% of current levels by 2030; ozone exposure (SOMO35) falls to 45–70% of current levels and the share of stations with more than 25 days above 120 µg/m³ drops from 43% to 2–8%, while annual mean ozone rises slightly in…</w:t>
+      </w:r>
+    </w:p>
+    <w:p>
+      <w:r>
+        <w:rPr>
+          <w:b/>
+          <w:color w:val="1F414B"/>
+        </w:rPr>
+        <w:t xml:space="preserve">Later observation: </w:t>
+      </w:r>
+      <w:r>
+        <w:t>The 2030 horizon has not been reached; the evidence verified here runs to 2019–2021. Precursor emissions moved in the assumed direction, with European NOx emissions about 48% lower in 2019 than in 2000. Ozone improved more slowly than the projections implied: at EMEP sites the highest values fell 0.3–0.6% a year and the exposure indicators SOMO35 and AOT40 by 1–2% a year, often without statistical significance, and a model run with reported emissions simulated stronger declines than were observed, especially in southern Europe. The divergence…</w:t>
+      </w:r>
+    </w:p>
+    <w:p>
+      <w:r>
+        <w:rPr>
+          <w:b/>
+          <w:color w:val="1F414B"/>
+        </w:rPr>
+        <w:t xml:space="preserve">Research interpretation: </w:t>
+      </w:r>
+      <w:r>
+        <w:t>Open, with intermediate signals pointing two ways. Precursor cuts proceeded broadly as projected and the predicted pattern of declining peaks with rising means has materialised, but exposure indicators have improved more slowly than modelled and the question has been reframed towards hemispheric background ozone, which the study held fixed. No later study evaluated the climate-policy co-benefit itself.</w:t>
+      </w:r>
+    </w:p>
+    <w:p>
+      <w:r>
+        <w:rPr>
+          <w:b/>
+          <w:color w:val="1F414B"/>
+        </w:rPr>
+        <w:t xml:space="preserve">Uncertainty / qualification: </w:t>
+      </w:r>
+      <w:r>
+        <w:t>Monitoring data for 2020–2025, including EEA status reports and the 2022–2023 heat summers, were not verified. The model comparison in Aas et al. concerns a hindcast, not this ensemble. The SOMO35 figures in the original differ slightly between tables and abstract.</w:t>
+      </w:r>
+    </w:p>
+    <w:p>
+      <w:r>
+        <w:rPr>
+          <w:b/>
+          <w:color w:val="1F414B"/>
+        </w:rPr>
+        <w:t xml:space="preserve">Source-access tier: </w:t>
+      </w:r>
+      <w:r>
+        <w:t>Provisional interpretation. The original and the key later evidence were read in full; horizon not reached.</w:t>
+      </w:r>
+    </w:p>
+    <w:p>
+      <w:r>
+        <w:rPr>
+          <w:b/>
+          <w:color w:val="1F414B"/>
+        </w:rPr>
+        <w:t xml:space="preserve">Illustrative later-source links: </w:t>
+      </w:r>
+      <w:r>
+        <w:t>https://doi.org/10.4209/aaqr.230237 | https://doi.org/10.5194/acp-25-16009-2025 | https://doi.org/10.1038/s41591-024-02976-x</w:t>
+      </w:r>
+    </w:p>
+    <w:p>
+      <w:pPr>
+        <w:pStyle w:val="Heading2"/>
+      </w:pPr>
+      <w:r>
+        <w:t>R24-09 | Impact of climate change on ozone-related mortality and morbidity in Europe (2012)</w:t>
+      </w:r>
+    </w:p>
+    <w:p>
+      <w:r>
+        <w:rPr>
+          <w:b/>
+          <w:color w:val="1F414B"/>
+        </w:rPr>
+        <w:t xml:space="preserve">Stable historical identifier: </w:t>
+      </w:r>
+      <w:r>
+        <w:t>claim-c5a14eb6f1f7dd43</w:t>
+      </w:r>
+    </w:p>
+    <w:p>
+      <w:r>
+        <w:rPr>
+          <w:b/>
+          <w:color w:val="1F414B"/>
+        </w:rPr>
+        <w:t xml:space="preserve">Original publication: </w:t>
+      </w:r>
+      <w:r>
+        <w:t>https://doi.org/10.1183/09031936.00210411</w:t>
+      </w:r>
+    </w:p>
+    <w:p>
+      <w:r>
+        <w:rPr>
+          <w:b/>
+          <w:color w:val="1F414B"/>
+        </w:rPr>
+        <w:t xml:space="preserve">Type / horizon / status: </w:t>
+      </w:r>
+      <w:r>
+        <w:t>projection | 2050–2060 | premature</w:t>
+      </w:r>
+    </w:p>
+    <w:p>
+      <w:r>
+        <w:rPr>
+          <w:b/>
+          <w:color w:val="1F414B"/>
+        </w:rPr>
+        <w:t xml:space="preserve">Historical research proposition: </w:t>
+      </w:r>
+      <w:r>
+        <w:t>Key phrase (abstract): all else being equal, ground-level ozone is “expected to increase due to climate change”. Paraphrase: compared with 1961–1990, much larger increases in ozone-related mortality and morbidity are projected for 2021–2050 and 2041–2060 in Belgium, France, Spain and Portugal, stronger under the ECHAM4 (A2) climate projection, with decreases of similar size in Nordic and Baltic countries; precursor…</w:t>
+      </w:r>
+    </w:p>
+    <w:p>
+      <w:r>
+        <w:rPr>
+          <w:b/>
+          <w:color w:val="1F414B"/>
+        </w:rPr>
+        <w:t xml:space="preserve">Later observation: </w:t>
+      </w:r>
+      <w:r>
+        <w:t>Because the projection held emissions constant, observed trends cannot test it directly: actual ozone reflects falling precursor emissions, hemispheric background ozone and weather together. Observations show summer peaks declining slowly to 2019, while population-weighted daily maximum ozone rose by about 0.5% a year between 2003 and 2019, faster in southern Europe; the authors of that analysis link the rise to temperature and sunlight as well as reduced NOx titration, without formal attribution. No observational study isolating a…</w:t>
+      </w:r>
+    </w:p>
+    <w:p>
+      <w:r>
+        <w:rPr>
+          <w:b/>
+          <w:color w:val="1F414B"/>
+        </w:rPr>
+        <w:t xml:space="preserve">Research interpretation: </w:t>
+      </w:r>
+      <w:r>
+        <w:t>Open: the horizon has not been reached and the climate-only design cannot be observed directly. Later work by the same team kept the direction and geography of the climate penalty but moved the question from climate alone to the combined effects of climate, emissions and demography, in which emission cuts dominate the European average by mid-century.</w:t>
+      </w:r>
+    </w:p>
+    <w:p>
+      <w:r>
+        <w:rPr>
+          <w:b/>
+          <w:color w:val="1F414B"/>
+        </w:rPr>
+        <w:t xml:space="preserve">Uncertainty / qualification: </w:t>
+      </w:r>
+      <w:r>
+        <w:t>The original full text was not accessed, so its assumptions are confirmed only through the authors’ 2017 review. No observational attribution of the climate penalty was verified. EEA burden-of-disease series for ozone were not checked, and estimates differ widely by method.</w:t>
+      </w:r>
+    </w:p>
+    <w:p>
+      <w:r>
+        <w:rPr>
+          <w:b/>
+          <w:color w:val="1F414B"/>
+        </w:rPr>
+        <w:t xml:space="preserve">Source-access tier: </w:t>
+      </w:r>
+      <w:r>
+        <w:t>Abstract-only assessment (original); later evidence read in full or in abstract as stated.</w:t>
+      </w:r>
+    </w:p>
+    <w:p>
+      <w:r>
+        <w:rPr>
+          <w:b/>
+          <w:color w:val="1F414B"/>
+        </w:rPr>
+        <w:t xml:space="preserve">Illustrative later-source links: </w:t>
+      </w:r>
+      <w:r>
+        <w:t>https://doi.org/10.4209/aaqr.230237 | https://doi.org/10.1038/s41467-024-46103-3 | https://doi.org/10.1088/1748-9326/ab1cd9</w:t>
+      </w:r>
+    </w:p>
+    <w:p>
+      <w:pPr>
+        <w:pStyle w:val="Heading2"/>
+      </w:pPr>
+      <w:r>
+        <w:t>R24-10 | Suitability of European climate for the Asian tiger mosquito Aedes albopictus : recent trends and future scenarios (2012)</w:t>
+      </w:r>
+    </w:p>
+    <w:p>
+      <w:r>
+        <w:rPr>
+          <w:b/>
+          <w:color w:val="1F414B"/>
+        </w:rPr>
+        <w:t xml:space="preserve">Stable historical identifier: </w:t>
+      </w:r>
+      <w:r>
+        <w:t>claim-e0f3cbcdc25788f2</w:t>
+      </w:r>
+    </w:p>
+    <w:p>
+      <w:r>
+        <w:rPr>
+          <w:b/>
+          <w:color w:val="1F414B"/>
+        </w:rPr>
+        <w:t xml:space="preserve">Original publication: </w:t>
+      </w:r>
+      <w:r>
+        <w:t>https://doi.org/10.1098/rsif.2012.0138</w:t>
+      </w:r>
+    </w:p>
+    <w:p>
+      <w:r>
+        <w:rPr>
+          <w:b/>
+          <w:color w:val="1F414B"/>
+        </w:rPr>
+        <w:t xml:space="preserve">Type / horizon / status: </w:t>
+      </w:r>
+      <w:r>
+        <w:t>scenario | 2050 | supported</w:t>
+      </w:r>
+    </w:p>
+    <w:p>
+      <w:r>
+        <w:rPr>
+          <w:b/>
+          <w:color w:val="1F414B"/>
+        </w:rPr>
+        <w:t xml:space="preserve">Historical research proposition: </w:t>
+      </w:r>
+      <w:r>
+        <w:t>Key phrase (abstract): “increased risk simulated over northern Europe and slightly decreased risk over southern Europe”. Paraphrase: using three climate-based suitability models and ten regional climate models under the SRES A1B scenario, the authors projected for 2030–2050 (against 1990–2009) rising climatic suitability over the southern UK, Benelux, western Germany and the Balkans, and a slight, partly significant…</w:t>
+      </w:r>
+    </w:p>
+    <w:p>
+      <w:r>
+        <w:rPr>
+          <w:b/>
+          <w:color w:val="1F414B"/>
+        </w:rPr>
+        <w:t xml:space="preserve">Later observation: </w:t>
+      </w:r>
+      <w:r>
+        <w:t>Observed establishment has widened considerably. ECDC counted established populations in 8 EU/EEA countries and 114 regions in 2013, 13 countries and 337 regions in 2023, and 16 countries and 369 regions in June 2025, when Cyprus and Slovakia were newly recorded as established; the April 2026 map reports 384 regional units in the same 16 countries. Several countries the study singled out as future hot spots or surveillance priorities now have established populations, but establishment north of the Alps remains patchy (for example 12 of 38…</w:t>
+      </w:r>
+    </w:p>
+    <w:p>
+      <w:r>
+        <w:rPr>
+          <w:b/>
+          <w:color w:val="1F414B"/>
+        </w:rPr>
+        <w:t xml:space="preserve">Research interpretation: </w:t>
+      </w:r>
+      <w:r>
+        <w:t>The northward and eastward widening of the mosquito’s European range developed broadly in the direction envisaged, though driven at least as much by human-mediated introduction as by climate, and it did not come at the expense of the south. The projected slight decline in southern suitability has not appeared in observations or in later consensus modelling; it was, however, a conditional projection for 2030–2050 focused on the driest parts of Iberia and on Sardinia, and it remains open.</w:t>
+      </w:r>
+    </w:p>
+    <w:p>
+      <w:r>
+        <w:rPr>
+          <w:b/>
+          <w:color w:val="1F414B"/>
+        </w:rPr>
+        <w:t xml:space="preserve">Uncertainty / qualification: </w:t>
+      </w:r>
+      <w:r>
+        <w:t>ECDC counts record reported establishment in administrative units; they depend on surveillance effort and unit definitions and cannot measure climatic suitability. The April 2026 total exceeds the June 2025 total by 15 units while ECDC reports 14 new units; the difference is unexplained. Suitability, establishment, abundance and transmission are distinct quantities measured…</w:t>
+      </w:r>
+    </w:p>
+    <w:p>
+      <w:r>
+        <w:rPr>
+          <w:b/>
+          <w:color w:val="1F414B"/>
+        </w:rPr>
+        <w:t xml:space="preserve">Source-access tier: </w:t>
+      </w:r>
+      <w:r>
+        <w:t>Source-verified. The original was read in full, and the ECDC pages and key later studies were read directly.</w:t>
+      </w:r>
+    </w:p>
+    <w:p>
+      <w:r>
+        <w:rPr>
+          <w:b/>
+          <w:color w:val="1F414B"/>
+        </w:rPr>
+        <w:t xml:space="preserve">Illustrative later-source links: </w:t>
+      </w:r>
+      <w:r>
+        <w:t>https://www.ecdc.europa.eu/en/publications-data/aedes-albopictus-current-known-distribution-june-2025 | https://www.ecdc.europa.eu/en/publications-data/aedes-albopictus-current-known-distribution-april-2026 | https://www.ecdc.europa.eu/en/news-events/world-mosquito-day-2025-europe-sets-new-records-mosquito-borne-diseases</w:t>
+      </w:r>
+    </w:p>
+    <w:p>
+      <w:pPr>
+        <w:pStyle w:val="Heading2"/>
+      </w:pPr>
+      <w:r>
+        <w:t>R24-11 | Potential stocks and increments of woody biomass in the European Union under different management and climate scenarios (2013)</w:t>
+      </w:r>
+    </w:p>
+    <w:p>
+      <w:r>
+        <w:rPr>
+          <w:b/>
+          <w:color w:val="1F414B"/>
+        </w:rPr>
+        <w:t xml:space="preserve">Stable historical identifier: </w:t>
+      </w:r>
+      <w:r>
+        <w:t>claim-65c6f526acccd869</w:t>
+      </w:r>
+    </w:p>
+    <w:p>
+      <w:r>
+        <w:rPr>
+          <w:b/>
+          <w:color w:val="1F414B"/>
+        </w:rPr>
+        <w:t xml:space="preserve">Original publication: </w:t>
+      </w:r>
+      <w:r>
+        <w:t>https://doi.org/10.1186/1750-0680-8-2</w:t>
+      </w:r>
+    </w:p>
+    <w:p>
+      <w:r>
+        <w:rPr>
+          <w:b/>
+          <w:color w:val="1F414B"/>
+        </w:rPr>
+        <w:t xml:space="preserve">Type / horizon / status: </w:t>
+      </w:r>
+      <w:r>
+        <w:t>scenario | 2100 | premature</w:t>
+      </w:r>
+    </w:p>
+    <w:p>
+      <w:r>
+        <w:rPr>
+          <w:b/>
+          <w:color w:val="1F414B"/>
+        </w:rPr>
+        <w:t xml:space="preserve">Historical research proposition: </w:t>
+      </w:r>
+      <w:r>
+        <w:t>Key phrase (abstract): forest management “should maximise increments, not stocks”. Paraphrase: simulating EU-27 forests to 2100 under four climate scenarios, the authors found that maximising standing stock would raise stem-wood carbon from about 30 to about 50 tC per hectare but halve increments by 2100 relative to increment-maximising management, which would lower stocks to about 20 tC per hectare while yielding…</w:t>
+      </w:r>
+    </w:p>
+    <w:p>
+      <w:r>
+        <w:rPr>
+          <w:b/>
+          <w:color w:val="1F414B"/>
+        </w:rPr>
+        <w:t xml:space="preserve">Later observation: </w:t>
+      </w:r>
+      <w:r>
+        <w:t>Europe’s forests continued along a stock-accumulating path, less through deliberate policy than because harvests long stayed below growth: average growing stock rose from 18.7 billion m³ (1950–2000) to 29.1 billion m³ (2001–2019). The ageing mechanism at the heart of the 2013 argument is visible in the data. An analysis of EU inventory data by Korosuo and colleagues (2023) shows the land-use sink weakening from at least −300 Mt CO₂e a year in 1995–2016 to −230 Mt CO₂e in 2021, driven by falling gross increment, rising natural mortality, rising…</w:t>
+      </w:r>
+    </w:p>
+    <w:p>
+      <w:r>
+        <w:rPr>
+          <w:b/>
+          <w:color w:val="1F414B"/>
+        </w:rPr>
+        <w:t xml:space="preserve">Research interpretation: </w:t>
+      </w:r>
+      <w:r>
+        <w:t>The paper’s diagnosis — ageing forests with stagnating increment — developed partly along the envisioned pathway, but the question has been reframed. Policy now prioritises the in-forest sink, which runs against the recommendation, while climate-driven disturbance after 2018 erodes both stocks and increments, so the trade-off no longer behaves as the 2013 model described. The 2100 horizon remains open.</w:t>
+      </w:r>
+    </w:p>
+    <w:p>
+      <w:r>
+        <w:rPr>
+          <w:b/>
+          <w:color w:val="1F414B"/>
+        </w:rPr>
+        <w:t xml:space="preserve">Uncertainty / qualification: </w:t>
+      </w:r>
+      <w:r>
+        <w:t>Only the abstract of the 2026 disturbance study was available, so the reference period of the 46% figure is unverified. The 2023 study of global young-forest biomass cited in the earlier account was checked at metadata level only. The latest EEA inventory figures (2022–2024), State of Europe’s Forests 2025 and the debate on harvest trends (2020–2021) were not read. The model’s…</w:t>
+      </w:r>
+    </w:p>
+    <w:p>
+      <w:r>
+        <w:rPr>
+          <w:b/>
+          <w:color w:val="1F414B"/>
+        </w:rPr>
+        <w:t xml:space="preserve">Source-access tier: </w:t>
+      </w:r>
+      <w:r>
+        <w:t>Provisional interpretation. The original and three key later studies were read in full; the 2026 study in abstract.</w:t>
+      </w:r>
+    </w:p>
+    <w:p>
+      <w:r>
+        <w:rPr>
+          <w:b/>
+          <w:color w:val="1F414B"/>
+        </w:rPr>
+        <w:t xml:space="preserve">Illustrative later-source links: </w:t>
+      </w:r>
+      <w:r>
+        <w:t>https://doi.org/10.1186/s13021-023-00234-0 | https://doi.org/10.1111/gcb.16531 | https://doi.org/10.1038/s41561-026-02032-y</w:t>
+      </w:r>
+    </w:p>
+    <w:p>
+      <w:pPr>
+        <w:pStyle w:val="Heading2"/>
+      </w:pPr>
+      <w:r>
+        <w:t>R24-12 | Finland-Russia rail transport deregulation: future scenarios of market development (2011)</w:t>
+      </w:r>
+    </w:p>
+    <w:p>
+      <w:r>
+        <w:rPr>
+          <w:b/>
+          <w:color w:val="1F414B"/>
+        </w:rPr>
+        <w:t xml:space="preserve">Stable historical identifier: </w:t>
+      </w:r>
+      <w:r>
+        <w:t>claim-bae835546dfc91be</w:t>
+      </w:r>
+    </w:p>
+    <w:p>
+      <w:r>
+        <w:rPr>
+          <w:b/>
+          <w:color w:val="1F414B"/>
+        </w:rPr>
+        <w:t xml:space="preserve">Original publication: </w:t>
+      </w:r>
+      <w:r>
+        <w:t>https://doi.org/10.1504/IJSTL.2011.039377</w:t>
+      </w:r>
+    </w:p>
+    <w:p>
+      <w:r>
+        <w:rPr>
+          <w:b/>
+          <w:color w:val="1F414B"/>
+        </w:rPr>
+        <w:t xml:space="preserve">Type / horizon / status: </w:t>
+      </w:r>
+      <w:r>
+        <w:t>scenario | open | mixed</w:t>
+      </w:r>
+    </w:p>
+    <w:p>
+      <w:r>
+        <w:rPr>
+          <w:b/>
+          <w:color w:val="1F414B"/>
+        </w:rPr>
+        <w:t xml:space="preserve">Historical research proposition: </w:t>
+      </w:r>
+      <w:r>
+        <w:t>Key phrase (abstract): deregulating third-country transport “would be advisable”. Paraphrase: EU rail freight had been opened to competition, but traffic between Finland and Russia remained reserved; drawing on three kinds of qualitative scenarios for EU–Russia rail competition, the author concluded that opening this traffic to other operators would increase border transport, lower prices and bring competition into…</w:t>
+      </w:r>
+    </w:p>
+    <w:p>
+      <w:r>
+        <w:rPr>
+          <w:b/>
+          <w:color w:val="1F414B"/>
+        </w:rPr>
+        <w:t xml:space="preserve">Later observation: </w:t>
+      </w:r>
+      <w:r>
+        <w:t>The recommended regulatory change was made. A new Finland–Russia railway traffic agreement entered into force on 22 December 2016, replacing the 1997 agreement; it allowed railway undertakings established in Finland or elsewhere in the European Economic Area to operate Finland–Russia traffic on the Finnish network, while Russia’s network remained closed to EU operators. VR’s own 2016 annual report described freight traffic between the two countries as opened to competition at the end of that year, and a private joint venture announced plans to…</w:t>
+      </w:r>
+    </w:p>
+    <w:p>
+      <w:r>
+        <w:rPr>
+          <w:b/>
+          <w:color w:val="1F414B"/>
+        </w:rPr>
+        <w:t xml:space="preserve">Research interpretation: </w:t>
+      </w:r>
+      <w:r>
+        <w:t>The recommendation was enacted about five years after publication, but the competitive cross-border market it aimed at did not visibly develop, and the war has since transformed the question: the issue is no longer how to open the Finland–Russia rail market but whether traffic across that border continues at all. The earlier account’s verdict that the deregulation “didn’t happen” conflated the policy change with its later outcomes.</w:t>
+      </w:r>
+    </w:p>
+    <w:p>
+      <w:r>
+        <w:rPr>
+          <w:b/>
+          <w:color w:val="1F414B"/>
+        </w:rPr>
+        <w:t xml:space="preserve">Uncertainty / qualification: </w:t>
+      </w:r>
+      <w:r>
+        <w:t>Only the abstract of the original was available, so the content of the three scenarios is unknown. Evidence on market entry rests on a sample of open train data and trade press, not on a full operator analysis; prices and sanctions provisions were not examined. The status of individual border crossings after late 2023 could not be verified. Publisher URLs are given at site…</w:t>
+      </w:r>
+    </w:p>
+    <w:p>
+      <w:r>
+        <w:rPr>
+          <w:b/>
+          <w:color w:val="1F414B"/>
+        </w:rPr>
+        <w:t xml:space="preserve">Source-access tier: </w:t>
+      </w:r>
+      <w:r>
+        <w:t>Abstract-only assessment. Post-2023 border arrangements provisional.</w:t>
+      </w:r>
+    </w:p>
+    <w:p>
+      <w:r>
+        <w:rPr>
+          <w:b/>
+          <w:color w:val="1F414B"/>
+        </w:rPr>
+        <w:t xml:space="preserve">Illustrative later-source links: </w:t>
+      </w:r>
+      <w:r>
+        <w:t>https://www.finlex.fi | https://www.vrgroup.fi | https://www.railwaygazette.com</w:t>
+      </w:r>
+    </w:p>
+    <w:p>
+      <w:pPr>
+        <w:pStyle w:val="Heading2"/>
+      </w:pPr>
+      <w:r>
+        <w:t>R24-13 | Backcasting scenarios for Finland 2050 of low emissions (2012)</w:t>
+      </w:r>
+    </w:p>
+    <w:p>
+      <w:r>
+        <w:rPr>
+          <w:b/>
+          <w:color w:val="1F414B"/>
+        </w:rPr>
+        <w:t xml:space="preserve">Stable historical identifier: </w:t>
+      </w:r>
+      <w:r>
+        <w:t>claim-93d981a3ef93589e</w:t>
+      </w:r>
+    </w:p>
+    <w:p>
+      <w:r>
+        <w:rPr>
+          <w:b/>
+          <w:color w:val="1F414B"/>
+        </w:rPr>
+        <w:t xml:space="preserve">Original publication: </w:t>
+      </w:r>
+      <w:r>
+        <w:t>https://doi.org/10.1108/14636681211256099</w:t>
+      </w:r>
+    </w:p>
+    <w:p>
+      <w:r>
+        <w:rPr>
+          <w:b/>
+          <w:color w:val="1F414B"/>
+        </w:rPr>
+        <w:t xml:space="preserve">Type / horizon / status: </w:t>
+      </w:r>
+      <w:r>
+        <w:t>scenario | 2050 | premature</w:t>
+      </w:r>
+    </w:p>
+    <w:p>
+      <w:r>
+        <w:rPr>
+          <w:b/>
+          <w:color w:val="1F414B"/>
+        </w:rPr>
+        <w:t xml:space="preserve">Historical research proposition: </w:t>
+      </w:r>
+      <w:r>
+        <w:t>The catalogued excerpt (HISTORICAL-CLAIMS record 465) is a methodological caveat from the abstract — future development could be viewed only through qualitative arguments — and the paper’s stated purpose of showing how backcasting can assist policy. The substantive future content is the target state from which the exercise backcast: the Finnish Government’s 2009 foresight report on climate and energy policy, which…</w:t>
+      </w:r>
+    </w:p>
+    <w:p>
+      <w:r>
+        <w:rPr>
+          <w:b/>
+          <w:color w:val="1F414B"/>
+        </w:rPr>
+        <w:t xml:space="preserve">Later observation: </w:t>
+      </w:r>
+      <w:r>
+        <w:t>Emissions outside the land sector have fallen roughly as a −80% trajectory would require. Statistics Finland’s series shows 71.8 million tonnes CO₂-equivalent in 1990, 62.4 million in 2012 and 39.3 million in 2024; instant preliminary data put 2025 at 36.5 million tonnes, 49% below 1990 — close to, or slightly ahead of, a straight-line path to −80% in 2050. The main reductions came from electricity and heat, as coal and peat gave way to nuclear and wind power. Policy ambition rose: the Climate Change Act in force since July 2022 requires carbon…</w:t>
+      </w:r>
+    </w:p>
+    <w:p>
+      <w:r>
+        <w:rPr>
+          <w:b/>
+          <w:color w:val="1F414B"/>
+        </w:rPr>
+        <w:t xml:space="preserve">Research interpretation: </w:t>
+      </w:r>
+      <w:r>
+        <w:t>Partly along the envisioned pathway, then reframed. Energy-system decarbonisation has progressed about as the 2050 target required, but the policy goal shifted from emission cuts to net neutrality, making the forest sink decisive at the moment it disappeared — a development the 2009–2012 framework under-examined. The 2050 horizon remains open.</w:t>
+      </w:r>
+    </w:p>
+    <w:p>
+      <w:r>
+        <w:rPr>
+          <w:b/>
+          <w:color w:val="1F414B"/>
+        </w:rPr>
+        <w:t xml:space="preserve">Uncertainty / qualification: </w:t>
+      </w:r>
+      <w:r>
+        <w:t>Neither the 2012 article nor its underlying 2010 scenario report could be read, so the scenario names, energy mixes and treatment of carbon sinks are unverified; the target state was reconstructed from the 2009 government report as described in parliamentary documents. Land-sector figures are revised substantially between inventory releases, and 2025 figures are preliminary.…</w:t>
+      </w:r>
+    </w:p>
+    <w:p>
+      <w:r>
+        <w:rPr>
+          <w:b/>
+          <w:color w:val="1F414B"/>
+        </w:rPr>
+        <w:t xml:space="preserve">Source-access tier: </w:t>
+      </w:r>
+      <w:r>
+        <w:t>Abstract-only assessment. Later statistical and official evidence verified.</w:t>
+      </w:r>
+    </w:p>
+    <w:p>
+      <w:r>
+        <w:rPr>
+          <w:b/>
+          <w:color w:val="1F414B"/>
+        </w:rPr>
+        <w:t xml:space="preserve">Illustrative later-source links: </w:t>
+      </w:r>
+      <w:r>
+        <w:t>https://stat.fi/en/statistics/khki | https://stat.fi/en/publication/cmg0dqrnn5sz007t73i2bqrnl | https://www.luke.fi/en</w:t>
+      </w:r>
+    </w:p>
+    <w:p>
+      <w:pPr>
+        <w:pStyle w:val="Heading2"/>
+      </w:pPr>
+      <w:r>
+        <w:t>R24-14 | O4-2.1 Foresight tackling obesities: future choices (2011)</w:t>
+      </w:r>
+    </w:p>
+    <w:p>
+      <w:r>
+        <w:rPr>
+          <w:b/>
+          <w:color w:val="1F414B"/>
+        </w:rPr>
+        <w:t xml:space="preserve">Stable historical identifier: </w:t>
+      </w:r>
+      <w:r>
+        <w:t>claim-c4bd64f065820699</w:t>
+      </w:r>
+    </w:p>
+    <w:p>
+      <w:r>
+        <w:rPr>
+          <w:b/>
+          <w:color w:val="1F414B"/>
+        </w:rPr>
+        <w:t xml:space="preserve">Original publication: </w:t>
+      </w:r>
+      <w:r>
+        <w:t>https://doi.org/10.1136/jech.2011.142976b.14</w:t>
+      </w:r>
+    </w:p>
+    <w:p>
+      <w:r>
+        <w:rPr>
+          <w:b/>
+          <w:color w:val="1F414B"/>
+        </w:rPr>
+        <w:t xml:space="preserve">Type / horizon / status: </w:t>
+      </w:r>
+      <w:r>
+        <w:t>scenario | 2025 and 2050 | mixed</w:t>
+      </w:r>
+    </w:p>
+    <w:p>
+      <w:r>
+        <w:rPr>
+          <w:b/>
+          <w:color w:val="1F414B"/>
+        </w:rPr>
+        <w:t xml:space="preserve">Historical research proposition: </w:t>
+      </w:r>
+      <w:r>
+        <w:t>Key phrase (abstract): “Given these predictions up to 2050, we built a micro simulation”. Paraphrase: Health Survey for England BMI distributions were extrapolated and fed into a microsimulation of the UK population to 2050 under business-as-usual and policy options. The abstract gives no figures; the underlying Foresight reports (2007) projected that, on 1993–2004 trends, 36% of men and 28% of women aged 21–60 would…</w:t>
+      </w:r>
+    </w:p>
+    <w:p>
+      <w:r>
+        <w:rPr>
+          <w:b/>
+          <w:color w:val="1F414B"/>
+        </w:rPr>
+        <w:t xml:space="preserve">Later observation: </w:t>
+      </w:r>
+      <w:r>
+        <w:t>Measured survey data show adult obesity in England still rising, but far more slowly than extrapolated. According to the Health Survey for England, obesity among adults aged 16 and over rose rapidly from 15% in 1993 to 25% in 2008 and more slowly afterwards, reaching 30% in 2024 (men 29%, women 31%). These figures cover a wider age band than the projections, but even the highest-prevalence age groups (35–36% at ages 55–74) are well below the 47% projected for men by 2025, and the expected overtaking of women by men has not happened. NCD-RisC…</w:t>
+      </w:r>
+    </w:p>
+    <w:p>
+      <w:r>
+        <w:rPr>
+          <w:b/>
+          <w:color w:val="1F414B"/>
+        </w:rPr>
+        <w:t xml:space="preserve">Research interpretation: </w:t>
+      </w:r>
+      <w:r>
+        <w:t>The direction held — adult obesity did not reverse and remains high — but the pace did not: the 2015 milestone was missed by a wide margin and the latest measurements are far below the levels projected for 2025. The main reason is that the steep 1993–2004 trend flattened from the late 2000s, not that the policy-scenario logic failed. The 2050 horizon remains open, with GLP-1 drugs as a development the original framing did not seriously consider.</w:t>
+      </w:r>
+    </w:p>
+    <w:p>
+      <w:r>
+        <w:rPr>
+          <w:b/>
+          <w:color w:val="1F414B"/>
+        </w:rPr>
+        <w:t xml:space="preserve">Uncertainty / qualification: </w:t>
+      </w:r>
+      <w:r>
+        <w:t>The original is a conference abstract without figures; the projections come from the 2007 Foresight reports. Health Survey for England headline figures cover adults aged 16 and over rather than the 21–60 band of the projections, and the 2025 survey results are not yet published. NCD-RisC values are modelled estimates. Child measures use different definitions. The levy evidence…</w:t>
+      </w:r>
+    </w:p>
+    <w:p>
+      <w:r>
+        <w:rPr>
+          <w:b/>
+          <w:color w:val="1F414B"/>
+        </w:rPr>
+        <w:t xml:space="preserve">Source-access tier: </w:t>
+      </w:r>
+      <w:r>
+        <w:t>Source-verified (the abstract was read in full; the projections it summarises and the key outcome sources were read in full).</w:t>
+      </w:r>
+    </w:p>
+    <w:p>
+      <w:r>
+        <w:rPr>
+          <w:b/>
+          <w:color w:val="1F414B"/>
+        </w:rPr>
+        <w:t xml:space="preserve">Illustrative later-source links: </w:t>
+      </w:r>
+      <w:r>
+        <w:t>https://assets.publishing.service.gov.uk/government/uploads/system/uploads/attachment_data/file/287937/07-1184x-tackling-obesities-future-choices-report.pdf | https://digital.nhs.uk/data-and-information/publications/statistical/health-survey-for-england/2024 | https://doi.org/10.1371/journal.pone.0252072</w:t>
+      </w:r>
+    </w:p>
+    <w:p>
+      <w:pPr>
+        <w:pStyle w:val="Heading2"/>
+      </w:pPr>
+      <w:r>
+        <w:t>R24-15 | Application of the UK Foresight Obesity Model in Ireland: The Health and Economic Consequences of Projected Obesity Trends in Ireland (2013)</w:t>
+      </w:r>
+    </w:p>
+    <w:p>
+      <w:r>
+        <w:rPr>
+          <w:b/>
+          <w:color w:val="1F414B"/>
+        </w:rPr>
+        <w:t xml:space="preserve">Stable historical identifier: </w:t>
+      </w:r>
+      <w:r>
+        <w:t>claim-d9056b0d2f24898b</w:t>
+      </w:r>
+    </w:p>
+    <w:p>
+      <w:r>
+        <w:rPr>
+          <w:b/>
+          <w:color w:val="1F414B"/>
+        </w:rPr>
+        <w:t xml:space="preserve">Original publication: </w:t>
+      </w:r>
+      <w:r>
+        <w:t>https://doi.org/10.1371/journal.pone.0079827</w:t>
+      </w:r>
+    </w:p>
+    <w:p>
+      <w:r>
+        <w:rPr>
+          <w:b/>
+          <w:color w:val="1F414B"/>
+        </w:rPr>
+        <w:t xml:space="preserve">Type / horizon / status: </w:t>
+      </w:r>
+      <w:r>
+        <w:t>projection | 2030 | premature</w:t>
+      </w:r>
+    </w:p>
+    <w:p>
+      <w:r>
+        <w:rPr>
+          <w:b/>
+          <w:color w:val="1F414B"/>
+        </w:rPr>
+        <w:t xml:space="preserve">Historical research proposition: </w:t>
+      </w:r>
+      <w:r>
+        <w:t>Key phrase (abstract): overweight and obesity “projected to reach levels of 89% and 85%” in men and women by 2030. Paraphrase: if trends continued unabated, 48% of men and 57% of women aged 20 and over would be obese by 2030, and obesity-related direct healthcare costs would rise from about €2.5 billion in 2010 to €5.4 billion a year by 2030; a 5% reduction in population BMI would lower 2030 costs by about €495…</w:t>
+      </w:r>
+    </w:p>
+    <w:p>
+      <w:r>
+        <w:rPr>
+          <w:b/>
+          <w:color w:val="1F414B"/>
+        </w:rPr>
+        <w:t xml:space="preserve">Later observation: </w:t>
+      </w:r>
+      <w:r>
+        <w:t>Later evidence shows Irish adult obesity rising slowly rather than steeply. NCD-RisC estimates based on measured data, published through WHO in 2026, put crude adult obesity in Ireland at about 25% in 2010 and about 31% in 2024 (men 32%, women 29%), with overweight including obesity at about 72% of men and 65% of women. Irish national surveys report lower figures: the Irish Health Survey records about 24% obesity among adults in 2024, and the Healthy Ireland indicator for overweight or obesity among people aged 15 and over fell from about 61%…</w:t>
+      </w:r>
+    </w:p>
+    <w:p>
+      <w:r>
+        <w:rPr>
+          <w:b/>
+          <w:color w:val="1F414B"/>
+        </w:rPr>
+        <w:t xml:space="preserve">Research interpretation: </w:t>
+      </w:r>
+      <w:r>
+        <w:t>Partly along the envisioned pathway — adult obesity in Ireland is high and still rising — but much more slowly than the extrapolation implied. The 2030 horizon has not arrived, yet the projected prevalence now looks very unlikely, mainly because the steep early trend fitted to few, partly self-reported data points did not continue. The cost projection remains open and unverified.</w:t>
+      </w:r>
+    </w:p>
+    <w:p>
+      <w:r>
+        <w:rPr>
+          <w:b/>
+          <w:color w:val="1F414B"/>
+        </w:rPr>
+        <w:t xml:space="preserve">Uncertainty / qualification: </w:t>
+      </w:r>
+      <w:r>
+        <w:t>NCD-RisC values are modelled estimates with wide intervals for Ireland, and the measurement modes of the Irish surveys were not verified, so their lower figures may partly reflect self-report. The paper’s supplementary projections for 2020 were not read, so the authors’ own interim checkpoint could not be compared. No post-2013 Irish cost study was examined, and Irish policy…</w:t>
+      </w:r>
+    </w:p>
+    <w:p>
+      <w:r>
+        <w:rPr>
+          <w:b/>
+          <w:color w:val="1F414B"/>
+        </w:rPr>
+        <w:t xml:space="preserve">Source-access tier: </w:t>
+      </w:r>
+      <w:r>
+        <w:t>Provisional interpretation. The original and the prevalence evidence were read; the cost side and the Irish policy context remain unverified.</w:t>
+      </w:r>
+    </w:p>
+    <w:p>
+      <w:r>
+        <w:rPr>
+          <w:b/>
+          <w:color w:val="1F414B"/>
+        </w:rPr>
+        <w:t xml:space="preserve">Illustrative later-source links: </w:t>
+      </w:r>
+      <w:r>
+        <w:t>https://doi.org/10.1038/s41586-026-10383-0 | https://data.cso.ie | https://doi.org/10.1159/000492115</w:t>
+      </w:r>
+    </w:p>
+    <w:p>
+      <w:pPr>
+        <w:pStyle w:val="Heading2"/>
+      </w:pPr>
+      <w:r>
+        <w:t>R24-16 | Using scenarios to assess the future supply of NHS nursing staff in England (2012)</w:t>
+      </w:r>
+    </w:p>
+    <w:p>
+      <w:r>
+        <w:rPr>
+          <w:b/>
+          <w:color w:val="1F414B"/>
+        </w:rPr>
+        <w:t xml:space="preserve">Stable historical identifier: </w:t>
+      </w:r>
+      <w:r>
+        <w:t>claim-1b6b71170e9f7fa5</w:t>
+      </w:r>
+    </w:p>
+    <w:p>
+      <w:r>
+        <w:rPr>
+          <w:b/>
+          <w:color w:val="1F414B"/>
+        </w:rPr>
+        <w:t xml:space="preserve">Original publication: </w:t>
+      </w:r>
+      <w:r>
+        <w:t>https://doi.org/10.1186/1478-4491-10-16</w:t>
+      </w:r>
+    </w:p>
+    <w:p>
+      <w:r>
+        <w:rPr>
+          <w:b/>
+          <w:color w:val="1F414B"/>
+        </w:rPr>
+        <w:t xml:space="preserve">Type / horizon / status: </w:t>
+      </w:r>
+      <w:r>
+        <w:t>scenario | 2022 | mixed</w:t>
+      </w:r>
+    </w:p>
+    <w:p>
+      <w:r>
+        <w:rPr>
+          <w:b/>
+          <w:color w:val="1F414B"/>
+        </w:rPr>
+        <w:t xml:space="preserve">Historical research proposition: </w:t>
+      </w:r>
+      <w:r>
+        <w:t>Key phrase (conclusions): a “strong risk that current policy decisions could lead to a significant reduction” in NHS staffing in England to 2022. Paraphrase: starting from a headcount of 352,104 qualified nurses, midwives and health visitors (September 2010), eight scenarios for the ten years to 2021/22 varied training intakes, leaving and retirement rates, with international inflows held at the low level of 2009/10;…</w:t>
+      </w:r>
+    </w:p>
+    <w:p>
+      <w:r>
+        <w:rPr>
+          <w:b/>
+          <w:color w:val="1F414B"/>
+        </w:rPr>
+        <w:t xml:space="preserve">Later observation: </w:t>
+      </w:r>
+      <w:r>
+        <w:t>The feared contraction did not occur. Nurse numbers stagnated in the early 2010s, and community and mental health nursing shrank, but full-time-equivalent nurses and health visitors in hospital and community services were about 5% higher in September 2019 than in September 2010. After the December 2019 pledge of 50,000 more nurses, numbers rose much faster: the government reported 352,149 FTE nurses in September 2023, against 300,904 four years earlier on its definition, meeting the target early. Most of this growth came through a channel the…</w:t>
+      </w:r>
+    </w:p>
+    <w:p>
+      <w:r>
+        <w:rPr>
+          <w:b/>
+          <w:color w:val="1F414B"/>
+        </w:rPr>
+        <w:t xml:space="preserve">Research interpretation: </w:t>
+      </w:r>
+      <w:r>
+        <w:t>The study’s central message — that NHS nursing supply was fragile and highly sensitive to training, retention and retirement decisions — was borne out by a decade of shortages, but the workforce grew rather than shrank, because supply was rebuilt through a lever the scenarios did not vary: large-scale international recruitment, later supplemented by expanded training. Development followed a different pathway from those envisioned and created a new dependence on overseas inflows that are now falling.</w:t>
+      </w:r>
+    </w:p>
+    <w:p>
+      <w:r>
+        <w:rPr>
+          <w:b/>
+          <w:color w:val="1F414B"/>
+        </w:rPr>
+        <w:t xml:space="preserve">Uncertainty / qualification: </w:t>
+      </w:r>
+      <w:r>
+        <w:t>The 2012 projections count headcount, including midwives and health visitors, whereas most later official series report FTE with different staff-group definitions, so comparison with the scenario end points is approximate. Vacancy statistics are experimental, depend on recorded establishments and changed source around 2019–2020. NMC data cover the whole UK and all employers.…</w:t>
+      </w:r>
+    </w:p>
+    <w:p>
+      <w:r>
+        <w:rPr>
+          <w:b/>
+          <w:color w:val="1F414B"/>
+        </w:rPr>
+        <w:t xml:space="preserve">Source-access tier: </w:t>
+      </w:r>
+      <w:r>
+        <w:t>Source-verified, with comparability caveats.</w:t>
+      </w:r>
+    </w:p>
+    <w:p>
+      <w:r>
+        <w:rPr>
+          <w:b/>
+          <w:color w:val="1F414B"/>
+        </w:rPr>
+        <w:t xml:space="preserve">Illustrative later-source links: </w:t>
+      </w:r>
+      <w:r>
+        <w:t>https://www.nao.org.uk/wp-content/uploads/2020/03/The-NHS-nursing-workforce-Summary.pdf | https://digital.nhs.uk/data-and-information/publications/statistical/nhs-vacancies-survey | https://www.gov.uk/government/news</w:t>
+      </w:r>
+    </w:p>
+    <w:p>
+      <w:pPr>
+        <w:pStyle w:val="Heading2"/>
+      </w:pPr>
+      <w:r>
+        <w:t>R24-17 | Health impact assessment of waste management facilities in three European countries (2011)</w:t>
+      </w:r>
+    </w:p>
+    <w:p>
+      <w:r>
+        <w:rPr>
+          <w:b/>
+          <w:color w:val="1F414B"/>
+        </w:rPr>
+        <w:t xml:space="preserve">Stable historical identifier: </w:t>
+      </w:r>
+      <w:r>
+        <w:t>claim-17422a844c2cce7d</w:t>
+      </w:r>
+    </w:p>
+    <w:p>
+      <w:r>
+        <w:rPr>
+          <w:b/>
+          <w:color w:val="1F414B"/>
+        </w:rPr>
+        <w:t xml:space="preserve">Original publication: </w:t>
+      </w:r>
+      <w:r>
+        <w:t>https://doi.org/10.1186/1476-069X-10-53</w:t>
+      </w:r>
+    </w:p>
+    <w:p>
+      <w:r>
+        <w:rPr>
+          <w:b/>
+          <w:color w:val="1F414B"/>
+        </w:rPr>
+        <w:t xml:space="preserve">Type / horizon / status: </w:t>
+      </w:r>
+      <w:r>
+        <w:t>other | 2020–2050 | not directly testable</w:t>
+      </w:r>
+    </w:p>
+    <w:p>
+      <w:r>
+        <w:rPr>
+          <w:b/>
+          <w:color w:val="1F414B"/>
+        </w:rPr>
+        <w:t xml:space="preserve">Historical research proposition: </w:t>
+      </w:r>
+      <w:r>
+        <w:t>Paraphrase (the catalogue excerpt, HISTORICAL-CLAIMS record 496, reproduces the abstract sentence): assuming the incinerators operating in 2001 continue until 2020, the authors were moderately confident that annual cancer cases attributable to exposure in 2001–2020 would reach 11 (Italy), 0 (Slovakia) and 7 (England) in 2020 and then decline to zero by 2050; most of the attributable cancers expected over 2001–2050…</w:t>
+      </w:r>
+    </w:p>
+    <w:p>
+      <w:r>
+        <w:rPr>
+          <w:b/>
+          <w:color w:val="1F414B"/>
+        </w:rPr>
+        <w:t xml:space="preserve">Later observation: </w:t>
+      </w:r>
+      <w:r>
+        <w:t>The scenario’s central condition was overtaken by policy, most clearly in the United Kingdom. Diverting waste from landfill increased incineration rather than winding it down: UK municipal waste incinerated rose from about 2.5 million tonnes (7% of treated waste) in 2001 to about 14.4 million tonnes (48%) in 2024, almost all with energy recovery, while landfill fell from 80% to 6%. In Italy incineration roughly doubled by the mid-2010s and then levelled off at about a fifth of municipal waste, while landfill fell from about two-thirds to 15%;…</w:t>
+      </w:r>
+    </w:p>
+    <w:p>
+      <w:r>
+        <w:rPr>
+          <w:b/>
+          <w:color w:val="1F414B"/>
+        </w:rPr>
+        <w:t xml:space="preserve">Research interpretation: </w:t>
+      </w:r>
+      <w:r>
+        <w:t>The study is best read as a conditional baseline rather than a testable forecast. Its 2050 horizon has not been reached, and its key condition — that the contribution of plants operating in 2001 ends around 2020 — was replaced by a large expansion of modern incineration in England. Later evidence reframes rather than refutes it: modern plants appear to add very small exposures, while legacy contamination questions the cessation assumption for persistent pollutants.</w:t>
+      </w:r>
+    </w:p>
+    <w:p>
+      <w:r>
+        <w:rPr>
+          <w:b/>
+          <w:color w:val="1F414B"/>
+        </w:rPr>
+        <w:t xml:space="preserve">Uncertainty / qualification: </w:t>
+      </w:r>
+      <w:r>
+        <w:t>The later epidemiological evidence was assessed from abstracts. No study was identified that re-estimates the cancer burden near incinerators in the three countries after 2011. Incineration figures are for the UK rather than England, and plant numbers were not verified. Eurostat’s 2001 baselines differ from the paper’s own table.</w:t>
+      </w:r>
+    </w:p>
+    <w:p>
+      <w:r>
+        <w:rPr>
+          <w:b/>
+          <w:color w:val="1F414B"/>
+        </w:rPr>
+        <w:t xml:space="preserve">Source-access tier: </w:t>
+      </w:r>
+      <w:r>
+        <w:t>Provisional interpretation. The original and the waste statistics were verified; the later epidemiology is abstract-only.</w:t>
+      </w:r>
+    </w:p>
+    <w:p>
+      <w:r>
+        <w:rPr>
+          <w:b/>
+          <w:color w:val="1F414B"/>
+        </w:rPr>
+        <w:t xml:space="preserve">Illustrative later-source links: </w:t>
+      </w:r>
+      <w:r>
+        <w:t>https://data-explorer.oecd.org | https://ec.europa.eu/eurostat/web/main/data/database | https://doi.org/10.1016/j.envint.2018.10.060</w:t>
+      </w:r>
+    </w:p>
+    <w:p>
+      <w:pPr>
+        <w:pStyle w:val="Heading2"/>
+      </w:pPr>
+      <w:r>
+        <w:t>R24-18 | Immigration and integration scenarios in global Europe: Forward-looking up to 2050 (2013)</w:t>
+      </w:r>
+    </w:p>
+    <w:p>
+      <w:r>
+        <w:rPr>
+          <w:b/>
+          <w:color w:val="1F414B"/>
+        </w:rPr>
+        <w:t xml:space="preserve">Stable historical identifier: </w:t>
+      </w:r>
+      <w:r>
+        <w:t>claim-33bbbb43737342ec</w:t>
+      </w:r>
+    </w:p>
+    <w:p>
+      <w:r>
+        <w:rPr>
+          <w:b/>
+          <w:color w:val="1F414B"/>
+        </w:rPr>
+        <w:t xml:space="preserve">Original publication: </w:t>
+      </w:r>
+      <w:r>
+        <w:t>https://doi.org/10.2298/SOC1302169A</w:t>
+      </w:r>
+    </w:p>
+    <w:p>
+      <w:r>
+        <w:rPr>
+          <w:b/>
+          <w:color w:val="1F414B"/>
+        </w:rPr>
+        <w:t xml:space="preserve">Type / horizon / status: </w:t>
+      </w:r>
+      <w:r>
+        <w:t>scenario | 2050 | not directly testable</w:t>
+      </w:r>
+    </w:p>
+    <w:p>
+      <w:r>
+        <w:rPr>
+          <w:b/>
+          <w:color w:val="1F414B"/>
+        </w:rPr>
+        <w:t xml:space="preserve">Historical research proposition: </w:t>
+      </w:r>
+      <w:r>
+        <w:t>Paraphrase from the abstract: the article compares EU population prospects to 2050 under several migration hypotheses — business as usual, replacement migration, and recruitment to fill gaps in labour supply — and builds a deliberate shock storyline of no immigration into the EU, setting out the social consequences of the zero immigration that, according to the abstract, some policy circles desired. Its closing…</w:t>
+      </w:r>
+    </w:p>
+    <w:p>
+      <w:r>
+        <w:rPr>
+          <w:b/>
+          <w:color w:val="1F414B"/>
+        </w:rPr>
+        <w:t xml:space="preserve">Later observation: </w:t>
+      </w:r>
+      <w:r>
+        <w:t>The European Union has moved further from the zero-immigration storyline than from any of the other hypotheses. Eurostat’s demographic balance shows natural change in the EU-27 negative in every year from 2012 onwards, deepening to roughly 1.35 million more deaths than births in 2025, while the population on 1 January rose from about 441.7 million in 2013 to about 452.0 million in 2026. Over 2013–2025 the recorded net migration (a residual that includes statistical adjustment) sums to roughly 19 million against roughly 9 million of natural…</w:t>
+      </w:r>
+    </w:p>
+    <w:p>
+      <w:r>
+        <w:rPr>
+          <w:b/>
+          <w:color w:val="1F414B"/>
+        </w:rPr>
+        <w:t xml:space="preserve">Research interpretation: </w:t>
+      </w:r>
+      <w:r>
+        <w:t>The methodological recommendation developed broadly along the envisioned pathway: integration and labour-market scenarios became standard companions of EU population projections. The migration pathway itself was transformed by unexpected events — an asylum surge, a pandemic and a war — rather than shaped by planned recruitment, and the zero-immigration storyline survives as a counterfactual reference case in official projections. The 2050 horizon has not been reached.</w:t>
+      </w:r>
+    </w:p>
+    <w:p>
+      <w:r>
+        <w:rPr>
+          <w:b/>
+          <w:color w:val="1F414B"/>
+        </w:rPr>
+        <w:t xml:space="preserve">Uncertainty / qualification: </w:t>
+      </w:r>
+      <w:r>
+        <w:t>The original article could be assessed only from its abstract, so its specific projection figures, scenario names and listed social consequences of zero immigration remain unchecked. Eurostat net migration is a residual measure with series breaks and provisional recent values. The JRC–IIASA scenarios cover the EU-28 including the United Kingdom and model labour supply only.…</w:t>
+      </w:r>
+    </w:p>
+    <w:p>
+      <w:r>
+        <w:rPr>
+          <w:b/>
+          <w:color w:val="1F414B"/>
+        </w:rPr>
+        <w:t xml:space="preserve">Source-access tier: </w:t>
+      </w:r>
+      <w:r>
+        <w:t>Abstract-only assessment. The original was read as an abstract; the Eurostat datasets and the two JRC reports were opened directly.</w:t>
+      </w:r>
+    </w:p>
+    <w:p>
+      <w:r>
+        <w:rPr>
+          <w:b/>
+          <w:color w:val="1F414B"/>
+        </w:rPr>
+        <w:t xml:space="preserve">Illustrative later-source links: </w:t>
+      </w:r>
+      <w:r>
+        <w:t>https://ec.europa.eu/eurostat/web/main/data/database | https://doi.org/10.2760/021884 | https://doi.org/10.2760/590301</w:t>
+      </w:r>
+    </w:p>
+    <w:p>
+      <w:pPr>
+        <w:pStyle w:val="Heading2"/>
+      </w:pPr>
+      <w:r>
+        <w:t>R24-19 | Superconductivity and the environment: a Roadmap (2013)</w:t>
+      </w:r>
+    </w:p>
+    <w:p>
+      <w:r>
+        <w:rPr>
+          <w:b/>
+          <w:color w:val="1F414B"/>
+        </w:rPr>
+        <w:t xml:space="preserve">Stable historical identifier: </w:t>
+      </w:r>
+      <w:r>
+        <w:t>claim-712c438b1376af94</w:t>
+      </w:r>
+    </w:p>
+    <w:p>
+      <w:r>
+        <w:rPr>
+          <w:b/>
+          <w:color w:val="1F414B"/>
+        </w:rPr>
+        <w:t xml:space="preserve">Original publication: </w:t>
+      </w:r>
+      <w:r>
+        <w:t>https://doi.org/10.1088/0953-2048/26/11/113001</w:t>
+      </w:r>
+    </w:p>
+    <w:p>
+      <w:r>
+        <w:rPr>
+          <w:b/>
+          <w:color w:val="1F414B"/>
+        </w:rPr>
+        <w:t xml:space="preserve">Type / horizon / status: </w:t>
+      </w:r>
+      <w:r>
+        <w:t>other | long-term | unresolved</w:t>
+      </w:r>
+    </w:p>
+    <w:p>
+      <w:r>
+        <w:rPr>
+          <w:b/>
+          <w:color w:val="1F414B"/>
+        </w:rPr>
+        <w:t xml:space="preserve">Historical research proposition: </w:t>
+      </w:r>
+      <w:r>
+        <w:t>The catalogued excerpt (HISTORICAL-CLAIMS record 455) is a quotation from the 2011 Equinox Summit: to stabilise atmospheric CO₂ at 550 ppm, all growth in energy demand would have to be met by non-carbon sources. In the roadmap this is a motivating premise, not a forecast. The roadmap’s own future-oriented content, paraphrased from its abstract, is that superconducting technologies — low-loss DC transmission of…</w:t>
+      </w:r>
+    </w:p>
+    <w:p>
+      <w:r>
+        <w:rPr>
+          <w:b/>
+          <w:color w:val="1F414B"/>
+        </w:rPr>
+        <w:t xml:space="preserve">Later observation: </w:t>
+      </w:r>
+      <w:r>
+        <w:t>The earlier VV Futures account judged this claim against global energy-demand statistics and the Mauna Loa CO₂ record. That test addresses the Equinox premise rather than the roadmap. The CO₂ record itself is accurately reported: NOAA’s Mauna Loa monthly mean reached 432.34 ppm in May 2026, 1.83 ppm above May 2025. But rising concentrations say nothing about whether superconducting technologies developed as the roadmap envisaged, and a concentration of about 432 ppm does not establish whether stabilisation at 550 ppm will or will not be…</w:t>
+      </w:r>
+    </w:p>
+    <w:p>
+      <w:r>
+        <w:rPr>
+          <w:b/>
+          <w:color w:val="1F414B"/>
+        </w:rPr>
+        <w:t xml:space="preserve">Research interpretation: </w:t>
+      </w:r>
+      <w:r>
+        <w:t>Reframed and unresolved. The meaningful question for VV Futures is how far superconducting energy, transport and sensing technologies moved from demonstration to deployment, not whether global energy growth was met by non-carbon sources. That question cannot be answered from the evidence verified here, and the roadmap’s link to Europe is limited to a cited EU estimate and the European authors’ sections.</w:t>
+      </w:r>
+    </w:p>
+    <w:p>
+      <w:r>
+        <w:rPr>
+          <w:b/>
+          <w:color w:val="1F414B"/>
+        </w:rPr>
+        <w:t xml:space="preserve">Uncertainty / qualification: </w:t>
+      </w:r>
+      <w:r>
+        <w:t>The roadmap was assessed from its abstract only, so section-level expectations and any dated milestones are unchecked. No later evidence on superconductor deployment was verified. The energy-demand statistics in the earlier account (wind and solar growth in 2024, fossil-fuel use) could not be traced to identifiable documents. The claim’s European scope is marginal.</w:t>
+      </w:r>
+    </w:p>
+    <w:p>
+      <w:r>
+        <w:rPr>
+          <w:b/>
+          <w:color w:val="1F414B"/>
+        </w:rPr>
+        <w:t xml:space="preserve">Source-access tier: </w:t>
+      </w:r>
+      <w:r>
+        <w:t>Insufficient evidence. Earlier account to be corrected; claim flagged as of marginal European scope.</w:t>
+      </w:r>
+    </w:p>
+    <w:p>
+      <w:r>
+        <w:rPr>
+          <w:b/>
+          <w:color w:val="1F414B"/>
+        </w:rPr>
+        <w:t xml:space="preserve">Illustrative later-source links: </w:t>
+      </w:r>
+      <w:r>
+        <w:t>https://gml.noaa.gov/webdata/ccgg/trends/co2/co2_mm_mlo.txt</w:t>
+      </w:r>
+    </w:p>
+    <w:p>
+      <w:pPr>
+        <w:pStyle w:val="Heading2"/>
+      </w:pPr>
+      <w:r>
+        <w:t>P26-01 | How far away is hydrogen? Its role in the medium and long-term decarbonisation of the European energy system (2015)</w:t>
+      </w:r>
+    </w:p>
+    <w:p>
+      <w:r>
+        <w:rPr>
+          <w:b/>
+          <w:color w:val="1F414B"/>
+        </w:rPr>
+        <w:t xml:space="preserve">Stable historical identifier: </w:t>
+      </w:r>
+      <w:r>
+        <w:t>claim-af58b0bea2ac0aaa</w:t>
+      </w:r>
+    </w:p>
+    <w:p>
+      <w:r>
+        <w:rPr>
+          <w:b/>
+          <w:color w:val="1F414B"/>
+        </w:rPr>
+        <w:t xml:space="preserve">Original publication: </w:t>
+      </w:r>
+      <w:r>
+        <w:t>https://doi.org/10.1016/j.ijhydene.2015.09.004</w:t>
+      </w:r>
+    </w:p>
+    <w:p>
+      <w:r>
+        <w:rPr>
+          <w:b/>
+          <w:color w:val="1F414B"/>
+        </w:rPr>
+        <w:t xml:space="preserve">Type / horizon / status: </w:t>
+      </w:r>
+      <w:r>
+        <w:t>scenario | 2030 | premature</w:t>
+      </w:r>
+    </w:p>
+    <w:p>
+      <w:r>
+        <w:rPr>
+          <w:b/>
+          <w:color w:val="1F414B"/>
+        </w:rPr>
+        <w:t xml:space="preserve">Historical research proposition: </w:t>
+      </w:r>
+      <w:r>
+        <w:t>JRC-EU-TIMES scenario modelling suggested hydrogen could become viable in the EU energy system around 2030 under a long-term carbon constraint; hydrogen might help decarbonise industry and transport.</w:t>
+      </w:r>
+    </w:p>
+    <w:p>
+      <w:r>
+        <w:rPr>
+          <w:b/>
+          <w:color w:val="1F414B"/>
+        </w:rPr>
+        <w:t xml:space="preserve">Later observation: </w:t>
+      </w:r>
+      <w:r>
+        <w:t>The EU was unlikely to meet the 2030 renewable-hydrogen targets established years after the original paper; market rules, project maturity and demand hinder deployment. EU electrolyser capacity was 308 MW in 2024, 51% more than before but well behind the 2024 EU policy ambition of 6 GW. Renewable hydrogen production costs were about four times conventional hydrogen costs. EU operational electrolysis capacity was projected at 514–800 MW by end-2025; high capital costs and raw material dependencies remain.</w:t>
+      </w:r>
+    </w:p>
+    <w:p>
+      <w:r>
+        <w:rPr>
+          <w:b/>
+          <w:color w:val="1F414B"/>
+        </w:rPr>
+        <w:t xml:space="preserve">Research interpretation: </w:t>
+      </w:r>
+      <w:r>
+        <w:t>{"similarities": "The 2015 JRC-EU-TIMES paper treats hydrogen as a plausible decarbonisation technology where sustained carbon policy changes long-run incentives. Operational electrolysers and a developing final-investment-decision pipeline show that an industry is materialising.", "differences": "Deployment remains small compared with announced policy visions, and the IEA reports that low-emissions hydrogen is a tiny share of actual global output. More importantly, identified offtake and infrastructure barriers show why being technically…</w:t>
+      </w:r>
+    </w:p>
+    <w:p>
+      <w:r>
+        <w:rPr>
+          <w:b/>
+          <w:color w:val="1F414B"/>
+        </w:rPr>
+        <w:t xml:space="preserve">Uncertainty / qualification: </w:t>
+      </w:r>
+      <w:r>
+        <w:t>There is still no harmonised observed EU measure of hydrogen produced, delivered and consumed in the modelled transport and industrial uses under an equivalent carbon constraint. The 2030 milestone remains ahead, and financing decisions may not result in commissioned plants or utilised assets.</w:t>
+      </w:r>
+    </w:p>
+    <w:p>
+      <w:r>
+        <w:rPr>
+          <w:b/>
+          <w:color w:val="1F414B"/>
+        </w:rPr>
+        <w:t xml:space="preserve">Source-access tier: </w:t>
+      </w:r>
+      <w:r>
+        <w:t>Saved historical abstract; publisher record also verified. Online 2015, journal issue January 2016.</w:t>
+      </w:r>
+    </w:p>
+    <w:p>
+      <w:r>
+        <w:rPr>
+          <w:b/>
+          <w:color w:val="1F414B"/>
+        </w:rPr>
+        <w:t xml:space="preserve">Illustrative later-source links: </w:t>
+      </w:r>
+      <w:r>
+        <w:t>https://www.eca.europa.eu/en/publications/SR-2024-11 | https://www.acer.europa.eu/monitoring/European-hydrogen-markets-2025 | https://setis.ec.europa.eu/water-electrolysis-and-hydrogen-european-union-2025-status-report-technology-development-trends_en</w:t>
+      </w:r>
+    </w:p>
+    <w:p>
+      <w:pPr>
+        <w:pStyle w:val="Heading2"/>
+      </w:pPr>
+      <w:r>
+        <w:t>P26-02 | Actual and potential development of consumer demand on the organic food market in Europe (2011)</w:t>
+      </w:r>
+    </w:p>
+    <w:p>
+      <w:r>
+        <w:rPr>
+          <w:b/>
+          <w:color w:val="1F414B"/>
+        </w:rPr>
+        <w:t xml:space="preserve">Stable historical identifier: </w:t>
+      </w:r>
+      <w:r>
+        <w:t>claim-210dcac7d53f7e96</w:t>
+      </w:r>
+    </w:p>
+    <w:p>
+      <w:r>
+        <w:rPr>
+          <w:b/>
+          <w:color w:val="1F414B"/>
+        </w:rPr>
+        <w:t xml:space="preserve">Original publication: </w:t>
+      </w:r>
+      <w:r>
+        <w:t>https://doi.org/10.1016/j.njas.2011.01.005</w:t>
+      </w:r>
+    </w:p>
+    <w:p>
+      <w:r>
+        <w:rPr>
+          <w:b/>
+          <w:color w:val="1F414B"/>
+        </w:rPr>
+        <w:t xml:space="preserve">Type / horizon / status: </w:t>
+      </w:r>
+      <w:r>
+        <w:t>scenario | 2015 then post-horizon context | mixed</w:t>
+      </w:r>
+    </w:p>
+    <w:p>
+      <w:r>
+        <w:rPr>
+          <w:b/>
+          <w:color w:val="1F414B"/>
+        </w:rPr>
+        <w:t xml:space="preserve">Historical research proposition: </w:t>
+      </w:r>
+      <w:r>
+        <w:t>A plausible scenario was continued, relatively stable expansion of organic-food demand, conditional on prices, distribution, consumer trust and public support.</w:t>
+      </w:r>
+    </w:p>
+    <w:p>
+      <w:r>
+        <w:rPr>
+          <w:b/>
+          <w:color w:val="1F414B"/>
+        </w:rPr>
+        <w:t xml:space="preserve">Later observation: </w:t>
+      </w:r>
+      <w:r>
+        <w:t>Organic retail sales in Europe reached about €26.2 billion in 2014, and the three investigated markets were among the more developed markets. Europe-wide organic retail sales declined by about 2.2% in 2022 rather than rising every year. European organic retail sales reached €58.7 billion in 2024, above the 2014 value in nominal euros.</w:t>
+      </w:r>
+    </w:p>
+    <w:p>
+      <w:r>
+        <w:rPr>
+          <w:b/>
+          <w:color w:val="1F414B"/>
+        </w:rPr>
+        <w:t xml:space="preserve">Research interpretation: </w:t>
+      </w:r>
+      <w:r>
+        <w:t>{"similarities": "All three original markets show substantial continuing organic commerce, and the new Denmark and Italy series separate quantities from sales value. The original emphasis on retail access and prices continues to have explanatory relevance as the UK source notes supply dependence despite demand.", "differences": "Demand is neither uniformly stable nor identical across countries: Denmark’s organic share slipped from 2023 to 2024 even as volumes increased, whereas Italian households recorded strong 2025 volume gains. The original…</w:t>
+      </w:r>
+    </w:p>
+    <w:p>
+      <w:r>
+        <w:rPr>
+          <w:b/>
+          <w:color w:val="1F414B"/>
+        </w:rPr>
+        <w:t xml:space="preserve">Uncertainty / qualification: </w:t>
+      </w:r>
+      <w:r>
+        <w:t>Comparable inflation-adjusted, category-consistent long panels for the original three markets and modern household survey data on trust, availability and organic/conventional price premia remain incomplete. None of the new country totals identifies the causal effect of public support or retail expansion on purchases.</w:t>
+      </w:r>
+    </w:p>
+    <w:p>
+      <w:r>
+        <w:rPr>
+          <w:b/>
+          <w:color w:val="1F414B"/>
+        </w:rPr>
+        <w:t xml:space="preserve">Source-access tier: </w:t>
+      </w:r>
+      <w:r>
+        <w:t>Saved original abstract, cross-checked against original publisher text. Research covered Denmark, Italy and UK and considered futures up to 2015.</w:t>
+      </w:r>
+    </w:p>
+    <w:p>
+      <w:r>
+        <w:rPr>
+          <w:b/>
+          <w:color w:val="1F414B"/>
+        </w:rPr>
+        <w:t xml:space="preserve">Illustrative later-source links: </w:t>
+      </w:r>
+      <w:r>
+        <w:t>https://www.fibl.org/en/info-centre/news/european-organic-market-continued-to-grow-in-2014 | https://www.sinab.it/sites/default/files/FIBL-organic-world-2024_light_0.pdf | https://www.fibl.org/en/info-centre/news/europes-organic-market-sets-another-record-in-2024-farmland-stable</w:t>
+      </w:r>
+    </w:p>
+    <w:p>
+      <w:pPr>
+        <w:pStyle w:val="Heading2"/>
+      </w:pPr>
+      <w:r>
+        <w:t>P26-03 | 2022 Strategic Foresight Report: Twinning the green and digital transitions in the new geopolitical context (2022)</w:t>
+      </w:r>
+    </w:p>
+    <w:p>
+      <w:r>
+        <w:rPr>
+          <w:b/>
+          <w:color w:val="1F414B"/>
+        </w:rPr>
+        <w:t xml:space="preserve">Stable historical identifier: </w:t>
+      </w:r>
+      <w:r>
+        <w:t>report-3eff29ec207eb208</w:t>
+      </w:r>
+    </w:p>
+    <w:p>
+      <w:r>
+        <w:rPr>
+          <w:b/>
+          <w:color w:val="1F414B"/>
+        </w:rPr>
+        <w:t xml:space="preserve">Original publication: </w:t>
+      </w:r>
+      <w:r>
+        <w:t>https://commission.europa.eu/strategy-and-policy/strategic-foresight/2022-strategic-foresight-report_en</w:t>
+      </w:r>
+    </w:p>
+    <w:p>
+      <w:r>
+        <w:rPr>
+          <w:b/>
+          <w:color w:val="1F414B"/>
+        </w:rPr>
+        <w:t xml:space="preserve">Type / horizon / status: </w:t>
+      </w:r>
+      <w:r>
+        <w:t>warning | 2030 | not directly testable</w:t>
+      </w:r>
+    </w:p>
+    <w:p>
+      <w:r>
+        <w:rPr>
+          <w:b/>
+          <w:color w:val="1F414B"/>
+        </w:rPr>
+        <w:t xml:space="preserve">Historical research proposition: </w:t>
+      </w:r>
+      <w:r>
+        <w:t>Strategic management and diversification of supplies of critical raw materials would be essential to the EU green and digital transitions; otherwise the EU could fall into new dependency traps.</w:t>
+      </w:r>
+    </w:p>
+    <w:p>
+      <w:r>
+        <w:rPr>
+          <w:b/>
+          <w:color w:val="1F414B"/>
+        </w:rPr>
+        <w:t xml:space="preserve">Later observation: </w:t>
+      </w:r>
+      <w:r>
+        <w:t>The EU enacted policy for critical raw materials supply diversification and domestic capacity, with non-binding 2030 benchmarks for extraction, processing, recycling and single-country concentration. On 25 March 2025, the Commission selected EU strategic projects concerning critical raw materials supply and diversification; selection does not establish delivered supply capacity. Auditors found diversification of critical raw materials supply had not yet produced tangible results, with obstacles to production and recycling and many projects…</w:t>
+      </w:r>
+    </w:p>
+    <w:p>
+      <w:r>
+        <w:rPr>
+          <w:b/>
+          <w:color w:val="1F414B"/>
+        </w:rPr>
+        <w:t xml:space="preserve">Research interpretation: </w:t>
+      </w:r>
+      <w:r>
+        <w:t>{"similarities": "The 2022 report anticipated a structural tension between the EU’s green/digital aims and geographically concentrated inputs. Later EU rules, strategy designations, import records and independent IEA monitoring show that the dependency issue remains a live strategic priority.", "differences": "A significant new development is the realised production disruption following 2025 Chinese heavy rare-earth export controls, rather than merely a theoretical dependence ratio. The IEA nevertheless observes some modest rare-earth refining…</w:t>
+      </w:r>
+    </w:p>
+    <w:p>
+      <w:r>
+        <w:rPr>
+          <w:b/>
+          <w:color w:val="1F414B"/>
+        </w:rPr>
+        <w:t xml:space="preserve">Uncertainty / qualification: </w:t>
+      </w:r>
+      <w:r>
+        <w:t>The EU’s material-by-material supply security, magnet imports, downstream component dependence, recycling yields and new mine/refinery actual outputs are not established by aggregate REE customs tonnage. Whether CRMA programmes durably lower vulnerability by 2030, and what role the 2022 foresight document had in policymaking, remain separate open questions.</w:t>
+      </w:r>
+    </w:p>
+    <w:p>
+      <w:r>
+        <w:rPr>
+          <w:b/>
+          <w:color w:val="1F414B"/>
+        </w:rPr>
+        <w:t xml:space="preserve">Source-access tier: </w:t>
+      </w:r>
+      <w:r>
+        <w:t>Original passage preserved in institutional-original-passages.json with matching source URL and date; editorial source checking still required before publication.</w:t>
+      </w:r>
+    </w:p>
+    <w:p>
+      <w:r>
+        <w:rPr>
+          <w:b/>
+          <w:color w:val="1F414B"/>
+        </w:rPr>
+        <w:t xml:space="preserve">Illustrative later-source links: </w:t>
+      </w:r>
+      <w:r>
+        <w:t>https://commission.europa.eu/topics/competitiveness/green-deal-industrial-plan/european-critical-raw-materials-act_en | https://single-market-economy.ec.europa.eu/sectors/raw-materials/areas-specific-interest/critical-raw-materials/strategic-projects-under-crma/selected-projects_en | https://op.europa.eu/en/publication-detail/-/publication/0ebbba88-03d4-11f1-825d-01aa75ed71a1/language-en</w:t>
+      </w:r>
+    </w:p>
+    <w:p>
+      <w:pPr>
+        <w:pStyle w:val="Heading2"/>
+      </w:pPr>
+      <w:r>
+        <w:t>P26-05 | Assessing the impact of the 2011 EU Transport White Paper - a rail freight demand forecast up to 2050 for the EU27 (2015)</w:t>
+      </w:r>
+    </w:p>
+    <w:p>
+      <w:r>
+        <w:rPr>
+          <w:b/>
+          <w:color w:val="1F414B"/>
+        </w:rPr>
+        <w:t xml:space="preserve">Stable historical identifier: </w:t>
+      </w:r>
+      <w:r>
+        <w:t>claim-0e11a67eff6ab8fa</w:t>
+      </w:r>
+    </w:p>
+    <w:p>
+      <w:r>
+        <w:rPr>
+          <w:b/>
+          <w:color w:val="1F414B"/>
+        </w:rPr>
+        <w:t xml:space="preserve">Original publication: </w:t>
+      </w:r>
+      <w:r>
+        <w:t>https://doi.org/10.1007/s12544-015-0171-7</w:t>
+      </w:r>
+    </w:p>
+    <w:p>
+      <w:r>
+        <w:rPr>
+          <w:b/>
+          <w:color w:val="1F414B"/>
+        </w:rPr>
+        <w:t xml:space="preserve">Type / horizon / status: </w:t>
+      </w:r>
+      <w:r>
+        <w:t>scenario | 2050 | premature</w:t>
+      </w:r>
+    </w:p>
+    <w:p>
+      <w:r>
+        <w:rPr>
+          <w:b/>
+          <w:color w:val="1F414B"/>
+        </w:rPr>
+        <w:t xml:space="preserve">Historical research proposition: </w:t>
+      </w:r>
+      <w:r>
+        <w:t>The 2015 TRANS-TOOLS analysis compared a Reference, a White Paper Low and a White Paper High scenario. Under full achievement of ambitious EU freight modal-shift objectives, the High scenario yielded rail-freight demand nearly twice the Reference scenario by 2050.</w:t>
+      </w:r>
+    </w:p>
+    <w:p>
+      <w:r>
+        <w:rPr>
+          <w:b/>
+          <w:color w:val="1F414B"/>
+        </w:rPr>
+        <w:t xml:space="preserve">Later observation: </w:t>
+      </w:r>
+      <w:r>
+        <w:t>EEA reported rail freight activity of about 396 billion tonne-kilometres in 2023, below its approximately 432 billion tonne-kilometre 2018 peak; rail represented 11.5% of all freight tonne-kilometres under the EEA indicator definition. Drawing on Eurostat inland-transport data, Destatis reported rail accounted for approximately 17% of EU inland freight tonne-kilometres in 2024, while road accounted for roughly 78%, up from about 74% in 2014. The hoped-for modal shift was not visible in this broad indicator. Eurostat’s main-railway-undertakings…</w:t>
+      </w:r>
+    </w:p>
+    <w:p>
+      <w:r>
+        <w:rPr>
+          <w:b/>
+          <w:color w:val="1F414B"/>
+        </w:rPr>
+        <w:t xml:space="preserve">Research interpretation: </w:t>
+      </w:r>
+      <w:r>
+        <w:t>{"similarities": "The original model emphasised the scale of institutional and infrastructure change required for major rail growth, not an inevitable doubling. Both recent activity data and an institutional audit confirm that those prerequisites remain pivotal.", "differences": "Eurostat records 2025 road-freight activity rising while main-operator rail-freight work fell for the fourth year. ECA’s finding that targets were not robustly monitored, and that terminals and interoperability hamper competition, illustrates why policy aspirations do…</w:t>
+      </w:r>
+    </w:p>
+    <w:p>
+      <w:r>
+        <w:rPr>
+          <w:b/>
+          <w:color w:val="1F414B"/>
+        </w:rPr>
+        <w:t xml:space="preserve">Uncertainty / qualification: </w:t>
+      </w:r>
+      <w:r>
+        <w:t>The distance-specific &gt;300 km road-freight base, measured diversion to rail or waterways, freight terminal productivity and a harmonised EU27 Reference path remain missing. The 2030 and 2050 policy horizons also remain open; no 2025 all-freight statistic is a direct test of the model’s 2050 High scenario.</w:t>
+      </w:r>
+    </w:p>
+    <w:p>
+      <w:r>
+        <w:rPr>
+          <w:b/>
+          <w:color w:val="1F414B"/>
+        </w:rPr>
+        <w:t xml:space="preserve">Source-access tier: </w:t>
+      </w:r>
+      <w:r>
+        <w:t>Full original article checked on Springer Nature; published online 19 June 2015 (Radar 1 indexed date 18 June 2015). The optimistic scenario is conditional on EU White Paper modal-shift ambitions.</w:t>
+      </w:r>
+    </w:p>
+    <w:p>
+      <w:r>
+        <w:rPr>
+          <w:b/>
+          <w:color w:val="1F414B"/>
+        </w:rPr>
+        <w:t xml:space="preserve">Illustrative later-source links: </w:t>
+      </w:r>
+      <w:r>
+        <w:t>https://www.eea.europa.eu/en/analysis/publications/sustainability-of-europes-mobility-systems-2025/freight-transport-activity | https://www.destatis.de/Europa/EN/Topic/Transport/gueterverkehr-eisenbahn.html | https://ec.europa.eu/eurostat/web/products-eurostat-news/w/ddn-20260914-2</w:t>
+      </w:r>
+    </w:p>
+    <w:p>
+      <w:pPr>
+        <w:pStyle w:val="Heading2"/>
+      </w:pPr>
+      <w:r>
+        <w:t>P26-06 | Ocean energy development in Europe: Current status and future perspectives (2015)</w:t>
+      </w:r>
+    </w:p>
+    <w:p>
+      <w:r>
+        <w:rPr>
+          <w:b/>
+          <w:color w:val="1F414B"/>
+        </w:rPr>
+        <w:t xml:space="preserve">Stable historical identifier: </w:t>
+      </w:r>
+      <w:r>
+        <w:t>claim-3a499e0584de0dcd</w:t>
+      </w:r>
+    </w:p>
+    <w:p>
+      <w:r>
+        <w:rPr>
+          <w:b/>
+          <w:color w:val="1F414B"/>
+        </w:rPr>
+        <w:t xml:space="preserve">Original publication: </w:t>
+      </w:r>
+      <w:r>
+        <w:t>https://doi.org/10.1016/j.ijome.2015.05.001</w:t>
+      </w:r>
+    </w:p>
+    <w:p>
+      <w:r>
+        <w:rPr>
+          <w:b/>
+          <w:color w:val="1F414B"/>
+        </w:rPr>
+        <w:t xml:space="preserve">Type / horizon / status: </w:t>
+      </w:r>
+      <w:r>
+        <w:t>roadmap | 2050 | premature</w:t>
+      </w:r>
+    </w:p>
+    <w:p>
+      <w:r>
+        <w:rPr>
+          <w:b/>
+          <w:color w:val="1F414B"/>
+        </w:rPr>
+        <w:t xml:space="preserve">Historical research proposition: </w:t>
+      </w:r>
+      <w:r>
+        <w:t>The 2015 assessment envisaged wave and tidal energy as a potentially substantial contributor to Europe’s future low-carbon electricity system and described a sectoral aim of 100 GW by 2050, conditional on overcoming technology, financing, grid and regulatory barriers.</w:t>
+      </w:r>
+    </w:p>
+    <w:p>
+      <w:r>
+        <w:rPr>
+          <w:b/>
+          <w:color w:val="1F414B"/>
+        </w:rPr>
+        <w:t xml:space="preserve">Later observation: </w:t>
+      </w:r>
+      <w:r>
+        <w:t>At the end of 2024, the EU had about 2.82 MW of operational emerging ocean-energy capacity excluding traditional tidal-range projects, including 1.63 MW tidal energy and 1.12 MW wave energy. These technologies remained at demonstration or emerging deployment scale. The JRC reviewed the tidal and wave sector’s technical development, EU-funded projects, market progress and bottlenecks through the end of 2024. It identified risks and obstacles to the long-term technology targets, rather than documenting commercial deployment on the original…</w:t>
+      </w:r>
+    </w:p>
+    <w:p>
+      <w:r>
+        <w:rPr>
+          <w:b/>
+          <w:color w:val="1F414B"/>
+        </w:rPr>
+        <w:t xml:space="preserve">Research interpretation: </w:t>
+      </w:r>
+      <w:r>
+        <w:t>{"similarities": "The original 2015 assessment connected ocean-energy potential to technology maturity, market support, financing and grid conditions. EU monitoring and industry reporting continue to identify noncommercial costs and public revenue support as central to progress.", "differences": "The dominant observed fact remains a tiny operational wave/tidal fleet in the EU, now complemented by just 12 GWh of 2024 non-tidal-range generation; the old La Rance barrage contributes most measured EU ocean electricity. Meanwhile a more substantial…</w:t>
+      </w:r>
+    </w:p>
+    <w:p>
+      <w:r>
+        <w:rPr>
+          <w:b/>
+          <w:color w:val="1F414B"/>
+        </w:rPr>
+        <w:t xml:space="preserve">Uncertainty / qualification: </w:t>
+      </w:r>
+      <w:r>
+        <w:t>Individual device operating hours, capacity factors, decommissioning/replacement cycles, delivered grid output and realised levelised costs are needed to establish actual commercial progress. Comparability across “excluding pilots”, tidal-range inclusion, EU versus Europe and the sector’s 2050 100 GW ambition is unresolved without an explicit taxonomy.</w:t>
+      </w:r>
+    </w:p>
+    <w:p>
+      <w:r>
+        <w:rPr>
+          <w:b/>
+          <w:color w:val="1F414B"/>
+        </w:rPr>
+        <w:t xml:space="preserve">Source-access tier: </w:t>
+      </w:r>
+      <w:r>
+        <w:t>Original open-access publisher record checked. The 2015 article describes a sectoral ambition of 100 GW wave-and-tidal capacity by 2050; this is an aspiration reported by the authors, not an unconditional model…</w:t>
+      </w:r>
+    </w:p>
+    <w:p>
+      <w:r>
+        <w:rPr>
+          <w:b/>
+          <w:color w:val="1F414B"/>
+        </w:rPr>
+        <w:t xml:space="preserve">Illustrative later-source links: </w:t>
+      </w:r>
+      <w:r>
+        <w:t>https://op.europa.eu/webpub/mare/eu-blue-economy-report-2025/blue-economic-sectors/marine-renewable-energy.html | https://setis.ec.europa.eu/ocean-energy-european-union-2025-status-report-technology-development-trends-value-chains-and_en | https://www.oceanenergy-europe.eu/ocean-energy-is-moving-closer-to-commercialisation/</w:t>
+      </w:r>
+    </w:p>
+    <w:p>
+      <w:pPr>
+        <w:pStyle w:val="Heading2"/>
+      </w:pPr>
+      <w:r>
+        <w:t>P26-07 | Developments in Energy use for Transport in 27 European Union Countries through 2030 (2011)</w:t>
+      </w:r>
+    </w:p>
+    <w:p>
+      <w:r>
+        <w:rPr>
+          <w:b/>
+          <w:color w:val="1F414B"/>
+        </w:rPr>
+        <w:t xml:space="preserve">Stable historical identifier: </w:t>
+      </w:r>
+      <w:r>
+        <w:t>claim-70046b6e95c1592f</w:t>
+      </w:r>
+    </w:p>
+    <w:p>
+      <w:r>
+        <w:rPr>
+          <w:b/>
+          <w:color w:val="1F414B"/>
+        </w:rPr>
+        <w:t xml:space="preserve">Original publication: </w:t>
+      </w:r>
+      <w:r>
+        <w:t>https://doi.org/10.3141/2252-05</w:t>
+      </w:r>
+    </w:p>
+    <w:p>
+      <w:r>
+        <w:rPr>
+          <w:b/>
+          <w:color w:val="1F414B"/>
+        </w:rPr>
+        <w:t xml:space="preserve">Type / horizon / status: </w:t>
+      </w:r>
+      <w:r>
+        <w:t>scenario | 2030 | premature</w:t>
+      </w:r>
+    </w:p>
+    <w:p>
+      <w:r>
+        <w:rPr>
+          <w:b/>
+          <w:color w:val="1F414B"/>
+        </w:rPr>
+        <w:t xml:space="preserve">Historical research proposition: </w:t>
+      </w:r>
+      <w:r>
+        <w:t>Model-based, conditional scenario study (not a forecast) for the EU-27 of 2007-2013 (incl. UK, excl. Croatia), base year 2005, horizon 2030, from the EU-cofunded iTREN-2030 project linking POLES, TREMOVE, ASTRA and TRANS-TOOLS. Reference scenario = policies approved by mid-2008, no shocks, 2008 downturn not fully reflected (+17% transport GHG 2005-2030); integrated scenario = policies likely by 2025 (vehicle CO2…</w:t>
+      </w:r>
+    </w:p>
+    <w:p>
+      <w:r>
+        <w:rPr>
+          <w:b/>
+          <w:color w:val="1F414B"/>
+        </w:rPr>
+        <w:t xml:space="preserve">Later observation: </w:t>
+      </w:r>
+      <w:r>
+        <w:t>EU27_2020 transport GHG (CRF 1.A.3, excl. international bunkers): 849.9 Mt CO2e in 2005; 834.8 Mt in 2019 (-1.8% vs 2005); 722.5 Mt in 2020; 795.6 Mt in 2023 (-6.4%); 804.8 Mt in 2024 (-5.3%). International aviation (memo item 1.D.1.a) rose from 96.4 Mt (2005) to 130.0 Mt (2024). Values extracted via the Eurostat dissemination API on 2026-10-26 (dataset last updated 2026-06-02). LIMITATION: Geography differs (study: EU-27 incl. UK; Eurostat EU27_2020 excl. UK, incl. Croatia) and the iTREN emission scope/base (1,268 Mt CO2 in 2005) is not the…</w:t>
+      </w:r>
+    </w:p>
+    <w:p>
+      <w:r>
+        <w:rPr>
+          <w:b/>
+          <w:color w:val="1F414B"/>
+        </w:rPr>
+        <w:t xml:space="preserve">Research interpretation: </w:t>
+      </w:r>
+      <w:r>
+        <w:t>{"similarities": "Observed EU transport emissions did not follow the reference path (+17%); by 2024 domestic transport emissions were about 5% below 2005, the direction of the integrated scenario. Renewable shares in transport reached about 10% around 2020, close to the integrated run's preliminary 2020 biofuel figure.", "differences": "Progress was slower than the integrated path: emissions were only 1.8% below 2005 in 2019, and then COVID-19 (2020) and the 2022 energy shock caused swings that neither scenario represented. International…</w:t>
+      </w:r>
+    </w:p>
+    <w:p>
+      <w:r>
+        <w:rPr>
+          <w:b/>
+          <w:color w:val="1F414B"/>
+        </w:rPr>
+        <w:t xml:space="preserve">Uncertainty / qualification: </w:t>
+      </w:r>
+      <w:r>
+        <w:t>The 2030 horizon has not arrived; current Member State projections (EEA 2025) point to a deeper cut than -12%, but these are projections. A numeric comparison needs the iTREN emission scope and the EU-27 (with UK) geography reconciled with EU27_2020 inventory categories.</w:t>
+      </w:r>
+    </w:p>
+    <w:p>
+      <w:r>
+        <w:rPr>
+          <w:b/>
+          <w:color w:val="1F414B"/>
+        </w:rPr>
+        <w:t xml:space="preserve">Source-access tier: </w:t>
+      </w:r>
+      <w:r>
+        <w:t>Schade &amp; Wiesenthal, Transportation Research Record 2252(1):31-39 (issued 2011-01), abstract sentence 3 and final sentence. Checked via Crossref metadata (https://api.crossref.org/works/10.3141/2252-05) and JRC…</w:t>
+      </w:r>
+    </w:p>
+    <w:p>
+      <w:r>
+        <w:rPr>
+          <w:b/>
+          <w:color w:val="1F414B"/>
+        </w:rPr>
+        <w:t xml:space="preserve">Illustrative later-source links: </w:t>
+      </w:r>
+      <w:r>
+        <w:t>https://ec.europa.eu/eurostat/databrowser/view/env_air_gge/default/table?lang=en | https://ec.europa.eu/eurostat/databrowser/view/nrg_ind_ren/default/table?lang=en | https://www.eea.europa.eu/en/analysis/indicators/greenhouse-gas-emissions-from-transport</w:t>
+      </w:r>
+    </w:p>
+    <w:p>
+      <w:pPr>
+        <w:pStyle w:val="Heading2"/>
+      </w:pPr>
+      <w:r>
+        <w:t>P26-08 | Trends and Possible Future Developments in Global Forest-Product Markets—Implications for the Swedish Forest Sector (2011)</w:t>
+      </w:r>
+    </w:p>
+    <w:p>
+      <w:r>
+        <w:rPr>
+          <w:b/>
+          <w:color w:val="1F414B"/>
+        </w:rPr>
+        <w:t xml:space="preserve">Stable historical identifier: </w:t>
+      </w:r>
+      <w:r>
+        <w:t>claim-867e108783aed073</w:t>
+      </w:r>
+    </w:p>
+    <w:p>
+      <w:r>
+        <w:rPr>
+          <w:b/>
+          <w:color w:val="1F414B"/>
+        </w:rPr>
+        <w:t xml:space="preserve">Original publication: </w:t>
+      </w:r>
+      <w:r>
+        <w:t>https://doi.org/10.3390/f2010147</w:t>
+      </w:r>
+    </w:p>
+    <w:p>
+      <w:r>
+        <w:rPr>
+          <w:b/>
+          <w:color w:val="1F414B"/>
+        </w:rPr>
+        <w:t xml:space="preserve">Type / horizon / status: </w:t>
+      </w:r>
+      <w:r>
+        <w:t>scenario | 2050 | premature</w:t>
+      </w:r>
+    </w:p>
+    <w:p>
+      <w:r>
+        <w:rPr>
+          <w:b/>
+          <w:color w:val="1F414B"/>
+        </w:rPr>
+        <w:t xml:space="preserve">Historical research proposition: </w:t>
+      </w:r>
+      <w:r>
+        <w:t>Qualitative scenario analysis (no quantitative market model) of global wood-product markets and implications for Sweden, horizon about forty years (around 2050). A 2x2 matrix of globalisation vs regionalism and low vs pronounced climate and environmental concern gives scenarios I-IV. Beyond the stored sentence, the paper expects ICT to drastically cut newsprint and printing paper demand, sees pulp and paper prospects…</w:t>
+      </w:r>
+    </w:p>
+    <w:p>
+      <w:r>
+        <w:rPr>
+          <w:b/>
+          <w:color w:val="1F414B"/>
+        </w:rPr>
+        <w:t xml:space="preserve">Later observation: </w:t>
+      </w:r>
+      <w:r>
+        <w:t>World newsprint production fell from 33.1 Mt (2010) to 10.6 Mt (2024, estimate; -68%); graphic papers from 143.3 Mt to 85.1 Mt (-41%). 'Other paper and paperboard' (mainly packaging, household and sanitary grades) rose from 249.1 Mt to 337.9 Mt (+36%); total paper and paperboard rose from 392.4 Mt to 423.0 Mt (+8%). Taken from the FAOSTAT bulk file Forestry_E_All_Data_(Normalized), timestamp 2026-04-01. LIMITATION: The decline was already under way in 2011, so this continues a trend more than it confirms a forecast. Several drivers besides ICT…</w:t>
+      </w:r>
+    </w:p>
+    <w:p>
+      <w:r>
+        <w:rPr>
+          <w:b/>
+          <w:color w:val="1F414B"/>
+        </w:rPr>
+        <w:t xml:space="preserve">Research interpretation: </w:t>
+      </w:r>
+      <w:r>
+        <w:t>{"similarities": "The paper's most robust expectation, steep ICT-driven decline in newsprint and printing paper, is clearly observed both globally (-41% graphic papers 2010-2024) and in Sweden (-67%). Industrially prefabricated timber frames dominate Swedish wood multi-dwelling construction and reached a 17% share of started apartments in 2024.", "differences": "Swedish sawnwood volumes have been flat rather than growing, and pellet output has not expanded, so the bioenergy-driven 'demand pressure on Swedish wood' of scenarios II-IV is not…</w:t>
+      </w:r>
+    </w:p>
+    <w:p>
+      <w:r>
+        <w:rPr>
+          <w:b/>
+          <w:color w:val="1F414B"/>
+        </w:rPr>
+        <w:t xml:space="preserve">Uncertainty / qualification: </w:t>
+      </w:r>
+      <w:r>
+        <w:t>Which of the four scenario quadrants the world is moving toward cannot be judged from production data: globalisation and climate-policy axes have both shifted in mixed ways, and the 2050 horizon is far off. Value-added and profitability outcomes for Swedish sawmills, and forest-owner wood prices, were not examined.</w:t>
+      </w:r>
+    </w:p>
+    <w:p>
+      <w:r>
+        <w:rPr>
+          <w:b/>
+          <w:color w:val="1F414B"/>
+        </w:rPr>
+        <w:t xml:space="preserve">Source-access tier: </w:t>
+      </w:r>
+      <w:r>
+        <w:t>Jonsson, Forests 2(1):147-167 (2011-01-20, CC BY 3.0). Abstract p. 147; time horizon Section 1 p. 148; scenario matrix Figure 3 and scenarios I-IV Section 5 pp. 157-160; Section 6 Discussion and Conclusions p.…</w:t>
+      </w:r>
+    </w:p>
+    <w:p>
+      <w:r>
+        <w:rPr>
+          <w:b/>
+          <w:color w:val="1F414B"/>
+        </w:rPr>
+        <w:t xml:space="preserve">Illustrative later-source links: </w:t>
+      </w:r>
+      <w:r>
+        <w:t>https://www.fao.org/faostat/en/#data/FO | https://via.tt.se/files/3236590/4357795/325348/sv</w:t>
+      </w:r>
+    </w:p>
+    <w:p>
+      <w:pPr>
+        <w:pStyle w:val="Heading2"/>
+      </w:pPr>
+      <w:r>
+        <w:t>P26-09 | Demographic projections of future pharmaceutical consumption in the Netherlands (2011)</w:t>
+      </w:r>
+    </w:p>
+    <w:p>
+      <w:r>
+        <w:rPr>
+          <w:b/>
+          <w:color w:val="1F414B"/>
+        </w:rPr>
+        <w:t xml:space="preserve">Stable historical identifier: </w:t>
+      </w:r>
+      <w:r>
+        <w:t>claim-3d30340f6e823d1c</w:t>
+      </w:r>
+    </w:p>
+    <w:p>
+      <w:r>
+        <w:rPr>
+          <w:b/>
+          <w:color w:val="1F414B"/>
+        </w:rPr>
+        <w:t xml:space="preserve">Original publication: </w:t>
+      </w:r>
+      <w:r>
+        <w:t>https://doi.org/10.2166/wst.2011.120</w:t>
+      </w:r>
+    </w:p>
+    <w:p>
+      <w:r>
+        <w:rPr>
+          <w:b/>
+          <w:color w:val="1F414B"/>
+        </w:rPr>
+        <w:t xml:space="preserve">Type / horizon / status: </w:t>
+      </w:r>
+      <w:r>
+        <w:t>projection | 2050 | premature</w:t>
+      </w:r>
+    </w:p>
+    <w:p>
+      <w:r>
+        <w:rPr>
+          <w:b/>
+          <w:color w:val="1F414B"/>
+        </w:rPr>
+        <w:t xml:space="preserve">Historical research proposition: </w:t>
+      </w:r>
+      <w:r>
+        <w:t>Netherlands-only, demographic-only projection: age-specific 2007 consumption rates for 354 prescribed pharmaceuticals in 40 therapeutic groups (1,251 tonnes, 98% of Dutch prescribed consumption in 2007) applied to population projections, to anticipate emissions of pharmaceuticals and residues to surface water. Largest increases in groups linked to old age; decreases only for antivirals, addiction-treatment drugs and…</w:t>
+      </w:r>
+    </w:p>
+    <w:p>
+      <w:r>
+        <w:rPr>
+          <w:b/>
+          <w:color w:val="1F414B"/>
+        </w:rPr>
+        <w:t xml:space="preserve">Later observation: </w:t>
+      </w:r>
+      <w:r>
+        <w:t>Section 1.2 'Gebruik van geneesmiddelen' (PDF p. 14) and summary: medicine use from community pharmacies, measured in DDD, grew 1.1% in 2013, whereas population growth and ageing alone implied +1.9%; annual growth over the preceding decade had been about 4-8% (summary) or 4-5% (Section 1.2). People aged 65+ (17.4% of the population on 1 Jan 2014) received more than three times the average volume. SFK offers healthier new 65+ cohorts and the rise in the insurance deductible (EUR 155 -&gt; 350, 2009-2013) as possible explanations. LIMITATION:…</w:t>
+      </w:r>
+    </w:p>
+    <w:p>
+      <w:r>
+        <w:rPr>
+          <w:b/>
+          <w:color w:val="1F414B"/>
+        </w:rPr>
+        <w:t xml:space="preserve">Research interpretation: </w:t>
+      </w:r>
+      <w:r>
+        <w:t>{"similarities": "The demographic premise materialised: Eurostat (demo_pjanind) shows the Dutch 65+ share rising from 14.5% (2007) to 20.8% (2025). SFK data confirm a steep age gradient in medicine use (75+ use about three times the average). Pharmaceutical residues in water remained a policy concern, culminating in the EU's 2024 quaternary-treatment and producer-pays rules.", "differences": "Soon after publication, actual DDD growth fell below the purely demographic expectation (2013: +1.1% vs +1.9%). More recent growth is partly driven by…</w:t>
+      </w:r>
+    </w:p>
+    <w:p>
+      <w:r>
+        <w:rPr>
+          <w:b/>
+          <w:color w:val="1F414B"/>
+        </w:rPr>
+        <w:t xml:space="preserve">Uncertainty / qualification: </w:t>
+      </w:r>
+      <w:r>
+        <w:t>Whether 2020 consumption in tonnes of active substance reached the projected level has not been established: available statistics use DDD, not mass. The abstract's internal numeric inconsistency needs full-text resolution. The 2050 horizon has not arrived.</w:t>
+      </w:r>
+    </w:p>
+    <w:p>
+      <w:r>
+        <w:rPr>
+          <w:b/>
+          <w:color w:val="1F414B"/>
+        </w:rPr>
+        <w:t xml:space="preserve">Source-access tier: </w:t>
+      </w:r>
+      <w:r>
+        <w:t>van der Aa, Kommer, van Montfoort &amp; Versteegh, Water Science and Technology 63(4):825-831 (2011-02-01), abstract sentences 1 and 5. Checked via publisher-deposited abstract in Crossref…</w:t>
+      </w:r>
+    </w:p>
+    <w:p>
+      <w:r>
+        <w:rPr>
+          <w:b/>
+          <w:color w:val="1F414B"/>
+        </w:rPr>
+        <w:t xml:space="preserve">Illustrative later-source links: </w:t>
+      </w:r>
+      <w:r>
+        <w:t>https://sfk.nl/sites/sfk-nl/files/2025-01/Data_en_feiten_2014.pdf | https://sfk.nl/sites/sfk-nl/files/2025-09/Data%20en%20feiten%202025%20%281MB%29.pdf | https://eur-lex.europa.eu/eli/dir/2024/3019/oj</w:t>
+      </w:r>
+    </w:p>
+    <w:p>
+      <w:pPr>
+        <w:pStyle w:val="Heading2"/>
+      </w:pPr>
+      <w:r>
+        <w:t>P26-10 | Climate, competition and connectivity affect future migration and ranges of European trees (2011)</w:t>
+      </w:r>
+    </w:p>
+    <w:p>
+      <w:r>
+        <w:rPr>
+          <w:b/>
+          <w:color w:val="1F414B"/>
+        </w:rPr>
+        <w:t xml:space="preserve">Stable historical identifier: </w:t>
+      </w:r>
+      <w:r>
+        <w:t>claim-529dd495e6d148e4</w:t>
+      </w:r>
+    </w:p>
+    <w:p>
+      <w:r>
+        <w:rPr>
+          <w:b/>
+          <w:color w:val="1F414B"/>
+        </w:rPr>
+        <w:t xml:space="preserve">Original publication: </w:t>
+      </w:r>
+      <w:r>
+        <w:t>https://doi.org/10.1111/j.1466-8238.2011.00669.x</w:t>
+      </w:r>
+    </w:p>
+    <w:p>
+      <w:r>
+        <w:rPr>
+          <w:b/>
+          <w:color w:val="1F414B"/>
+        </w:rPr>
+        <w:t xml:space="preserve">Type / horizon / status: </w:t>
+      </w:r>
+      <w:r>
+        <w:t>projection | long-term | premature</w:t>
+      </w:r>
+    </w:p>
+    <w:p>
+      <w:r>
+        <w:rPr>
+          <w:b/>
+          <w:color w:val="1F414B"/>
+        </w:rPr>
+        <w:t xml:space="preserve">Historical research proposition: </w:t>
+      </w:r>
+      <w:r>
+        <w:t>Model-based projection for Europe of 14 tree species. SDMs were calibrated on abundance from 5,768 ICP Forests Level I plots (climate, topography, soil, land use); realistic migration rates came from TreeMig process-model experiments as functions of macroclimate, inter-specific competition and habitat connectivity, applied as a migration-cost surface. Results are compared with no-migration and unlimited-migration…</w:t>
+      </w:r>
+    </w:p>
+    <w:p>
+      <w:r>
+        <w:rPr>
+          <w:b/>
+          <w:color w:val="1F414B"/>
+        </w:rPr>
+        <w:t xml:space="preserve">Later observation: </w:t>
+      </w:r>
+      <w:r>
+        <w:t>Juvenile vs adult altitudinal distributions of seven major European tree species on transects from southern Spain (37°N) to northern Sweden (67°N), where mean temperature over the last decade was 0.86 °C above the previous 30-year period. Only Abies alba showed juveniles peaking higher than adults. Fagus sylvatica, Picea abies and Pinus sylvestris showed the opposite pattern, and no change was detected for Quercus ilex, Acer pseudoplatanus and Q. petraea. The authors state that the findings are 'in contrast with theoretical predictions'.…</w:t>
+      </w:r>
+    </w:p>
+    <w:p>
+      <w:r>
+        <w:rPr>
+          <w:b/>
+          <w:color w:val="1F414B"/>
+        </w:rPr>
+        <w:t xml:space="preserve">Research interpretation: </w:t>
+      </w:r>
+      <w:r>
+        <w:t>{"similarities": "Observational syntheses since 2011 support the core premise that terrestrial species, especially under human land-use constraints, lag behind shifting climate. European field data show several mid- to late-successional trees not shifting upslope, consistent in direction with the projected very slow migration.", "differences": "Some species show juveniles at lower, not higher, elevations than adults, implying demographic or ontogenetic controls not represented in the migration model. Drought-driven mortality emerged as a major,…</w:t>
+      </w:r>
+    </w:p>
+    <w:p>
+      <w:r>
+        <w:rPr>
+          <w:b/>
+          <w:color w:val="1F414B"/>
+        </w:rPr>
+        <w:t xml:space="preserve">Uncertainty / qualification: </w:t>
+      </w:r>
+      <w:r>
+        <w:t>The projection horizon (21st century) is far off, and no study was found that directly evaluates the predicted migration rates for the same 14 species. Distinguishing slow migration from non-climatic causes in observed distributions remains methodologically hard.</w:t>
+      </w:r>
+    </w:p>
+    <w:p>
+      <w:r>
+        <w:rPr>
+          <w:b/>
+          <w:color w:val="1F414B"/>
+        </w:rPr>
+        <w:t xml:space="preserve">Source-access tier: </w:t>
+      </w:r>
+      <w:r>
+        <w:t>Meier, Lischke, Schmatz &amp; Zimmermann, Global Ecology and Biogeography 21(2):164-178 (online 2011-05-05; issue 2012-02), structured abstract (Aim, Location, Methods, Results, Main conclusions). Checked via…</w:t>
+      </w:r>
+    </w:p>
+    <w:p>
+      <w:r>
+        <w:rPr>
+          <w:b/>
+          <w:color w:val="1F414B"/>
+        </w:rPr>
+        <w:t xml:space="preserve">Illustrative later-source links: </w:t>
+      </w:r>
+      <w:r>
+        <w:t>https://doi.org/10.1111/gcb.12220 | https://archimer.ifremer.fr/doc/00632/74377/ | https://doi.org/10.1038/s41467-020-19924-1</w:t>
+      </w:r>
+    </w:p>
+    <w:p>
+      <w:pPr>
+        <w:pStyle w:val="Heading2"/>
+      </w:pPr>
+      <w:r>
+        <w:t>P26-11 | Ageing population and labour productivity in Bulgaria (2011)</w:t>
+      </w:r>
+    </w:p>
+    <w:p>
+      <w:r>
+        <w:rPr>
+          <w:b/>
+          <w:color w:val="1F414B"/>
+        </w:rPr>
+        <w:t xml:space="preserve">Stable historical identifier: </w:t>
+      </w:r>
+      <w:r>
+        <w:t>claim-e335375482d9217e</w:t>
+      </w:r>
+    </w:p>
+    <w:p>
+      <w:r>
+        <w:rPr>
+          <w:b/>
+          <w:color w:val="1F414B"/>
+        </w:rPr>
+        <w:t xml:space="preserve">Original publication: </w:t>
+      </w:r>
+      <w:r>
+        <w:t>https://doi.org/10.5771/1435-2869-2011-4-521</w:t>
+      </w:r>
+    </w:p>
+    <w:p>
+      <w:r>
+        <w:rPr>
+          <w:b/>
+          <w:color w:val="1F414B"/>
+        </w:rPr>
+        <w:t xml:space="preserve">Type / horizon / status: </w:t>
+      </w:r>
+      <w:r>
+        <w:t>projection | 2050 | premature</w:t>
+      </w:r>
+    </w:p>
+    <w:p>
+      <w:r>
+        <w:rPr>
+          <w:b/>
+          <w:color w:val="1F414B"/>
+        </w:rPr>
+        <w:t xml:space="preserve">Historical research proposition: </w:t>
+      </w:r>
+      <w:r>
+        <w:t>Bulgaria-only study: a literature review plus ILO-model sensitivity tests of labour productivity to 2050, driven by population size and age structure under three life-expectancy improvement variants (fast, medium, slow). It concludes that ageing has a negative effect on labour productivity while flagging the long timeframe. This is a sensitivity analysis comparing demographic variants (a relative effect), not a…</w:t>
+      </w:r>
+    </w:p>
+    <w:p>
+      <w:r>
+        <w:rPr>
+          <w:b/>
+          <w:color w:val="1F414B"/>
+        </w:rPr>
+        <w:t xml:space="preserve">Later observation: </w:t>
+      </w:r>
+      <w:r>
+        <w:t>Bulgaria's population was 7,369,431 (2011), 6,532,117 (2021) and 6,437,360 (2025), -12.6% over 2011-2025. The 65+ share rose from 18.5% to 23.0% to 24.0%, the old-age dependency ratio from 27.0 to 36.7 to 38.7, and the median age from 42.5 (2011) to 47.3 (2025). Extracted via the Eurostat API on 2026-10-26. LIMITATION: Demographic outcomes do not validate the productivity link. The series may be affected by census-based revisions (2021 census), and the paper's life-expectancy variants were not compared with outturns. Real labour productivity…</w:t>
+      </w:r>
+    </w:p>
+    <w:p>
+      <w:r>
+        <w:rPr>
+          <w:b/>
+          <w:color w:val="1F414B"/>
+        </w:rPr>
+        <w:t xml:space="preserve">Research interpretation: </w:t>
+      </w:r>
+      <w:r>
+        <w:t>{"similarities": "Bulgaria's demographic decline and ageing proceeded strongly (population -12.6% and 65+ share 18.5% to 24.0%, 2011-2025). Later work, including the same author (2019) and a Bulgarian National Bank model study (DP/124/2025, Ivanov, Cvetkova &amp; Vassilev), still treats shrinking labour input as a lasting drag on potential growth.", "differences": "Observed real labour productivity rose about 32% (2011-2024), more than four times the EU average, despite ageing. The lead author later described the modelled negative ageing effect on…</w:t>
+      </w:r>
+    </w:p>
+    <w:p>
+      <w:r>
+        <w:rPr>
+          <w:b/>
+          <w:color w:val="1F414B"/>
+        </w:rPr>
+        <w:t xml:space="preserve">Uncertainty / qualification: </w:t>
+      </w:r>
+      <w:r>
+        <w:t>No counterfactual analysis isolating the effect of workforce ageing on Bulgarian productivity since 2011 was found. The 2050 horizon has not arrived, and the ILO model's projected productivity path could not be compared numerically because the full text was not accessible.</w:t>
+      </w:r>
+    </w:p>
+    <w:p>
+      <w:r>
+        <w:rPr>
+          <w:b/>
+          <w:color w:val="1F414B"/>
+        </w:rPr>
+        <w:t xml:space="preserve">Source-access tier: </w:t>
+      </w:r>
+      <w:r>
+        <w:t>Rangelova &amp; Sariiski, SEER - Journal for Labour and Social Affairs in Eastern Europe 14(4):521-544 (2011; Nomos). Abstract checked via the ETUI Labourline catalogue record…</w:t>
+      </w:r>
+    </w:p>
+    <w:p>
+      <w:r>
+        <w:rPr>
+          <w:b/>
+          <w:color w:val="1F414B"/>
+        </w:rPr>
+        <w:t xml:space="preserve">Illustrative later-source links: </w:t>
+      </w:r>
+      <w:r>
+        <w:t>https://ec.europa.eu/eurostat/databrowser/view/demo_pjanind/default/table?lang=en | https://ec.europa.eu/eurostat/databrowser/view/nama_10_lp_ulc/default/table?lang=en | https://www.iki.bas.bg/Journals/EconomicStudies/2019/2019-5/3_Rangelova-1_f-f.pdf</w:t>
+      </w:r>
+    </w:p>
+    <w:p>
+      <w:pPr>
+        <w:pStyle w:val="Heading2"/>
+      </w:pPr>
+      <w:r>
+        <w:t>ED-30 | Scenarios of the organic food market in Europe (2012)</w:t>
+      </w:r>
+    </w:p>
+    <w:p>
+      <w:r>
+        <w:rPr>
+          <w:b/>
+          <w:color w:val="1F414B"/>
+        </w:rPr>
+        <w:t xml:space="preserve">Stable historical identifier: </w:t>
+      </w:r>
+      <w:r>
+        <w:t>claim-19580d15b121c63e</w:t>
+      </w:r>
+    </w:p>
+    <w:p>
+      <w:r>
+        <w:rPr>
+          <w:b/>
+          <w:color w:val="1F414B"/>
+        </w:rPr>
+        <w:t xml:space="preserve">Original publication: </w:t>
+      </w:r>
+      <w:r>
+        <w:t>https://doi.org/10.1016/j.foodpol.2011.10.003</w:t>
+      </w:r>
+    </w:p>
+    <w:p>
+      <w:r>
+        <w:rPr>
+          <w:b/>
+          <w:color w:val="1F414B"/>
+        </w:rPr>
+        <w:t xml:space="preserve">Type / horizon / status: </w:t>
+      </w:r>
+      <w:r>
+        <w:t>scenario | open | mixed</w:t>
+      </w:r>
+    </w:p>
+    <w:p>
+      <w:r>
+        <w:rPr>
+          <w:b/>
+          <w:color w:val="1F414B"/>
+        </w:rPr>
+        <w:t xml:space="preserve">Historical research proposition: </w:t>
+      </w:r>
+      <w:r>
+        <w:t>Scenario analysis is a qualitative tool for strategic policy analysis that enables researchers and policymakers to support decision making, and a systemic analysis of the main determinants of a business or sector. Network analysis is used to identify the roles of driving forces in the different scenarios, and the results are discussed in comparison with the main findings from existing scenarios on the future…</w:t>
+      </w:r>
+    </w:p>
+    <w:p>
+      <w:r>
+        <w:rPr>
+          <w:b/>
+          <w:color w:val="1F414B"/>
+        </w:rPr>
+        <w:t xml:space="preserve">Later observation: </w:t>
+      </w:r>
+      <w:r>
+        <w:t>FiBL Europe organic market 2024: €58.7 billion nominal sales, farmland 19.6m ha; 2022 sales decline exposes the fragility of unbroken-growth assumptions.</w:t>
+      </w:r>
+    </w:p>
+    <w:p>
+      <w:r>
+        <w:rPr>
+          <w:b/>
+          <w:color w:val="1F414B"/>
+        </w:rPr>
+        <w:t xml:space="preserve">Research interpretation: </w:t>
+      </w:r>
+      <w:r>
+        <w:t>Held. European organic sales hit a record €58.7bn in 2024, up 4.1%, though farmland stayed flat at 19.6 million hectares.</w:t>
+      </w:r>
+    </w:p>
+    <w:p>
+      <w:r>
+        <w:rPr>
+          <w:b/>
+          <w:color w:val="1F414B"/>
+        </w:rPr>
+        <w:t xml:space="preserve">Uncertainty / qualification: </w:t>
+      </w:r>
+      <w:r>
+        <w:t>Full original study not checked in this research pass; review interpretation provisional.</w:t>
+      </w:r>
+    </w:p>
+    <w:p>
+      <w:r>
+        <w:rPr>
+          <w:b/>
+          <w:color w:val="1F414B"/>
+        </w:rPr>
+        <w:t xml:space="preserve">Source-access tier: </w:t>
+      </w:r>
+      <w:r>
+        <w:t>Original indexed excerpt only</w:t>
+      </w:r>
+    </w:p>
+    <w:p>
+      <w:r>
+        <w:rPr>
+          <w:b/>
+          <w:color w:val="1F414B"/>
+        </w:rPr>
+        <w:t xml:space="preserve">Illustrative later-source links: </w:t>
+      </w:r>
+      <w:r>
+        <w:t>https://www.fibl.org/en/info-centre/news/europes-organic-market-sets-another-record-in-2024-farmland-stable</w:t>
+      </w:r>
+    </w:p>
+    <w:p>
+      <w:pPr>
+        <w:pStyle w:val="Heading2"/>
+      </w:pPr>
+      <w:r>
+        <w:t>ED-38 | What We Hope, What We Fear, What We Expect: Possible Scenarios for the Future of the Eurozone (2012)</w:t>
+      </w:r>
+    </w:p>
+    <w:p>
+      <w:r>
+        <w:rPr>
+          <w:b/>
+          <w:color w:val="1F414B"/>
+        </w:rPr>
+        <w:t xml:space="preserve">Stable historical identifier: </w:t>
+      </w:r>
+      <w:r>
+        <w:t>claim-96bfdd77052f9609</w:t>
+      </w:r>
+    </w:p>
+    <w:p>
+      <w:r>
+        <w:rPr>
+          <w:b/>
+          <w:color w:val="1F414B"/>
+        </w:rPr>
+        <w:t xml:space="preserve">Original publication: </w:t>
+      </w:r>
+      <w:r>
+        <w:t>https://doi.org/10.1007/s12290-012-0210-x</w:t>
+      </w:r>
+    </w:p>
+    <w:p>
+      <w:r>
+        <w:rPr>
+          <w:b/>
+          <w:color w:val="1F414B"/>
+        </w:rPr>
+        <w:t xml:space="preserve">Type / horizon / status: </w:t>
+      </w:r>
+      <w:r>
+        <w:t>scenario | open | not directly testable</w:t>
+      </w:r>
+    </w:p>
+    <w:p>
+      <w:r>
+        <w:rPr>
+          <w:b/>
+          <w:color w:val="1F414B"/>
+        </w:rPr>
+        <w:t xml:space="preserve">Historical research proposition: </w:t>
+      </w:r>
+      <w:r>
+        <w:t>Starting with the reforms of European economic governance hitherto agreed, this article develops three scenarios for the eurozone and explores their possible impact on the EU in general.</w:t>
+      </w:r>
+    </w:p>
+    <w:p>
+      <w:r>
+        <w:rPr>
+          <w:b/>
+          <w:color w:val="1F414B"/>
+        </w:rPr>
+        <w:t xml:space="preserve">Later observation: </w:t>
+      </w:r>
+      <w:r>
+        <w:t>Euro area and euro persisted through post-2012 crises; the original alternative political-institutional scenarios remain conditional, not a numeric prediction.</w:t>
+      </w:r>
+    </w:p>
+    <w:p>
+      <w:r>
+        <w:rPr>
+          <w:b/>
+          <w:color w:val="1F414B"/>
+        </w:rPr>
+        <w:t xml:space="preserve">Research interpretation: </w:t>
+      </w:r>
+      <w:r>
+        <w:t>Partly. The euro held through successive reforms, but analysts still argue a real economic government is missing (2018, 2017).</w:t>
+      </w:r>
+    </w:p>
+    <w:p>
+      <w:r>
+        <w:rPr>
+          <w:b/>
+          <w:color w:val="1F414B"/>
+        </w:rPr>
+        <w:t xml:space="preserve">Uncertainty / qualification: </w:t>
+      </w:r>
+      <w:r>
+        <w:t>Full original study not checked in this research pass; review interpretation provisional.</w:t>
+      </w:r>
+    </w:p>
+    <w:p>
+      <w:r>
+        <w:rPr>
+          <w:b/>
+          <w:color w:val="1F414B"/>
+        </w:rPr>
+        <w:t xml:space="preserve">Source-access tier: </w:t>
+      </w:r>
+      <w:r>
+        <w:t>Original indexed excerpt only</w:t>
+      </w:r>
+    </w:p>
+    <w:p>
+      <w:r>
+        <w:rPr>
+          <w:b/>
+          <w:color w:val="1F414B"/>
+        </w:rPr>
+        <w:t xml:space="preserve">Illustrative later-source links: </w:t>
+      </w:r>
+      <w:r>
+        <w:t>https://www.ecb.europa.eu/the-euro/html/index.en.html</w:t>
+      </w:r>
+    </w:p>
+    <w:p>
+      <w:pPr>
+        <w:pStyle w:val="Heading2"/>
+      </w:pPr>
+      <w:r>
+        <w:t>ED-48 | Fiscal sustainability and the accuracy of macroeconomic forecasts: Do supranational forecasts rather than government forecasts make a difference? (2011)</w:t>
+      </w:r>
+    </w:p>
+    <w:p>
+      <w:r>
+        <w:rPr>
+          <w:b/>
+          <w:color w:val="1F414B"/>
+        </w:rPr>
+        <w:t xml:space="preserve">Stable historical identifier: </w:t>
+      </w:r>
+      <w:r>
+        <w:t>claim-828f32d0bc636845</w:t>
+      </w:r>
+    </w:p>
+    <w:p>
+      <w:r>
+        <w:rPr>
+          <w:b/>
+          <w:color w:val="1F414B"/>
+        </w:rPr>
+        <w:t xml:space="preserve">Original publication: </w:t>
+      </w:r>
+      <w:r>
+        <w:t>https://doi.org/10.1504/ijse.2011.039440</w:t>
+      </w:r>
+    </w:p>
+    <w:p>
+      <w:r>
+        <w:rPr>
+          <w:b/>
+          <w:color w:val="1F414B"/>
+        </w:rPr>
+        <w:t xml:space="preserve">Type / horizon / status: </w:t>
+      </w:r>
+      <w:r>
+        <w:t>other | open | not directly testable</w:t>
+      </w:r>
+    </w:p>
+    <w:p>
+      <w:r>
+        <w:rPr>
+          <w:b/>
+          <w:color w:val="1F414B"/>
+        </w:rPr>
+        <w:t xml:space="preserve">Historical research proposition: </w:t>
+      </w:r>
+      <w:r>
+        <w:t>All in all, since the EC forecast appears to be a good benchmark, in order to reduce the (optimistic) forecast bias, national governments could be forced to justify any large (optimistic) deviation from this benchmark when presenting their respective national Stability and Growth Programmes. Credible fiscal plans that aim at restoring fiscal sustainability will be essential to counter the present increase in debt…</w:t>
+      </w:r>
+    </w:p>
+    <w:p>
+      <w:r>
+        <w:rPr>
+          <w:b/>
+          <w:color w:val="1F414B"/>
+        </w:rPr>
+        <w:t xml:space="preserve">Later observation: </w:t>
+      </w:r>
+      <w:r>
+        <w:t>EU Directive 2011/85/EU and its 2024 amendment require objective macroeconomic forecasting scrutiny and comparison with Commission forecasts; this is implementation relevance, not proof of bias elimination.</w:t>
+      </w:r>
+    </w:p>
+    <w:p>
+      <w:r>
+        <w:rPr>
+          <w:b/>
+          <w:color w:val="1F414B"/>
+        </w:rPr>
+        <w:t xml:space="preserve">Research interpretation: </w:t>
+      </w:r>
+      <w:r>
+        <w:t>Held. The EU’s budgetary frameworks directive requires national forecasts to be compared with the Commission’s and large gaps explained. Later work finds optimistic growth forecasts still drive optimistic budgets, with high-profile fiscal councils helping, and that the Commission’s own fiscal forecasts turn more optimistic when a deficit threatens to breach 3%.</w:t>
+      </w:r>
+    </w:p>
+    <w:p>
+      <w:r>
+        <w:rPr>
+          <w:b/>
+          <w:color w:val="1F414B"/>
+        </w:rPr>
+        <w:t xml:space="preserve">Uncertainty / qualification: </w:t>
+      </w:r>
+      <w:r>
+        <w:t>Full original study not checked in this research pass; review interpretation provisional.</w:t>
+      </w:r>
+    </w:p>
+    <w:p>
+      <w:r>
+        <w:rPr>
+          <w:b/>
+          <w:color w:val="1F414B"/>
+        </w:rPr>
+        <w:t xml:space="preserve">Source-access tier: </w:t>
+      </w:r>
+      <w:r>
+        <w:t>Original indexed excerpt only</w:t>
+      </w:r>
+    </w:p>
+    <w:p>
+      <w:r>
+        <w:rPr>
+          <w:b/>
+          <w:color w:val="1F414B"/>
+        </w:rPr>
+        <w:t xml:space="preserve">Illustrative later-source links: </w:t>
+      </w:r>
+      <w:r>
+        <w:t>https://eur-lex.europa.eu/eli/dir/2011/85/oj</w:t>
+      </w:r>
+    </w:p>
+    <w:p>
+      <w:pPr>
+        <w:pStyle w:val="Heading1"/>
+      </w:pPr>
+      <w:r>
+        <w:t>Existing editorial accounts requiring attention</w:t>
+      </w:r>
+    </w:p>
+    <w:p>
+      <w:r>
+        <w:t>This is an editorial action register, not a wholesale replacement of all 63 accounts. Source checking must precede publication of a definitive correction.</w:t>
+      </w:r>
+    </w:p>
+    <w:p>
+      <w:pPr>
+        <w:pStyle w:val="Heading2"/>
+      </w:pPr>
+      <w:r>
+        <w:t>Account 1: Strategic energy technology policy to 2050 (2013)</w:t>
+      </w:r>
+    </w:p>
+    <w:p>
+      <w:r>
+        <w:rPr>
+          <w:b/>
+          <w:color w:val="1F414B"/>
+        </w:rPr>
+        <w:t xml:space="preserve">Proposed correction: </w:t>
+      </w:r>
+      <w:r>
+        <w:t>The 2013 article argued for no-regret strategic energy technology policy to 2050. The JRC 2023 framework demonstrates renewed policy attention to energy security, not that the 2013 scenario was fulfilled; implementation and outcome measures remain to be identified.</w:t>
+      </w:r>
+    </w:p>
+    <w:p>
+      <w:r>
+        <w:rPr>
+          <w:b/>
+          <w:color w:val="1F414B"/>
+        </w:rPr>
+        <w:t xml:space="preserve">Why: </w:t>
+      </w:r>
+      <w:r>
+        <w:t>JRC 2023 research framing is not a test of whether the original 2050 technology strategy occurred.</w:t>
+      </w:r>
+    </w:p>
+    <w:p>
+      <w:r>
+        <w:rPr>
+          <w:b/>
+          <w:color w:val="1F414B"/>
+        </w:rPr>
+        <w:t xml:space="preserve">Source-checking limitation: </w:t>
+      </w:r>
+      <w:r>
+        <w:t>Account metadata and internal consistency screen only</w:t>
+      </w:r>
+    </w:p>
+    <w:p>
+      <w:pPr>
+        <w:pStyle w:val="Heading2"/>
+      </w:pPr>
+      <w:r>
+        <w:t>Account 2: EU as a global security actor (FOCUS, 2013)</w:t>
+      </w:r>
+    </w:p>
+    <w:p>
+      <w:r>
+        <w:rPr>
+          <w:b/>
+          <w:color w:val="1F414B"/>
+        </w:rPr>
+        <w:t xml:space="preserve">Proposed correction: </w:t>
+      </w:r>
+      <w:r>
+        <w:t>The EU’s security role developed partly along the role areas the exercise identified — cyber, maritime, space and solidarity/defence — but mainly through regulatory, financial and industrial instruments, and since 2022 under conditions closer to the project’s fragmented or conflict-dominated configurations than to its “Constructive World” (the reviewer’s mapping, not the authors’). Whether the EU will perform wider roles itself by 2035 remains open.</w:t>
+      </w:r>
+    </w:p>
+    <w:p>
+      <w:r>
+        <w:rPr>
+          <w:b/>
+          <w:color w:val="1F414B"/>
+        </w:rPr>
+        <w:t xml:space="preserve">Why: </w:t>
+      </w:r>
+      <w:r>
+        <w:t>October 2026 review proposes a source-specific interpretation but horizon and verification limitations must remain attached.</w:t>
+      </w:r>
+    </w:p>
+    <w:p>
+      <w:r>
+        <w:rPr>
+          <w:b/>
+          <w:color w:val="1F414B"/>
+        </w:rPr>
+        <w:t xml:space="preserve">Source-checking limitation: </w:t>
+      </w:r>
+      <w:r>
+        <w:t>Source-verified, with the caveats stated.</w:t>
+      </w:r>
+    </w:p>
+    <w:p>
+      <w:pPr>
+        <w:pStyle w:val="Heading2"/>
+      </w:pPr>
+      <w:r>
+        <w:t>Account 3: Animal health and parasites in a warming Europe (2013)</w:t>
+      </w:r>
+    </w:p>
+    <w:p>
+      <w:r>
+        <w:rPr>
+          <w:b/>
+          <w:color w:val="1F414B"/>
+        </w:rPr>
+        <w:t xml:space="preserve">Proposed correction: </w:t>
+      </w:r>
+      <w:r>
+        <w:t>The earlier verdict for ‘Animal health and parasites in a warming Europe (2013)’ should be withheld. The original proposition and later observations have not yet been compared on a matched outcome, geography, definition and horizon; the cited material establishes at most a related development.</w:t>
+      </w:r>
+    </w:p>
+    <w:p>
+      <w:r>
+        <w:rPr>
+          <w:b/>
+          <w:color w:val="1F414B"/>
+        </w:rPr>
+        <w:t xml:space="preserve">Why: </w:t>
+      </w:r>
+      <w:r>
+        <w:t>Later climate-sensitive disease study does not verify causal infection trend in the original target area.</w:t>
+      </w:r>
+    </w:p>
+    <w:p>
+      <w:r>
+        <w:rPr>
+          <w:b/>
+          <w:color w:val="1F414B"/>
+        </w:rPr>
+        <w:t xml:space="preserve">Source-checking limitation: </w:t>
+      </w:r>
+      <w:r>
+        <w:t>Account metadata and internal consistency screen only</w:t>
+      </w:r>
+    </w:p>
+    <w:p>
+      <w:pPr>
+        <w:pStyle w:val="Heading2"/>
+      </w:pPr>
+      <w:r>
+        <w:t>Account 4: Climate, air pollution and respiratory health (2013)</w:t>
+      </w:r>
+    </w:p>
+    <w:p>
+      <w:r>
+        <w:rPr>
+          <w:b/>
+          <w:color w:val="1F414B"/>
+        </w:rPr>
+        <w:t xml:space="preserve">Proposed correction: </w:t>
+      </w:r>
+      <w:r>
+        <w:t>The earlier verdict for ‘Climate, air pollution and respiratory health (2013)’ should be withheld. The original proposition and later observations have not yet been compared on a matched outcome, geography, definition and horizon; the cited material establishes at most a related development.</w:t>
+      </w:r>
+    </w:p>
+    <w:p>
+      <w:r>
+        <w:rPr>
+          <w:b/>
+          <w:color w:val="1F414B"/>
+        </w:rPr>
+        <w:t xml:space="preserve">Why: </w:t>
+      </w:r>
+      <w:r>
+        <w:t>Observed exposure improvement and residual disease burden are different indicators; premise and forecast not isolated.</w:t>
+      </w:r>
+    </w:p>
+    <w:p>
+      <w:r>
+        <w:rPr>
+          <w:b/>
+          <w:color w:val="1F414B"/>
+        </w:rPr>
+        <w:t xml:space="preserve">Source-checking limitation: </w:t>
+      </w:r>
+      <w:r>
+        <w:t>Account metadata and internal consistency screen only</w:t>
+      </w:r>
+    </w:p>
+    <w:p>
+      <w:pPr>
+        <w:pStyle w:val="Heading2"/>
+      </w:pPr>
+      <w:r>
+        <w:t>Account 7: European atmosphere in 2050 (2013)</w:t>
+      </w:r>
+    </w:p>
+    <w:p>
+      <w:r>
+        <w:rPr>
+          <w:b/>
+          <w:color w:val="1F414B"/>
+        </w:rPr>
+        <w:t xml:space="preserve">Proposed correction: </w:t>
+      </w:r>
+      <w:r>
+        <w:t>Open: the horizon has not been reached and the two pathways cannot yet be distinguished by observation. Intermediate evidence fits the paper’s core claim that emissions control the trajectory, but ozone exposure has responded more weakly to precursor cuts than models suggest, and the hemispheric background concern has become more central rather than less.</w:t>
+      </w:r>
+    </w:p>
+    <w:p>
+      <w:r>
+        <w:rPr>
+          <w:b/>
+          <w:color w:val="1F414B"/>
+        </w:rPr>
+        <w:t xml:space="preserve">Why: </w:t>
+      </w:r>
+      <w:r>
+        <w:t>October 2026 review proposes a source-specific interpretation but horizon and verification limitations must remain attached.</w:t>
+      </w:r>
+    </w:p>
+    <w:p>
+      <w:r>
+        <w:rPr>
+          <w:b/>
+          <w:color w:val="1F414B"/>
+        </w:rPr>
+        <w:t xml:space="preserve">Source-checking limitation: </w:t>
+      </w:r>
+      <w:r>
+        <w:t>Provisional interpretation. The original and the key later evidence were read in full; horizon not reached.</w:t>
+      </w:r>
+    </w:p>
+    <w:p>
+      <w:pPr>
+        <w:pStyle w:val="Heading2"/>
+      </w:pPr>
+      <w:r>
+        <w:t>Account 9: Foresight Future Flooding, UK (2013)</w:t>
+      </w:r>
+    </w:p>
+    <w:p>
+      <w:r>
+        <w:rPr>
+          <w:b/>
+          <w:color w:val="1F414B"/>
+        </w:rPr>
+        <w:t xml:space="preserve">Proposed correction: </w:t>
+      </w:r>
+      <w:r>
+        <w:t>The earlier verdict for ‘Foresight Future Flooding, UK (2013)’ should be withheld. The original proposition and later observations have not yet been compared on a matched outcome, geography, definition and horizon; the cited material establishes at most a related development.</w:t>
+      </w:r>
+    </w:p>
+    <w:p>
+      <w:r>
+        <w:rPr>
+          <w:b/>
+          <w:color w:val="1F414B"/>
+        </w:rPr>
+        <w:t xml:space="preserve">Why: </w:t>
+      </w:r>
+      <w:r>
+        <w:t>New flood-risk map improved exposure assessment; change in measured risk is not all realised growth.</w:t>
+      </w:r>
+    </w:p>
+    <w:p>
+      <w:r>
+        <w:rPr>
+          <w:b/>
+          <w:color w:val="1F414B"/>
+        </w:rPr>
+        <w:t xml:space="preserve">Source-checking limitation: </w:t>
+      </w:r>
+      <w:r>
+        <w:t>Account metadata and internal consistency screen only</w:t>
+      </w:r>
+    </w:p>
+    <w:p>
+      <w:pPr>
+        <w:pStyle w:val="Heading2"/>
+      </w:pPr>
+      <w:r>
+        <w:t>Account 11: Woody biomass, EU (2013)</w:t>
+      </w:r>
+    </w:p>
+    <w:p>
+      <w:r>
+        <w:rPr>
+          <w:b/>
+          <w:color w:val="1F414B"/>
+        </w:rPr>
+        <w:t xml:space="preserve">Proposed correction: </w:t>
+      </w:r>
+      <w:r>
+        <w:t>The paper’s diagnosis — ageing forests with stagnating increment — developed partly along the envisioned pathway, but the question has been reframed. Policy now prioritises the in-forest sink, which runs against the recommendation, while climate-driven disturbance after 2018 erodes both stocks and increments, so the trade-off no longer behaves as the 2013 model described. The 2100 horizon remains open.</w:t>
+      </w:r>
+    </w:p>
+    <w:p>
+      <w:r>
+        <w:rPr>
+          <w:b/>
+          <w:color w:val="1F414B"/>
+        </w:rPr>
+        <w:t xml:space="preserve">Why: </w:t>
+      </w:r>
+      <w:r>
+        <w:t>October 2026 review proposes a source-specific interpretation but horizon and verification limitations must remain attached.</w:t>
+      </w:r>
+    </w:p>
+    <w:p>
+      <w:r>
+        <w:rPr>
+          <w:b/>
+          <w:color w:val="1F414B"/>
+        </w:rPr>
+        <w:t xml:space="preserve">Source-checking limitation: </w:t>
+      </w:r>
+      <w:r>
+        <w:t>Provisional interpretation. The original and three key later studies were read in full; the 2026 study in abstract.</w:t>
+      </w:r>
+    </w:p>
+    <w:p>
+      <w:pPr>
+        <w:pStyle w:val="Heading2"/>
+      </w:pPr>
+      <w:r>
+        <w:t>Account 13: Superconductivity and the environment (2013)</w:t>
+      </w:r>
+    </w:p>
+    <w:p>
+      <w:r>
+        <w:rPr>
+          <w:b/>
+          <w:color w:val="1F414B"/>
+        </w:rPr>
+        <w:t xml:space="preserve">Proposed correction: </w:t>
+      </w:r>
+      <w:r>
+        <w:t>Reframed and unresolved. The meaningful question for VV Futures is how far superconducting energy, transport and sensing technologies moved from demonstration to deployment, not whether global energy growth was met by non-carbon sources. That question cannot be answered from the evidence verified here, and the roadmap’s link to Europe is limited to a cited EU estimate and the European authors’ sections.</w:t>
+      </w:r>
+    </w:p>
+    <w:p>
+      <w:r>
+        <w:rPr>
+          <w:b/>
+          <w:color w:val="1F414B"/>
+        </w:rPr>
+        <w:t xml:space="preserve">Why: </w:t>
+      </w:r>
+      <w:r>
+        <w:t>October 2026 review proposes a source-specific interpretation but horizon and verification limitations must remain attached.</w:t>
+      </w:r>
+    </w:p>
+    <w:p>
+      <w:r>
+        <w:rPr>
+          <w:b/>
+          <w:color w:val="1F414B"/>
+        </w:rPr>
+        <w:t xml:space="preserve">Source-checking limitation: </w:t>
+      </w:r>
+      <w:r>
+        <w:t>Insufficient evidence. Earlier account to be corrected; claim flagged as of marginal European scope.</w:t>
+      </w:r>
+    </w:p>
+    <w:p>
+      <w:pPr>
+        <w:pStyle w:val="Heading2"/>
+      </w:pPr>
+      <w:r>
+        <w:t>Account 16: Towards Europe 2035 (FOCUS, 2013)</w:t>
+      </w:r>
+    </w:p>
+    <w:p>
+      <w:r>
+        <w:rPr>
+          <w:b/>
+          <w:color w:val="1F414B"/>
+        </w:rPr>
+        <w:t xml:space="preserve">Proposed correction: </w:t>
+      </w:r>
+      <w:r>
+        <w:t>The dependencies and weaknesses Nerlich flagged became the core of the EU’s security agenda, but the change was driven by an external shock and US policy rather than by the long-term strategic planning he advocated. Whether the EU becomes a strategic unit by 2035 remains open.</w:t>
+      </w:r>
+    </w:p>
+    <w:p>
+      <w:r>
+        <w:rPr>
+          <w:b/>
+          <w:color w:val="1F414B"/>
+        </w:rPr>
+        <w:t xml:space="preserve">Why: </w:t>
+      </w:r>
+      <w:r>
+        <w:t>October 2026 review proposes a source-specific interpretation but horizon and verification limitations must remain attached.</w:t>
+      </w:r>
+    </w:p>
+    <w:p>
+      <w:r>
+        <w:rPr>
+          <w:b/>
+          <w:color w:val="1F414B"/>
+        </w:rPr>
+        <w:t xml:space="preserve">Source-checking limitation: </w:t>
+      </w:r>
+      <w:r>
+        <w:t>Provisional interpretation. Key passages of the original and the official data were read; strategic-culture and transatlantic evidence rests partly on abstracts.</w:t>
+      </w:r>
+    </w:p>
+    <w:p>
+      <w:pPr>
+        <w:pStyle w:val="Heading2"/>
+      </w:pPr>
+      <w:r>
+        <w:t>Account 19: After-crisis scenarios for European regions (2012)</w:t>
+      </w:r>
+    </w:p>
+    <w:p>
+      <w:r>
+        <w:rPr>
+          <w:b/>
+          <w:color w:val="1F414B"/>
+        </w:rPr>
+        <w:t xml:space="preserve">Proposed correction: </w:t>
+      </w:r>
+      <w:r>
+        <w:t>The earlier verdict for ‘After-crisis scenarios for European regions (2012)’ should be withheld. The original proposition and later observations have not yet been compared on a matched outcome, geography, definition and horizon; the cited material establishes at most a related development.</w:t>
+      </w:r>
+    </w:p>
+    <w:p>
+      <w:r>
+        <w:rPr>
+          <w:b/>
+          <w:color w:val="1F414B"/>
+        </w:rPr>
+        <w:t xml:space="preserve">Why: </w:t>
+      </w:r>
+      <w:r>
+        <w:t>General European regional divergence cannot identify which distinct regional scenario happened.</w:t>
+      </w:r>
+    </w:p>
+    <w:p>
+      <w:r>
+        <w:rPr>
+          <w:b/>
+          <w:color w:val="1F414B"/>
+        </w:rPr>
+        <w:t xml:space="preserve">Source-checking limitation: </w:t>
+      </w:r>
+      <w:r>
+        <w:t>Account metadata and internal consistency screen only</w:t>
+      </w:r>
+    </w:p>
+    <w:p>
+      <w:pPr>
+        <w:pStyle w:val="Heading2"/>
+      </w:pPr>
+      <w:r>
+        <w:t>Account 21: Finland 2050 backcasting (2012)</w:t>
+      </w:r>
+    </w:p>
+    <w:p>
+      <w:r>
+        <w:rPr>
+          <w:b/>
+          <w:color w:val="1F414B"/>
+        </w:rPr>
+        <w:t xml:space="preserve">Proposed correction: </w:t>
+      </w:r>
+      <w:r>
+        <w:t>Partly along the envisioned pathway, then reframed. Energy-system decarbonisation has progressed about as the 2050 target required, but the policy goal shifted from emission cuts to net neutrality, making the forest sink decisive at the moment it disappeared — a development the 2009–2012 framework under-examined. The 2050 horizon remains open.</w:t>
+      </w:r>
+    </w:p>
+    <w:p>
+      <w:r>
+        <w:rPr>
+          <w:b/>
+          <w:color w:val="1F414B"/>
+        </w:rPr>
+        <w:t xml:space="preserve">Why: </w:t>
+      </w:r>
+      <w:r>
+        <w:t>October 2026 review proposes a source-specific interpretation but horizon and verification limitations must remain attached.</w:t>
+      </w:r>
+    </w:p>
+    <w:p>
+      <w:r>
+        <w:rPr>
+          <w:b/>
+          <w:color w:val="1F414B"/>
+        </w:rPr>
+        <w:t xml:space="preserve">Source-checking limitation: </w:t>
+      </w:r>
+      <w:r>
+        <w:t>Abstract-only assessment. Later statistical and official evidence verified.</w:t>
+      </w:r>
+    </w:p>
+    <w:p>
+      <w:pPr>
+        <w:pStyle w:val="Heading2"/>
+      </w:pPr>
+      <w:r>
+        <w:t>Account 22: Vegetation in European Russia (2012)</w:t>
+      </w:r>
+    </w:p>
+    <w:p>
+      <w:r>
+        <w:rPr>
+          <w:b/>
+          <w:color w:val="1F414B"/>
+        </w:rPr>
+        <w:t xml:space="preserve">Proposed correction: </w:t>
+      </w:r>
+      <w:r>
+        <w:t>The earlier verdict for ‘Vegetation in European Russia (2012)’ should be withheld. The original proposition and later observations have not yet been compared on a matched outcome, geography, definition and horizon; the cited material establishes at most a related development.</w:t>
+      </w:r>
+    </w:p>
+    <w:p>
+      <w:r>
+        <w:rPr>
+          <w:b/>
+          <w:color w:val="1F414B"/>
+        </w:rPr>
+        <w:t xml:space="preserve">Why: </w:t>
+      </w:r>
+      <w:r>
+        <w:t>Local spruce shares do not establish a continent-wide vegetation projection.</w:t>
+      </w:r>
+    </w:p>
+    <w:p>
+      <w:r>
+        <w:rPr>
+          <w:b/>
+          <w:color w:val="1F414B"/>
+        </w:rPr>
+        <w:t xml:space="preserve">Source-checking limitation: </w:t>
+      </w:r>
+      <w:r>
+        <w:t>Account metadata and internal consistency screen only</w:t>
+      </w:r>
+    </w:p>
+    <w:p>
+      <w:pPr>
+        <w:pStyle w:val="Heading2"/>
+      </w:pPr>
+      <w:r>
+        <w:t>Account 24: Future ozone exposure (2012)</w:t>
+      </w:r>
+    </w:p>
+    <w:p>
+      <w:r>
+        <w:rPr>
+          <w:b/>
+          <w:color w:val="1F414B"/>
+        </w:rPr>
+        <w:t xml:space="preserve">Proposed correction: </w:t>
+      </w:r>
+      <w:r>
+        <w:t>Open, with intermediate signals pointing two ways. Precursor cuts proceeded broadly as projected and the predicted pattern of declining peaks with rising means has materialised, but exposure indicators have improved more slowly than modelled and the question has been reframed towards hemispheric background ozone, which the study held fixed. No later study evaluated the climate-policy co-benefit itself.</w:t>
+      </w:r>
+    </w:p>
+    <w:p>
+      <w:r>
+        <w:rPr>
+          <w:b/>
+          <w:color w:val="1F414B"/>
+        </w:rPr>
+        <w:t xml:space="preserve">Why: </w:t>
+      </w:r>
+      <w:r>
+        <w:t>October 2026 review proposes a source-specific interpretation but horizon and verification limitations must remain attached.</w:t>
+      </w:r>
+    </w:p>
+    <w:p>
+      <w:r>
+        <w:rPr>
+          <w:b/>
+          <w:color w:val="1F414B"/>
+        </w:rPr>
+        <w:t xml:space="preserve">Source-checking limitation: </w:t>
+      </w:r>
+      <w:r>
+        <w:t>Provisional interpretation. The original and the key later evidence were read in full; horizon not reached.</w:t>
+      </w:r>
+    </w:p>
+    <w:p>
+      <w:pPr>
+        <w:pStyle w:val="Heading2"/>
+      </w:pPr>
+      <w:r>
+        <w:t>Account 25: Climate change and ozone mortality (2012)</w:t>
+      </w:r>
+    </w:p>
+    <w:p>
+      <w:r>
+        <w:rPr>
+          <w:b/>
+          <w:color w:val="1F414B"/>
+        </w:rPr>
+        <w:t xml:space="preserve">Proposed correction: </w:t>
+      </w:r>
+      <w:r>
+        <w:t>Open: the horizon has not been reached and the climate-only design cannot be observed directly. Later work by the same team kept the direction and geography of the climate penalty but moved the question from climate alone to the combined effects of climate, emissions and demography, in which emission cuts dominate the European average by mid-century.</w:t>
+      </w:r>
+    </w:p>
+    <w:p>
+      <w:r>
+        <w:rPr>
+          <w:b/>
+          <w:color w:val="1F414B"/>
+        </w:rPr>
+        <w:t xml:space="preserve">Why: </w:t>
+      </w:r>
+      <w:r>
+        <w:t>October 2026 review proposes a source-specific interpretation but horizon and verification limitations must remain attached.</w:t>
+      </w:r>
+    </w:p>
+    <w:p>
+      <w:r>
+        <w:rPr>
+          <w:b/>
+          <w:color w:val="1F414B"/>
+        </w:rPr>
+        <w:t xml:space="preserve">Source-checking limitation: </w:t>
+      </w:r>
+      <w:r>
+        <w:t>Abstract-only assessment (original); later evidence read in full or in abstract as stated.</w:t>
+      </w:r>
+    </w:p>
+    <w:p>
+      <w:pPr>
+        <w:pStyle w:val="Heading2"/>
+      </w:pPr>
+      <w:r>
+        <w:t>Account 30: Organic food market scenarios (2012)</w:t>
+      </w:r>
+    </w:p>
+    <w:p>
+      <w:r>
+        <w:rPr>
+          <w:b/>
+          <w:color w:val="1F414B"/>
+        </w:rPr>
+        <w:t xml:space="preserve">Proposed correction: </w:t>
+      </w:r>
+      <w:r>
+        <w:t>European organic sales reached €58.7 billion in 2024, but nominal turnover growth is not equivalent to continuous real demand growth. After a 2022 market decline, treat the original scenarios as conditional and verify their stated market/time scope.</w:t>
+      </w:r>
+    </w:p>
+    <w:p>
+      <w:r>
+        <w:rPr>
+          <w:b/>
+          <w:color w:val="1F414B"/>
+        </w:rPr>
+        <w:t xml:space="preserve">Why: </w:t>
+      </w:r>
+      <w:r>
+        <w:t>Organic nominal revenue growth does not show an uninterrupted expansion of real demand or direct test of modeled assumptions.</w:t>
+      </w:r>
+    </w:p>
+    <w:p>
+      <w:r>
+        <w:rPr>
+          <w:b/>
+          <w:color w:val="1F414B"/>
+        </w:rPr>
+        <w:t xml:space="preserve">Source-checking limitation: </w:t>
+      </w:r>
+      <w:r>
+        <w:t>Account metadata and internal consistency screen only</w:t>
+      </w:r>
+    </w:p>
+    <w:p>
+      <w:pPr>
+        <w:pStyle w:val="Heading2"/>
+      </w:pPr>
+      <w:r>
+        <w:t>Account 31: Aedes albopictus suitability (2012)</w:t>
+      </w:r>
+    </w:p>
+    <w:p>
+      <w:r>
+        <w:rPr>
+          <w:b/>
+          <w:color w:val="1F414B"/>
+        </w:rPr>
+        <w:t xml:space="preserve">Proposed correction: </w:t>
+      </w:r>
+      <w:r>
+        <w:t>The northward and eastward widening of the mosquito’s European range developed broadly in the direction envisaged, though driven at least as much by human-mediated introduction as by climate, and it did not come at the expense of the south. The projected slight decline in southern suitability has not appeared in observations or in later consensus modelling; it was, however, a conditional projection for 2030–2050 focused on the driest parts of Iberia and on Sardinia, and it remains open.</w:t>
+      </w:r>
+    </w:p>
+    <w:p>
+      <w:r>
+        <w:rPr>
+          <w:b/>
+          <w:color w:val="1F414B"/>
+        </w:rPr>
+        <w:t xml:space="preserve">Why: </w:t>
+      </w:r>
+      <w:r>
+        <w:t>October 2026 review proposes a source-specific interpretation but horizon and verification limitations must remain attached.</w:t>
+      </w:r>
+    </w:p>
+    <w:p>
+      <w:r>
+        <w:rPr>
+          <w:b/>
+          <w:color w:val="1F414B"/>
+        </w:rPr>
+        <w:t xml:space="preserve">Source-checking limitation: </w:t>
+      </w:r>
+      <w:r>
+        <w:t>Source-verified. The original was read in full, and the ECDC pages and key later studies were read directly.</w:t>
+      </w:r>
+    </w:p>
+    <w:p>
+      <w:pPr>
+        <w:pStyle w:val="Heading2"/>
+      </w:pPr>
+      <w:r>
+        <w:t>Account 32: Dutch GP workforce planning (2012)</w:t>
+      </w:r>
+    </w:p>
+    <w:p>
+      <w:r>
+        <w:rPr>
+          <w:b/>
+          <w:color w:val="1F414B"/>
+        </w:rPr>
+        <w:t xml:space="preserve">Proposed correction: </w:t>
+      </w:r>
+      <w:r>
+        <w:t>The earlier verdict for ‘Dutch GP workforce planning (2012)’ should be withheld. The original proposition and later observations have not yet been compared on a matched outcome, geography, definition and horizon; the cited material establishes at most a related development.</w:t>
+      </w:r>
+    </w:p>
+    <w:p>
+      <w:r>
+        <w:rPr>
+          <w:b/>
+          <w:color w:val="1F414B"/>
+        </w:rPr>
+        <w:t xml:space="preserve">Why: </w:t>
+      </w:r>
+      <w:r>
+        <w:t>Practice closures measure access; original health-workforce planning evaluation is not itself a shortage-free prediction.</w:t>
+      </w:r>
+    </w:p>
+    <w:p>
+      <w:r>
+        <w:rPr>
+          <w:b/>
+          <w:color w:val="1F414B"/>
+        </w:rPr>
+        <w:t xml:space="preserve">Source-checking limitation: </w:t>
+      </w:r>
+      <w:r>
+        <w:t>Account metadata and internal consistency screen only</w:t>
+      </w:r>
+    </w:p>
+    <w:p>
+      <w:pPr>
+        <w:pStyle w:val="Heading2"/>
+      </w:pPr>
+      <w:r>
+        <w:t>Account 37: NHS nursing supply (2012)</w:t>
+      </w:r>
+    </w:p>
+    <w:p>
+      <w:r>
+        <w:rPr>
+          <w:b/>
+          <w:color w:val="1F414B"/>
+        </w:rPr>
+        <w:t xml:space="preserve">Proposed correction: </w:t>
+      </w:r>
+      <w:r>
+        <w:t>The study’s central message — that NHS nursing supply was fragile and highly sensitive to training, retention and retirement decisions — was borne out by a decade of shortages, but the workforce grew rather than shrank, because supply was rebuilt through a lever the scenarios did not vary: large-scale international recruitment, later supplemented by expanded training. Development followed a different pathway from those envisioned and created a new dependence on overseas inflows that are now falling.</w:t>
+      </w:r>
+    </w:p>
+    <w:p>
+      <w:r>
+        <w:rPr>
+          <w:b/>
+          <w:color w:val="1F414B"/>
+        </w:rPr>
+        <w:t xml:space="preserve">Why: </w:t>
+      </w:r>
+      <w:r>
+        <w:t>October 2026 review proposes a source-specific interpretation but horizon and verification limitations must remain attached.</w:t>
+      </w:r>
+    </w:p>
+    <w:p>
+      <w:r>
+        <w:rPr>
+          <w:b/>
+          <w:color w:val="1F414B"/>
+        </w:rPr>
+        <w:t xml:space="preserve">Source-checking limitation: </w:t>
+      </w:r>
+      <w:r>
+        <w:t>Source-verified, with comparability caveats.</w:t>
+      </w:r>
+    </w:p>
+    <w:p>
+      <w:pPr>
+        <w:pStyle w:val="Heading2"/>
+      </w:pPr>
+      <w:r>
+        <w:t>Account 41: Organic food demand (2011)</w:t>
+      </w:r>
+    </w:p>
+    <w:p>
+      <w:r>
+        <w:rPr>
+          <w:b/>
+          <w:color w:val="1F414B"/>
+        </w:rPr>
+        <w:t xml:space="preserve">Proposed correction: </w:t>
+      </w:r>
+      <w:r>
+        <w:t>The earlier verdict for ‘Organic food demand (2011)’ should be withheld. The original proposition and later observations have not yet been compared on a matched outcome, geography, definition and horizon; the cited material establishes at most a related development.</w:t>
+      </w:r>
+    </w:p>
+    <w:p>
+      <w:r>
+        <w:rPr>
+          <w:b/>
+          <w:color w:val="1F414B"/>
+        </w:rPr>
+        <w:t xml:space="preserve">Why: </w:t>
+      </w:r>
+      <w:r>
+        <w:t>Organic demand data need quantities and matched geography, not Europe-wide nominal figures alone.</w:t>
+      </w:r>
+    </w:p>
+    <w:p>
+      <w:r>
+        <w:rPr>
+          <w:b/>
+          <w:color w:val="1F414B"/>
+        </w:rPr>
+        <w:t xml:space="preserve">Source-checking limitation: </w:t>
+      </w:r>
+      <w:r>
+        <w:t>Account metadata and internal consistency screen only</w:t>
+      </w:r>
+    </w:p>
+    <w:p>
+      <w:pPr>
+        <w:pStyle w:val="Heading2"/>
+      </w:pPr>
+      <w:r>
+        <w:t>Account 42: Ageing and productivity, Bulgaria (2011)</w:t>
+      </w:r>
+    </w:p>
+    <w:p>
+      <w:r>
+        <w:rPr>
+          <w:b/>
+          <w:color w:val="1F414B"/>
+        </w:rPr>
+        <w:t xml:space="preserve">Proposed correction: </w:t>
+      </w:r>
+      <w:r>
+        <w:t>Bulgaria aged and lost population, while Eurostat reports real labour productivity increased from 2011 to 2024. A long-run demographic sensitivity analysis cannot be graded from the sign of observed productivity; separate demographic drag from productivity determinants.</w:t>
+      </w:r>
+    </w:p>
+    <w:p>
+      <w:r>
+        <w:rPr>
+          <w:b/>
+          <w:color w:val="1F414B"/>
+        </w:rPr>
+        <w:t xml:space="preserve">Why: </w:t>
+      </w:r>
+      <w:r>
+        <w:t>Later Eurostat productivity series directly contradict any inference that ageing requires falling measured productivity.</w:t>
+      </w:r>
+    </w:p>
+    <w:p>
+      <w:r>
+        <w:rPr>
+          <w:b/>
+          <w:color w:val="1F414B"/>
+        </w:rPr>
+        <w:t xml:space="preserve">Source-checking limitation: </w:t>
+      </w:r>
+      <w:r>
+        <w:t>Account metadata and internal consistency screen only</w:t>
+      </w:r>
+    </w:p>
+    <w:p>
+      <w:pPr>
+        <w:pStyle w:val="Heading2"/>
+      </w:pPr>
+      <w:r>
+        <w:t>Account 43: European trees’ future ranges (2011)</w:t>
+      </w:r>
+    </w:p>
+    <w:p>
+      <w:r>
+        <w:rPr>
+          <w:b/>
+          <w:color w:val="1F414B"/>
+        </w:rPr>
+        <w:t xml:space="preserve">Proposed correction: </w:t>
+      </w:r>
+      <w:r>
+        <w:t>European field observations of tree-elevation response and drought-linked mortality now exist. They provide partial, species-specific tests of migration constraints, not a full validation of 2050 distribution maps.</w:t>
+      </w:r>
+    </w:p>
+    <w:p>
+      <w:r>
+        <w:rPr>
+          <w:b/>
+          <w:color w:val="1F414B"/>
+        </w:rPr>
+        <w:t xml:space="preserve">Why: </w:t>
+      </w:r>
+      <w:r>
+        <w:t>Independent field data on migration constraints now exist; earlier “only newer projections” claim needs revision.</w:t>
+      </w:r>
+    </w:p>
+    <w:p>
+      <w:r>
+        <w:rPr>
+          <w:b/>
+          <w:color w:val="1F414B"/>
+        </w:rPr>
+        <w:t xml:space="preserve">Source-checking limitation: </w:t>
+      </w:r>
+      <w:r>
+        <w:t>Account metadata and internal consistency screen only</w:t>
+      </w:r>
+    </w:p>
+    <w:p>
+      <w:pPr>
+        <w:pStyle w:val="Heading2"/>
+      </w:pPr>
+      <w:r>
+        <w:t>Account 45: Pharmaceutical consumption, Netherlands (2011)</w:t>
+      </w:r>
+    </w:p>
+    <w:p>
+      <w:r>
+        <w:rPr>
+          <w:b/>
+          <w:color w:val="1F414B"/>
+        </w:rPr>
+        <w:t xml:space="preserve">Proposed correction: </w:t>
+      </w:r>
+      <w:r>
+        <w:t>The Netherlands aged and pharmacy dispensing changed, but the 2011 study estimated the demographic contribution to compound-specific drug mass and effluent. Obtain matched prescribed-mass and residues series before claiming the projection held.</w:t>
+      </w:r>
+    </w:p>
+    <w:p>
+      <w:r>
+        <w:rPr>
+          <w:b/>
+          <w:color w:val="1F414B"/>
+        </w:rPr>
+        <w:t xml:space="preserve">Why: </w:t>
+      </w:r>
+      <w:r>
+        <w:t>Pharmaceutical residues and age structure confirm relevance, not the paper’s predicted tonnes by compound.</w:t>
+      </w:r>
+    </w:p>
+    <w:p>
+      <w:r>
+        <w:rPr>
+          <w:b/>
+          <w:color w:val="1F414B"/>
+        </w:rPr>
+        <w:t xml:space="preserve">Source-checking limitation: </w:t>
+      </w:r>
+      <w:r>
+        <w:t>Account metadata and internal consistency screen only</w:t>
+      </w:r>
+    </w:p>
+    <w:p>
+      <w:pPr>
+        <w:pStyle w:val="Heading2"/>
+      </w:pPr>
+      <w:r>
+        <w:t>Account 46: EU transport energy to 2030 (2011)</w:t>
+      </w:r>
+    </w:p>
+    <w:p>
+      <w:r>
+        <w:rPr>
+          <w:b/>
+          <w:color w:val="1F414B"/>
+        </w:rPr>
+        <w:t xml:space="preserve">Proposed correction: </w:t>
+      </w:r>
+      <w:r>
+        <w:t>The 2011 EU transport analysis contrasted a 2030 reference pathway with a policy-conditional integrated pathway (-12% emissions vs 2005); neither is an unconditional prediction. Compare harmonized transport inventory definitions and keep 2030 as premature.</w:t>
+      </w:r>
+    </w:p>
+    <w:p>
+      <w:r>
+        <w:rPr>
+          <w:b/>
+          <w:color w:val="1F414B"/>
+        </w:rPr>
+        <w:t xml:space="preserve">Why: </w:t>
+      </w:r>
+      <w:r>
+        <w:t>The paper contains two policy-conditional transport scenarios; assessing against one unconditional emission direction is wrong.</w:t>
+      </w:r>
+    </w:p>
+    <w:p>
+      <w:r>
+        <w:rPr>
+          <w:b/>
+          <w:color w:val="1F414B"/>
+        </w:rPr>
+        <w:t xml:space="preserve">Source-checking limitation: </w:t>
+      </w:r>
+      <w:r>
+        <w:t>Account metadata and internal consistency screen only</w:t>
+      </w:r>
+    </w:p>
+    <w:p>
+      <w:pPr>
+        <w:pStyle w:val="Heading2"/>
+      </w:pPr>
+      <w:r>
+        <w:t>Account 47: Finland–Russia rail deregulation (2011)</w:t>
+      </w:r>
+    </w:p>
+    <w:p>
+      <w:r>
+        <w:rPr>
+          <w:b/>
+          <w:color w:val="1F414B"/>
+        </w:rPr>
+        <w:t xml:space="preserve">Proposed correction: </w:t>
+      </w:r>
+      <w:r>
+        <w:t>The recommendation was enacted about five years after publication, but the competitive cross-border market it aimed at did not visibly develop, and the war has since transformed the question: the issue is no longer how to open the Finland–Russia rail market but whether traffic across that border continues at all. The earlier account’s verdict that the deregulation “didn’t happen” conflated the policy change with its later outcomes.</w:t>
+      </w:r>
+    </w:p>
+    <w:p>
+      <w:r>
+        <w:rPr>
+          <w:b/>
+          <w:color w:val="1F414B"/>
+        </w:rPr>
+        <w:t xml:space="preserve">Why: </w:t>
+      </w:r>
+      <w:r>
+        <w:t>October 2026 review proposes a source-specific interpretation but horizon and verification limitations must remain attached.</w:t>
+      </w:r>
+    </w:p>
+    <w:p>
+      <w:r>
+        <w:rPr>
+          <w:b/>
+          <w:color w:val="1F414B"/>
+        </w:rPr>
+        <w:t xml:space="preserve">Source-checking limitation: </w:t>
+      </w:r>
+      <w:r>
+        <w:t>Abstract-only assessment. Post-2023 border arrangements provisional.</w:t>
+      </w:r>
+    </w:p>
+    <w:p>
+      <w:pPr>
+        <w:pStyle w:val="Heading2"/>
+      </w:pPr>
+      <w:r>
+        <w:t>Account 48: Fiscal sustainability and forecast accuracy (2011)</w:t>
+      </w:r>
+    </w:p>
+    <w:p>
+      <w:r>
+        <w:rPr>
+          <w:b/>
+          <w:color w:val="1F414B"/>
+        </w:rPr>
+        <w:t xml:space="preserve">Proposed correction: </w:t>
+      </w:r>
+      <w:r>
+        <w:t>EU fiscal rules now mandate independent forecast evaluation and comparison with Commission projections. This is a policy response consistent with a 2011 recommendation, not proof that optimistic bias was removed.</w:t>
+      </w:r>
+    </w:p>
+    <w:p>
+      <w:r>
+        <w:rPr>
+          <w:b/>
+          <w:color w:val="1F414B"/>
+        </w:rPr>
+        <w:t xml:space="preserve">Why: </w:t>
+      </w:r>
+      <w:r>
+        <w:t>Legislative requirement for comparing forecasts is a response to forecast bias, not proof the bias was eliminated.</w:t>
+      </w:r>
+    </w:p>
+    <w:p>
+      <w:r>
+        <w:rPr>
+          <w:b/>
+          <w:color w:val="1F414B"/>
+        </w:rPr>
+        <w:t xml:space="preserve">Source-checking limitation: </w:t>
+      </w:r>
+      <w:r>
+        <w:t>Account metadata and internal consistency screen only</w:t>
+      </w:r>
+    </w:p>
+    <w:p>
+      <w:pPr>
+        <w:pStyle w:val="Heading2"/>
+      </w:pPr>
+      <w:r>
+        <w:t>Account 49: UK food futures (2011)</w:t>
+      </w:r>
+    </w:p>
+    <w:p>
+      <w:r>
+        <w:rPr>
+          <w:b/>
+          <w:color w:val="1F414B"/>
+        </w:rPr>
+        <w:t xml:space="preserve">Proposed correction: </w:t>
+      </w:r>
+      <w:r>
+        <w:t>The earlier verdict for ‘UK food futures (2011)’ should be withheld. The original proposition and later observations have not yet been compared on a matched outcome, geography, definition and horizon; the cited material establishes at most a related development.</w:t>
+      </w:r>
+    </w:p>
+    <w:p>
+      <w:r>
+        <w:rPr>
+          <w:b/>
+          <w:color w:val="1F414B"/>
+        </w:rPr>
+        <w:t xml:space="preserve">Why: </w:t>
+      </w:r>
+      <w:r>
+        <w:t>Food price spike and supply-chain resilience are distinct from the transition scenarios in the original.</w:t>
+      </w:r>
+    </w:p>
+    <w:p>
+      <w:r>
+        <w:rPr>
+          <w:b/>
+          <w:color w:val="1F414B"/>
+        </w:rPr>
+        <w:t xml:space="preserve">Source-checking limitation: </w:t>
+      </w:r>
+      <w:r>
+        <w:t>Account metadata and internal consistency screen only</w:t>
+      </w:r>
+    </w:p>
+    <w:p>
+      <w:pPr>
+        <w:pStyle w:val="Heading2"/>
+      </w:pPr>
+      <w:r>
+        <w:t>Account 50: Metrology research foresight (2011)</w:t>
+      </w:r>
+    </w:p>
+    <w:p>
+      <w:r>
+        <w:rPr>
+          <w:b/>
+          <w:color w:val="1F414B"/>
+        </w:rPr>
+        <w:t xml:space="preserve">Proposed correction: </w:t>
+      </w:r>
+      <w:r>
+        <w:t>The earlier verdict for ‘Metrology research foresight (2011)’ should be withheld. The original proposition and later observations have not yet been compared on a matched outcome, geography, definition and horizon; the cited material establishes at most a related development.</w:t>
+      </w:r>
+    </w:p>
+    <w:p>
+      <w:r>
+        <w:rPr>
+          <w:b/>
+          <w:color w:val="1F414B"/>
+        </w:rPr>
+        <w:t xml:space="preserve">Why: </w:t>
+      </w:r>
+      <w:r>
+        <w:t>Research funding programme delivery does not prove foresight was causally successful.</w:t>
+      </w:r>
+    </w:p>
+    <w:p>
+      <w:r>
+        <w:rPr>
+          <w:b/>
+          <w:color w:val="1F414B"/>
+        </w:rPr>
+        <w:t xml:space="preserve">Source-checking limitation: </w:t>
+      </w:r>
+      <w:r>
+        <w:t>Account metadata and internal consistency screen only</w:t>
+      </w:r>
+    </w:p>
+    <w:p>
+      <w:pPr>
+        <w:pStyle w:val="Heading2"/>
+      </w:pPr>
+      <w:r>
+        <w:t>Account 51: Depressed English region and education (2011)</w:t>
+      </w:r>
+    </w:p>
+    <w:p>
+      <w:r>
+        <w:rPr>
+          <w:b/>
+          <w:color w:val="1F414B"/>
+        </w:rPr>
+        <w:t xml:space="preserve">Proposed correction: </w:t>
+      </w:r>
+      <w:r>
+        <w:t>The earlier verdict for ‘Depressed English region and education (2011)’ should be withheld. The original proposition and later observations have not yet been compared on a matched outcome, geography, definition and horizon; the cited material establishes at most a related development.</w:t>
+      </w:r>
+    </w:p>
+    <w:p>
+      <w:r>
+        <w:rPr>
+          <w:b/>
+          <w:color w:val="1F414B"/>
+        </w:rPr>
+        <w:t xml:space="preserve">Why: </w:t>
+      </w:r>
+      <w:r>
+        <w:t>Education participation policy implemented, but causal effects and region must match the forecast.</w:t>
+      </w:r>
+    </w:p>
+    <w:p>
+      <w:r>
+        <w:rPr>
+          <w:b/>
+          <w:color w:val="1F414B"/>
+        </w:rPr>
+        <w:t xml:space="preserve">Source-checking limitation: </w:t>
+      </w:r>
+      <w:r>
+        <w:t>Account metadata and internal consistency screen only</w:t>
+      </w:r>
+    </w:p>
+    <w:p>
+      <w:pPr>
+        <w:pStyle w:val="Heading2"/>
+      </w:pPr>
+      <w:r>
+        <w:t>Account 52: Waste facility health impacts (2011)</w:t>
+      </w:r>
+    </w:p>
+    <w:p>
+      <w:r>
+        <w:rPr>
+          <w:b/>
+          <w:color w:val="1F414B"/>
+        </w:rPr>
+        <w:t xml:space="preserve">Proposed correction: </w:t>
+      </w:r>
+      <w:r>
+        <w:t>The study is best read as a conditional baseline rather than a testable forecast. Its 2050 horizon has not been reached, and its key condition — that the contribution of plants operating in 2001 ends around 2020 — was replaced by a large expansion of modern incineration in England. Later evidence reframes rather than refutes it: modern plants appear to add very small exposures, while legacy contamination questions the cessation assumption for persistent pollutants.</w:t>
+      </w:r>
+    </w:p>
+    <w:p>
+      <w:r>
+        <w:rPr>
+          <w:b/>
+          <w:color w:val="1F414B"/>
+        </w:rPr>
+        <w:t xml:space="preserve">Why: </w:t>
+      </w:r>
+      <w:r>
+        <w:t>October 2026 review proposes a source-specific interpretation but horizon and verification limitations must remain attached.</w:t>
+      </w:r>
+    </w:p>
+    <w:p>
+      <w:r>
+        <w:rPr>
+          <w:b/>
+          <w:color w:val="1F414B"/>
+        </w:rPr>
+        <w:t xml:space="preserve">Source-checking limitation: </w:t>
+      </w:r>
+      <w:r>
+        <w:t>Provisional interpretation. The original and the waste statistics were verified; the later epidemiology is abstract-only.</w:t>
+      </w:r>
+    </w:p>
+    <w:p>
+      <w:pPr>
+        <w:pStyle w:val="Heading2"/>
+      </w:pPr>
+      <w:r>
+        <w:t>Account 54: Foresight tackling obesities (2011)</w:t>
+      </w:r>
+    </w:p>
+    <w:p>
+      <w:r>
+        <w:rPr>
+          <w:b/>
+          <w:color w:val="1F414B"/>
+        </w:rPr>
+        <w:t xml:space="preserve">Proposed correction: </w:t>
+      </w:r>
+      <w:r>
+        <w:t>The direction held — adult obesity did not reverse and remains high — but the pace did not: the 2015 milestone was missed by a wide margin and the latest measurements are far below the levels projected for 2025. The main reason is that the steep 1993–2004 trend flattened from the late 2000s, not that the policy-scenario logic failed. The 2050 horizon remains open, with GLP-1 drugs as a development the original framing did not seriously consider.</w:t>
+      </w:r>
+    </w:p>
+    <w:p>
+      <w:r>
+        <w:rPr>
+          <w:b/>
+          <w:color w:val="1F414B"/>
+        </w:rPr>
+        <w:t xml:space="preserve">Why: </w:t>
+      </w:r>
+      <w:r>
+        <w:t>October 2026 review proposes a source-specific interpretation but horizon and verification limitations must remain attached.</w:t>
+      </w:r>
+    </w:p>
+    <w:p>
+      <w:r>
+        <w:rPr>
+          <w:b/>
+          <w:color w:val="1F414B"/>
+        </w:rPr>
+        <w:t xml:space="preserve">Source-checking limitation: </w:t>
+      </w:r>
+      <w:r>
+        <w:t>Source-verified (the abstract was read in full; the projections it summarises and the key outcome sources were read in full).</w:t>
+      </w:r>
+    </w:p>
+    <w:p>
+      <w:pPr>
+        <w:pStyle w:val="Heading2"/>
+      </w:pPr>
+      <w:r>
+        <w:t>Account 57: Constructivist forecasting, EU as a military power (2011)</w:t>
+      </w:r>
+    </w:p>
+    <w:p>
+      <w:r>
+        <w:rPr>
+          <w:b/>
+          <w:color w:val="1F414B"/>
+        </w:rPr>
+        <w:t xml:space="preserve">Proposed correction: </w:t>
+      </w:r>
+      <w:r>
+        <w:t>This record cannot be scored as held or failed. The EU’s military role grew after 2022, mainly through money and industry and under the shock of war; national strategic cultures shifted unevenly; and the methodological programme of combining strategic culture with material drivers has been carried forward by the author. Meyer’s substantive trajectories remain to be checked against the full text.</w:t>
+      </w:r>
+    </w:p>
+    <w:p>
+      <w:r>
+        <w:rPr>
+          <w:b/>
+          <w:color w:val="1F414B"/>
+        </w:rPr>
+        <w:t xml:space="preserve">Why: </w:t>
+      </w:r>
+      <w:r>
+        <w:t>October 2026 review proposes a source-specific interpretation but horizon and verification limitations must remain attached.</w:t>
+      </w:r>
+    </w:p>
+    <w:p>
+      <w:r>
+        <w:rPr>
+          <w:b/>
+          <w:color w:val="1F414B"/>
+        </w:rPr>
+        <w:t xml:space="preserve">Source-checking limitation: </w:t>
+      </w:r>
+      <w:r>
+        <w:t>Abstract-only assessment. Flagged for source verification of the original’s substantive trajectories.</w:t>
+      </w:r>
+    </w:p>
+    <w:p>
+      <w:pPr>
+        <w:pStyle w:val="Heading2"/>
+      </w:pPr>
+      <w:r>
+        <w:t>Account 58: Swedish forest products (2011)</w:t>
+      </w:r>
+    </w:p>
+    <w:p>
+      <w:r>
+        <w:rPr>
+          <w:b/>
+          <w:color w:val="1F414B"/>
+        </w:rPr>
+        <w:t xml:space="preserve">Proposed correction: </w:t>
+      </w:r>
+      <w:r>
+        <w:t>FAOSTAT shows Swedish graphic-paper production fell markedly between 2010 and 2024; the original 2011 scenario anticipated ICT-driven demand substitution. Add the actual Swedish series, distinguish packaging from printing grades, and keep 2050 contingent.</w:t>
+      </w:r>
+    </w:p>
+    <w:p>
+      <w:r>
+        <w:rPr>
+          <w:b/>
+          <w:color w:val="1F414B"/>
+        </w:rPr>
+        <w:t xml:space="preserve">Why: </w:t>
+      </w:r>
+      <w:r>
+        <w:t>Swedish sector-level FAOSTAT evidence is available; the account incorrectly says it lacks Swedish market data.</w:t>
+      </w:r>
+    </w:p>
+    <w:p>
+      <w:r>
+        <w:rPr>
+          <w:b/>
+          <w:color w:val="1F414B"/>
+        </w:rPr>
+        <w:t xml:space="preserve">Source-checking limitation: </w:t>
+      </w:r>
+      <w:r>
+        <w:t>Account metadata and internal consistency screen only</w:t>
+      </w:r>
+    </w:p>
+    <w:p>
+      <w:pPr>
+        <w:pStyle w:val="Heading2"/>
+      </w:pPr>
+      <w:r>
+        <w:t>Account 59: EU gas supply options and the Southern Gas Corridor (2013)</w:t>
+      </w:r>
+    </w:p>
+    <w:p>
+      <w:r>
+        <w:rPr>
+          <w:b/>
+          <w:color w:val="1F414B"/>
+        </w:rPr>
+        <w:t xml:space="preserve">Proposed correction: </w:t>
+      </w:r>
+      <w:r>
+        <w:t>The 2013 gas-supply paper correctly identified a dependence vulnerability, but consumption did not keep growing as expected. The Southern Corridor opened at modest scale; the 2022 gas shock redirected diversification to demand cuts, LNG and accelerated phase-out regulation.</w:t>
+      </w:r>
+    </w:p>
+    <w:p>
+      <w:r>
+        <w:rPr>
+          <w:b/>
+          <w:color w:val="1F414B"/>
+        </w:rPr>
+        <w:t xml:space="preserve">Why: </w:t>
+      </w:r>
+      <w:r>
+        <w:t>Abstract-only original source: the 80% gas-import estimate and corridor comparison are not full-text checked.</w:t>
+      </w:r>
+    </w:p>
+    <w:p>
+      <w:r>
+        <w:rPr>
+          <w:b/>
+          <w:color w:val="1F414B"/>
+        </w:rPr>
+        <w:t xml:space="preserve">Source-checking limitation: </w:t>
+      </w:r>
+      <w:r>
+        <w:t>Abstract-only assessment. Later statistical and legal evidence was read in full.</w:t>
+      </w:r>
+    </w:p>
+    <w:p>
+      <w:pPr>
+        <w:pStyle w:val="Heading2"/>
+      </w:pPr>
+      <w:r>
+        <w:t>Account 60: Renewable electricity from North Africa for Europe, 2050 (2014)</w:t>
+      </w:r>
+    </w:p>
+    <w:p>
+      <w:r>
+        <w:rPr>
+          <w:b/>
+          <w:color w:val="1F414B"/>
+        </w:rPr>
+        <w:t xml:space="preserve">Proposed correction: </w:t>
+      </w:r>
+      <w:r>
+        <w:t>Large North Africa-to-Europe renewable-electricity exports have not yet emerged at the envisaged scale, but the scenario reaches to 2050. Account for the region’s own power-system needs and the shift from HVDC electricity corridors to proposals for hydrogen and derivatives.</w:t>
+      </w:r>
+    </w:p>
+    <w:p>
+      <w:r>
+        <w:rPr>
+          <w:b/>
+          <w:color w:val="1F414B"/>
+        </w:rPr>
+        <w:t xml:space="preserve">Why: </w:t>
+      </w:r>
+      <w:r>
+        <w:t>2050 North Africa scenario must not be described as failed before horizon, and hydrogen exports differ from HVDC power trade.</w:t>
+      </w:r>
+    </w:p>
+    <w:p>
+      <w:r>
+        <w:rPr>
+          <w:b/>
+          <w:color w:val="1F414B"/>
+        </w:rPr>
+        <w:t xml:space="preserve">Source-checking limitation: </w:t>
+      </w:r>
+      <w:r>
+        <w:t>Abstract-only assessment (original); later statistical evidence read directly.</w:t>
+      </w:r>
+    </w:p>
+    <w:p>
+      <w:pPr>
+        <w:pStyle w:val="Heading2"/>
+      </w:pPr>
+      <w:r>
+        <w:t>Account 61: A Europe-wide CO₂ transport network for carbon capture and storage (2014)</w:t>
+      </w:r>
+    </w:p>
+    <w:p>
+      <w:r>
+        <w:rPr>
+          <w:b/>
+          <w:color w:val="1F414B"/>
+        </w:rPr>
+        <w:t xml:space="preserve">Proposed correction: </w:t>
+      </w:r>
+      <w:r>
+        <w:t>A cross-border CO2 transport network has been recognised as essential for large-scale CCS, and EU law now sets a 50 Mt/year injection-capacity objective for 2030. This is an objective, not deployed capacity; check actual pipelines, vessels, injection and storage rates.</w:t>
+      </w:r>
+    </w:p>
+    <w:p>
+      <w:r>
+        <w:rPr>
+          <w:b/>
+          <w:color w:val="1F414B"/>
+        </w:rPr>
+        <w:t xml:space="preserve">Why: </w:t>
+      </w:r>
+      <w:r>
+        <w:t>Fuller original paper verification exists; 2030 CO2-injection target is a policy objective, not network buildout.</w:t>
+      </w:r>
+    </w:p>
+    <w:p>
+      <w:r>
+        <w:rPr>
+          <w:b/>
+          <w:color w:val="1F414B"/>
+        </w:rPr>
+        <w:t xml:space="preserve">Source-checking limitation: </w:t>
+      </w:r>
+      <w:r>
+        <w:t>Source-verified for the original paper and the EU policy documents; project-level status beyond Northern Lights not verified.</w:t>
+      </w:r>
+    </w:p>
+    <w:p>
+      <w:pPr>
+        <w:pStyle w:val="Heading2"/>
+      </w:pPr>
+      <w:r>
+        <w:t>Account 62: Projected obesity and its costs in Ireland to 2030 (2013)</w:t>
+      </w:r>
+    </w:p>
+    <w:p>
+      <w:r>
+        <w:rPr>
+          <w:b/>
+          <w:color w:val="1F414B"/>
+        </w:rPr>
+        <w:t xml:space="preserve">Proposed correction: </w:t>
+      </w:r>
+      <w:r>
+        <w:t>Ireland’s adult obesity prevalence remains high, but measured and modelled 2020s estimates fall below the 2013 extrapolations toward 2030. Keep the horizon open and use comparable measurement methods before evaluating costs.</w:t>
+      </w:r>
+    </w:p>
+    <w:p>
+      <w:r>
+        <w:rPr>
+          <w:b/>
+          <w:color w:val="1F414B"/>
+        </w:rPr>
+        <w:t xml:space="preserve">Why: </w:t>
+      </w:r>
+      <w:r>
+        <w:t>Irish survey and NCD-RisC modeled prevalence are differently measured; horizon 2030 remains ahead.</w:t>
+      </w:r>
+    </w:p>
+    <w:p>
+      <w:r>
+        <w:rPr>
+          <w:b/>
+          <w:color w:val="1F414B"/>
+        </w:rPr>
+        <w:t xml:space="preserve">Source-checking limitation: </w:t>
+      </w:r>
+      <w:r>
+        <w:t>Provisional interpretation. The original and the prevalence evidence were read; the cost side and the Irish policy context remain unverified.</w:t>
+      </w:r>
+    </w:p>
+    <w:p>
+      <w:pPr>
+        <w:pStyle w:val="Heading2"/>
+      </w:pPr>
+      <w:r>
+        <w:t>Account 63: Immigration and integration scenarios for Europe to 2050 (2013)</w:t>
+      </w:r>
+    </w:p>
+    <w:p>
+      <w:r>
+        <w:rPr>
+          <w:b/>
+          <w:color w:val="1F414B"/>
+        </w:rPr>
+        <w:t xml:space="preserve">Proposed correction: </w:t>
+      </w:r>
+      <w:r>
+        <w:t>The 2013 article explored business-as-usual, replacement, recruitment, and zero-immigration counterfactuals. Eurostat records net migration offsetting the EU’s natural population decrease; the zero-immigration storyline was an analytical stress test, not a failed prediction.</w:t>
+      </w:r>
+    </w:p>
+    <w:p>
+      <w:r>
+        <w:rPr>
+          <w:b/>
+          <w:color w:val="1F414B"/>
+        </w:rPr>
+        <w:t xml:space="preserve">Why: </w:t>
+      </w:r>
+      <w:r>
+        <w:t>Zero-immigration is a counterfactual shock scenario; actual migration does not grade it as a failed forecast.</w:t>
+      </w:r>
+    </w:p>
+    <w:p>
+      <w:r>
+        <w:rPr>
+          <w:b/>
+          <w:color w:val="1F414B"/>
+        </w:rPr>
+        <w:t xml:space="preserve">Source-checking limitation: </w:t>
+      </w:r>
+      <w:r>
+        <w:t>Abstract-only assessment. The original was read as an abstract; the Eurostat datasets and the two JRC reports were opened directly.</w:t>
+      </w:r>
+    </w:p>
     <w:sectPr>
       <w:headerReference w:type="default" r:id="rId6"/>
       <w:footerReference w:type="default" r:id="rId7"/>
